--- a/Docs/Proyecto 1 Documentación (2).docx
+++ b/Docs/Proyecto 1 Documentación (2).docx
@@ -25,12 +25,12 @@
             <wp:extent cx="3633788" cy="1909028"/>
             <wp:effectExtent b="0" l="0" r="0" t="0"/>
             <wp:wrapSquare wrapText="bothSides" distB="114300" distT="114300" distL="114300" distR="114300"/>
-            <wp:docPr id="2" name="image2.png"/>
+            <wp:docPr id="2" name="image1.png"/>
             <a:graphic>
               <a:graphicData uri="http://schemas.openxmlformats.org/drawingml/2006/picture">
                 <pic:pic>
                   <pic:nvPicPr>
-                    <pic:cNvPr id="0" name="image2.png"/>
+                    <pic:cNvPr id="0" name="image1.png"/>
                     <pic:cNvPicPr preferRelativeResize="0"/>
                   </pic:nvPicPr>
                   <pic:blipFill>
@@ -777,12 +777,12 @@
             <wp:extent cx="6586538" cy="4577949"/>
             <wp:effectExtent b="0" l="0" r="0" t="0"/>
             <wp:wrapSquare wrapText="bothSides" distB="114300" distT="114300" distL="114300" distR="114300"/>
-            <wp:docPr id="3" name="image3.png"/>
+            <wp:docPr id="3" name="image5.png"/>
             <a:graphic>
               <a:graphicData uri="http://schemas.openxmlformats.org/drawingml/2006/picture">
                 <pic:pic>
                   <pic:nvPicPr>
-                    <pic:cNvPr id="0" name="image3.png"/>
+                    <pic:cNvPr id="0" name="image5.png"/>
                     <pic:cNvPicPr preferRelativeResize="0"/>
                   </pic:nvPicPr>
                   <pic:blipFill>
@@ -1176,19 +1176,43 @@
         <w:tblLook w:val="0600"/>
       </w:tblPr>
       <w:tblGrid>
-        <w:gridCol w:w="2257.25"/>
-        <w:gridCol w:w="2257.25"/>
-        <w:gridCol w:w="2257.25"/>
-        <w:gridCol w:w="2257.25"/>
+        <w:gridCol w:w="3009.6666666666665"/>
+        <w:gridCol w:w="3009.6666666666665"/>
+        <w:gridCol w:w="3009.6666666666665"/>
         <w:tblGridChange w:id="0">
           <w:tblGrid>
-            <w:gridCol w:w="2257.25"/>
-            <w:gridCol w:w="2257.25"/>
-            <w:gridCol w:w="2257.25"/>
-            <w:gridCol w:w="2257.25"/>
+            <w:gridCol w:w="3009.6666666666665"/>
+            <w:gridCol w:w="3009.6666666666665"/>
+            <w:gridCol w:w="3009.6666666666665"/>
           </w:tblGrid>
         </w:tblGridChange>
       </w:tblGrid>
+      <w:tr>
+        <w:trPr>
+          <w:cantSplit w:val="0"/>
+          <w:trHeight w:val="477.978515625" w:hRule="atLeast"/>
+          <w:tblHeader w:val="0"/>
+        </w:trPr>
+        <w:tc>
+          <w:tcPr>
+            <w:gridSpan w:val="3"/>
+          </w:tcPr>
+          <w:p>
+            <w:pPr>
+              <w:widowControl w:val="0"/>
+              <w:spacing w:line="240" w:lineRule="auto"/>
+              <w:jc w:val="center"/>
+              <w:rPr/>
+            </w:pPr>
+            <w:r>
+              <w:rPr>
+                <w:rtl w:val="0"/>
+              </w:rPr>
+              <w:t xml:space="preserve">Ubicaciones</w:t>
+            </w:r>
+          </w:p>
+        </w:tc>
+      </w:tr>
       <w:tr>
         <w:trPr>
           <w:cantSplit w:val="0"/>
@@ -1229,7 +1253,7 @@
               <w:rPr>
                 <w:rtl w:val="0"/>
               </w:rPr>
-              <w:t xml:space="preserve">Tabla</w:t>
+              <w:t xml:space="preserve">Columna</w:t>
             </w:r>
           </w:p>
         </w:tc>
@@ -1267,7 +1291,7 @@
               <w:rPr>
                 <w:rtl w:val="0"/>
               </w:rPr>
-              <w:t xml:space="preserve">Columna</w:t>
+              <w:t xml:space="preserve">Tipo de dato</w:t>
             </w:r>
           </w:p>
         </w:tc>
@@ -1305,10 +1329,17 @@
               <w:rPr>
                 <w:rtl w:val="0"/>
               </w:rPr>
-              <w:t xml:space="preserve">Tipo de dato</w:t>
-            </w:r>
-          </w:p>
-        </w:tc>
+              <w:t xml:space="preserve">Constraints</w:t>
+            </w:r>
+          </w:p>
+        </w:tc>
+      </w:tr>
+      <w:tr>
+        <w:trPr>
+          <w:cantSplit w:val="0"/>
+          <w:trHeight w:val="585" w:hRule="atLeast"/>
+          <w:tblHeader w:val="0"/>
+        </w:trPr>
         <w:tc>
           <w:tcPr>
             <w:shd w:fill="auto" w:val="clear"/>
@@ -1343,20 +1374,12 @@
               <w:rPr>
                 <w:rtl w:val="0"/>
               </w:rPr>
-              <w:t xml:space="preserve">Constraints</w:t>
-            </w:r>
-          </w:p>
-        </w:tc>
-      </w:tr>
-      <w:tr>
-        <w:trPr>
-          <w:cantSplit w:val="0"/>
-          <w:trHeight w:val="585" w:hRule="atLeast"/>
-          <w:tblHeader w:val="0"/>
-        </w:trPr>
-        <w:tc>
-          <w:tcPr>
-            <w:vMerge w:val="restart"/>
+              <w:t xml:space="preserve">id_ubicacion</w:t>
+            </w:r>
+          </w:p>
+        </w:tc>
+        <w:tc>
+          <w:tcPr>
             <w:shd w:fill="auto" w:val="clear"/>
             <w:tcMar>
               <w:top w:w="100.0" w:type="dxa"/>
@@ -1389,7 +1412,7 @@
               <w:rPr>
                 <w:rtl w:val="0"/>
               </w:rPr>
-              <w:t xml:space="preserve">Ubicaciones</w:t>
+              <w:t xml:space="preserve">Serial</w:t>
             </w:r>
           </w:p>
         </w:tc>
@@ -1427,10 +1450,17 @@
               <w:rPr>
                 <w:rtl w:val="0"/>
               </w:rPr>
-              <w:t xml:space="preserve">id_ubicacion</w:t>
-            </w:r>
-          </w:p>
-        </w:tc>
+              <w:t xml:space="preserve">PK</w:t>
+            </w:r>
+          </w:p>
+        </w:tc>
+      </w:tr>
+      <w:tr>
+        <w:trPr>
+          <w:cantSplit w:val="0"/>
+          <w:trHeight w:val="585" w:hRule="atLeast"/>
+          <w:tblHeader w:val="0"/>
+        </w:trPr>
         <w:tc>
           <w:tcPr>
             <w:shd w:fill="auto" w:val="clear"/>
@@ -1465,7 +1495,7 @@
               <w:rPr>
                 <w:rtl w:val="0"/>
               </w:rPr>
-              <w:t xml:space="preserve">Serial</w:t>
+              <w:t xml:space="preserve">nombre</w:t>
             </w:r>
           </w:p>
         </w:tc>
@@ -1503,20 +1533,12 @@
               <w:rPr>
                 <w:rtl w:val="0"/>
               </w:rPr>
-              <w:t xml:space="preserve">PK</w:t>
-            </w:r>
-          </w:p>
-        </w:tc>
-      </w:tr>
-      <w:tr>
-        <w:trPr>
-          <w:cantSplit w:val="0"/>
-          <w:trHeight w:val="585" w:hRule="atLeast"/>
-          <w:tblHeader w:val="0"/>
-        </w:trPr>
-        <w:tc>
-          <w:tcPr>
-            <w:vMerge w:val="continue"/>
+              <w:t xml:space="preserve">varchar(50)</w:t>
+            </w:r>
+          </w:p>
+        </w:tc>
+        <w:tc>
+          <w:tcPr>
             <w:shd w:fill="auto" w:val="clear"/>
             <w:tcMar>
               <w:top w:w="100.0" w:type="dxa"/>
@@ -1549,9 +1571,17 @@
               <w:rPr>
                 <w:rtl w:val="0"/>
               </w:rPr>
-            </w:r>
-          </w:p>
-        </w:tc>
+              <w:t xml:space="preserve">NOT NULL</w:t>
+            </w:r>
+          </w:p>
+        </w:tc>
+      </w:tr>
+      <w:tr>
+        <w:trPr>
+          <w:cantSplit w:val="0"/>
+          <w:trHeight w:val="585" w:hRule="atLeast"/>
+          <w:tblHeader w:val="0"/>
+        </w:trPr>
         <w:tc>
           <w:tcPr>
             <w:shd w:fill="auto" w:val="clear"/>
@@ -1586,7 +1616,7 @@
               <w:rPr>
                 <w:rtl w:val="0"/>
               </w:rPr>
-              <w:t xml:space="preserve">nombre</w:t>
+              <w:t xml:space="preserve">ciudad</w:t>
             </w:r>
           </w:p>
         </w:tc>
@@ -1675,7 +1705,6 @@
         </w:trPr>
         <w:tc>
           <w:tcPr>
-            <w:vMerge w:val="continue"/>
             <w:shd w:fill="auto" w:val="clear"/>
             <w:tcMar>
               <w:top w:w="100.0" w:type="dxa"/>
@@ -1708,6 +1737,7 @@
               <w:rPr>
                 <w:rtl w:val="0"/>
               </w:rPr>
+              <w:t xml:space="preserve">capacidad</w:t>
             </w:r>
           </w:p>
         </w:tc>
@@ -1745,7 +1775,7 @@
               <w:rPr>
                 <w:rtl w:val="0"/>
               </w:rPr>
-              <w:t xml:space="preserve">ciudad</w:t>
+              <w:t xml:space="preserve">int</w:t>
             </w:r>
           </w:p>
         </w:tc>
@@ -1783,21 +1813,9 @@
               <w:rPr>
                 <w:rtl w:val="0"/>
               </w:rPr>
-              <w:t xml:space="preserve">varchar(50)</w:t>
-            </w:r>
-          </w:p>
-        </w:tc>
-        <w:tc>
-          <w:tcPr>
-            <w:shd w:fill="auto" w:val="clear"/>
-            <w:tcMar>
-              <w:top w:w="100.0" w:type="dxa"/>
-              <w:left w:w="100.0" w:type="dxa"/>
-              <w:bottom w:w="100.0" w:type="dxa"/>
-              <w:right w:w="100.0" w:type="dxa"/>
-            </w:tcMar>
-            <w:vAlign w:val="top"/>
-          </w:tcPr>
+              <w:t xml:space="preserve">NOT NULL</w:t>
+            </w:r>
+          </w:p>
           <w:p>
             <w:pPr>
               <w:keepNext w:val="0"/>
@@ -1821,7 +1839,7 @@
               <w:rPr>
                 <w:rtl w:val="0"/>
               </w:rPr>
-              <w:t xml:space="preserve">NOT NULL</w:t>
+              <w:t xml:space="preserve">CHECK (capacidad &gt;0)</w:t>
             </w:r>
           </w:p>
         </w:tc>
@@ -1834,7 +1852,6 @@
         </w:trPr>
         <w:tc>
           <w:tcPr>
-            <w:vMerge w:val="continue"/>
             <w:shd w:fill="auto" w:val="clear"/>
             <w:tcMar>
               <w:top w:w="100.0" w:type="dxa"/>
@@ -1867,6 +1884,7 @@
               <w:rPr>
                 <w:rtl w:val="0"/>
               </w:rPr>
+              <w:t xml:space="preserve">direccion</w:t>
             </w:r>
           </w:p>
         </w:tc>
@@ -1904,7 +1922,7 @@
               <w:rPr>
                 <w:rtl w:val="0"/>
               </w:rPr>
-              <w:t xml:space="preserve">capacidad</w:t>
+              <w:t xml:space="preserve">varchar(200)</w:t>
             </w:r>
           </w:p>
         </w:tc>
@@ -1942,229 +1960,6 @@
               <w:rPr>
                 <w:rtl w:val="0"/>
               </w:rPr>
-              <w:t xml:space="preserve">int</w:t>
-            </w:r>
-          </w:p>
-        </w:tc>
-        <w:tc>
-          <w:tcPr>
-            <w:shd w:fill="auto" w:val="clear"/>
-            <w:tcMar>
-              <w:top w:w="100.0" w:type="dxa"/>
-              <w:left w:w="100.0" w:type="dxa"/>
-              <w:bottom w:w="100.0" w:type="dxa"/>
-              <w:right w:w="100.0" w:type="dxa"/>
-            </w:tcMar>
-            <w:vAlign w:val="top"/>
-          </w:tcPr>
-          <w:p>
-            <w:pPr>
-              <w:keepNext w:val="0"/>
-              <w:keepLines w:val="0"/>
-              <w:pageBreakBefore w:val="0"/>
-              <w:widowControl w:val="0"/>
-              <w:pBdr>
-                <w:top w:space="0" w:sz="0" w:val="nil"/>
-                <w:left w:space="0" w:sz="0" w:val="nil"/>
-                <w:bottom w:space="0" w:sz="0" w:val="nil"/>
-                <w:right w:space="0" w:sz="0" w:val="nil"/>
-                <w:between w:space="0" w:sz="0" w:val="nil"/>
-              </w:pBdr>
-              <w:shd w:fill="auto" w:val="clear"/>
-              <w:spacing w:after="0" w:before="0" w:line="240" w:lineRule="auto"/>
-              <w:ind w:left="0" w:right="0" w:firstLine="0"/>
-              <w:jc w:val="left"/>
-              <w:rPr/>
-            </w:pPr>
-            <w:r>
-              <w:rPr>
-                <w:rtl w:val="0"/>
-              </w:rPr>
-              <w:t xml:space="preserve">NOT NULL</w:t>
-            </w:r>
-          </w:p>
-          <w:p>
-            <w:pPr>
-              <w:keepNext w:val="0"/>
-              <w:keepLines w:val="0"/>
-              <w:pageBreakBefore w:val="0"/>
-              <w:widowControl w:val="0"/>
-              <w:pBdr>
-                <w:top w:space="0" w:sz="0" w:val="nil"/>
-                <w:left w:space="0" w:sz="0" w:val="nil"/>
-                <w:bottom w:space="0" w:sz="0" w:val="nil"/>
-                <w:right w:space="0" w:sz="0" w:val="nil"/>
-                <w:between w:space="0" w:sz="0" w:val="nil"/>
-              </w:pBdr>
-              <w:shd w:fill="auto" w:val="clear"/>
-              <w:spacing w:after="0" w:before="0" w:line="240" w:lineRule="auto"/>
-              <w:ind w:left="0" w:right="0" w:firstLine="0"/>
-              <w:jc w:val="left"/>
-              <w:rPr/>
-            </w:pPr>
-            <w:r>
-              <w:rPr>
-                <w:rtl w:val="0"/>
-              </w:rPr>
-              <w:t xml:space="preserve">CHECK (capacidad &gt;0)</w:t>
-            </w:r>
-          </w:p>
-        </w:tc>
-      </w:tr>
-      <w:tr>
-        <w:trPr>
-          <w:cantSplit w:val="0"/>
-          <w:trHeight w:val="585" w:hRule="atLeast"/>
-          <w:tblHeader w:val="0"/>
-        </w:trPr>
-        <w:tc>
-          <w:tcPr>
-            <w:vMerge w:val="continue"/>
-            <w:shd w:fill="auto" w:val="clear"/>
-            <w:tcMar>
-              <w:top w:w="100.0" w:type="dxa"/>
-              <w:left w:w="100.0" w:type="dxa"/>
-              <w:bottom w:w="100.0" w:type="dxa"/>
-              <w:right w:w="100.0" w:type="dxa"/>
-            </w:tcMar>
-            <w:vAlign w:val="top"/>
-          </w:tcPr>
-          <w:p>
-            <w:pPr>
-              <w:keepNext w:val="0"/>
-              <w:keepLines w:val="0"/>
-              <w:pageBreakBefore w:val="0"/>
-              <w:widowControl w:val="0"/>
-              <w:pBdr>
-                <w:top w:space="0" w:sz="0" w:val="nil"/>
-                <w:left w:space="0" w:sz="0" w:val="nil"/>
-                <w:bottom w:space="0" w:sz="0" w:val="nil"/>
-                <w:right w:space="0" w:sz="0" w:val="nil"/>
-                <w:between w:space="0" w:sz="0" w:val="nil"/>
-              </w:pBdr>
-              <w:shd w:fill="auto" w:val="clear"/>
-              <w:spacing w:after="0" w:before="0" w:line="240" w:lineRule="auto"/>
-              <w:ind w:left="0" w:right="0" w:firstLine="0"/>
-              <w:jc w:val="left"/>
-              <w:rPr/>
-            </w:pPr>
-            <w:r>
-              <w:rPr>
-                <w:rtl w:val="0"/>
-              </w:rPr>
-            </w:r>
-          </w:p>
-        </w:tc>
-        <w:tc>
-          <w:tcPr>
-            <w:shd w:fill="auto" w:val="clear"/>
-            <w:tcMar>
-              <w:top w:w="100.0" w:type="dxa"/>
-              <w:left w:w="100.0" w:type="dxa"/>
-              <w:bottom w:w="100.0" w:type="dxa"/>
-              <w:right w:w="100.0" w:type="dxa"/>
-            </w:tcMar>
-            <w:vAlign w:val="top"/>
-          </w:tcPr>
-          <w:p>
-            <w:pPr>
-              <w:keepNext w:val="0"/>
-              <w:keepLines w:val="0"/>
-              <w:pageBreakBefore w:val="0"/>
-              <w:widowControl w:val="0"/>
-              <w:pBdr>
-                <w:top w:space="0" w:sz="0" w:val="nil"/>
-                <w:left w:space="0" w:sz="0" w:val="nil"/>
-                <w:bottom w:space="0" w:sz="0" w:val="nil"/>
-                <w:right w:space="0" w:sz="0" w:val="nil"/>
-                <w:between w:space="0" w:sz="0" w:val="nil"/>
-              </w:pBdr>
-              <w:shd w:fill="auto" w:val="clear"/>
-              <w:spacing w:after="0" w:before="0" w:line="240" w:lineRule="auto"/>
-              <w:ind w:left="0" w:right="0" w:firstLine="0"/>
-              <w:jc w:val="left"/>
-              <w:rPr/>
-            </w:pPr>
-            <w:r>
-              <w:rPr>
-                <w:rtl w:val="0"/>
-              </w:rPr>
-              <w:t xml:space="preserve">direccion</w:t>
-            </w:r>
-          </w:p>
-        </w:tc>
-        <w:tc>
-          <w:tcPr>
-            <w:shd w:fill="auto" w:val="clear"/>
-            <w:tcMar>
-              <w:top w:w="100.0" w:type="dxa"/>
-              <w:left w:w="100.0" w:type="dxa"/>
-              <w:bottom w:w="100.0" w:type="dxa"/>
-              <w:right w:w="100.0" w:type="dxa"/>
-            </w:tcMar>
-            <w:vAlign w:val="top"/>
-          </w:tcPr>
-          <w:p>
-            <w:pPr>
-              <w:keepNext w:val="0"/>
-              <w:keepLines w:val="0"/>
-              <w:pageBreakBefore w:val="0"/>
-              <w:widowControl w:val="0"/>
-              <w:pBdr>
-                <w:top w:space="0" w:sz="0" w:val="nil"/>
-                <w:left w:space="0" w:sz="0" w:val="nil"/>
-                <w:bottom w:space="0" w:sz="0" w:val="nil"/>
-                <w:right w:space="0" w:sz="0" w:val="nil"/>
-                <w:between w:space="0" w:sz="0" w:val="nil"/>
-              </w:pBdr>
-              <w:shd w:fill="auto" w:val="clear"/>
-              <w:spacing w:after="0" w:before="0" w:line="240" w:lineRule="auto"/>
-              <w:ind w:left="0" w:right="0" w:firstLine="0"/>
-              <w:jc w:val="left"/>
-              <w:rPr/>
-            </w:pPr>
-            <w:r>
-              <w:rPr>
-                <w:rtl w:val="0"/>
-              </w:rPr>
-              <w:t xml:space="preserve">varchar(200)</w:t>
-            </w:r>
-          </w:p>
-        </w:tc>
-        <w:tc>
-          <w:tcPr>
-            <w:shd w:fill="auto" w:val="clear"/>
-            <w:tcMar>
-              <w:top w:w="100.0" w:type="dxa"/>
-              <w:left w:w="100.0" w:type="dxa"/>
-              <w:bottom w:w="100.0" w:type="dxa"/>
-              <w:right w:w="100.0" w:type="dxa"/>
-            </w:tcMar>
-            <w:vAlign w:val="top"/>
-          </w:tcPr>
-          <w:p>
-            <w:pPr>
-              <w:keepNext w:val="0"/>
-              <w:keepLines w:val="0"/>
-              <w:pageBreakBefore w:val="0"/>
-              <w:widowControl w:val="0"/>
-              <w:pBdr>
-                <w:top w:space="0" w:sz="0" w:val="nil"/>
-                <w:left w:space="0" w:sz="0" w:val="nil"/>
-                <w:bottom w:space="0" w:sz="0" w:val="nil"/>
-                <w:right w:space="0" w:sz="0" w:val="nil"/>
-                <w:between w:space="0" w:sz="0" w:val="nil"/>
-              </w:pBdr>
-              <w:shd w:fill="auto" w:val="clear"/>
-              <w:spacing w:after="0" w:before="0" w:line="240" w:lineRule="auto"/>
-              <w:ind w:left="0" w:right="0" w:firstLine="0"/>
-              <w:jc w:val="left"/>
-              <w:rPr/>
-            </w:pPr>
-            <w:r>
-              <w:rPr>
-                <w:rtl w:val="0"/>
-              </w:rPr>
               <w:t xml:space="preserve">NOT NULL</w:t>
             </w:r>
           </w:p>
@@ -2227,7 +2022,7 @@
     <w:tbl>
       <w:tblPr>
         <w:tblStyle w:val="Table2"/>
-        <w:tblW w:w="8940.0" w:type="dxa"/>
+        <w:tblW w:w="8955.0" w:type="dxa"/>
         <w:jc w:val="left"/>
         <w:tblBorders>
           <w:top w:color="000000" w:space="0" w:sz="8" w:val="single"/>
@@ -2241,122 +2036,39 @@
         <w:tblLook w:val="0600"/>
       </w:tblPr>
       <w:tblGrid>
-        <w:gridCol w:w="1830"/>
-        <w:gridCol w:w="2565"/>
-        <w:gridCol w:w="1860"/>
-        <w:gridCol w:w="2685"/>
+        <w:gridCol w:w="2985"/>
+        <w:gridCol w:w="2985"/>
+        <w:gridCol w:w="2985"/>
         <w:tblGridChange w:id="0">
           <w:tblGrid>
-            <w:gridCol w:w="1830"/>
-            <w:gridCol w:w="2565"/>
-            <w:gridCol w:w="1860"/>
-            <w:gridCol w:w="2685"/>
+            <w:gridCol w:w="2985"/>
+            <w:gridCol w:w="2985"/>
+            <w:gridCol w:w="2985"/>
           </w:tblGrid>
         </w:tblGridChange>
       </w:tblGrid>
       <w:tr>
         <w:trPr>
           <w:cantSplit w:val="0"/>
-          <w:trHeight w:val="477.978515625" w:hRule="atLeast"/>
+          <w:trHeight w:val="652.095703125" w:hRule="atLeast"/>
           <w:tblHeader w:val="0"/>
         </w:trPr>
         <w:tc>
           <w:tcPr>
-            <w:shd w:fill="auto" w:val="clear"/>
-            <w:tcMar>
-              <w:top w:w="100.0" w:type="dxa"/>
-              <w:left w:w="100.0" w:type="dxa"/>
-              <w:bottom w:w="100.0" w:type="dxa"/>
-              <w:right w:w="100.0" w:type="dxa"/>
-            </w:tcMar>
-            <w:vAlign w:val="top"/>
-          </w:tcPr>
-          <w:p>
-            <w:pPr>
-              <w:widowControl w:val="0"/>
-              <w:spacing w:line="240" w:lineRule="auto"/>
-              <w:rPr/>
-            </w:pPr>
-            <w:r>
-              <w:rPr>
-                <w:rtl w:val="0"/>
-              </w:rPr>
-              <w:t xml:space="preserve">Tabla</w:t>
-            </w:r>
-          </w:p>
-        </w:tc>
-        <w:tc>
-          <w:tcPr>
-            <w:shd w:fill="auto" w:val="clear"/>
-            <w:tcMar>
-              <w:top w:w="100.0" w:type="dxa"/>
-              <w:left w:w="100.0" w:type="dxa"/>
-              <w:bottom w:w="100.0" w:type="dxa"/>
-              <w:right w:w="100.0" w:type="dxa"/>
-            </w:tcMar>
-            <w:vAlign w:val="top"/>
-          </w:tcPr>
-          <w:p>
-            <w:pPr>
-              <w:widowControl w:val="0"/>
-              <w:spacing w:line="240" w:lineRule="auto"/>
-              <w:rPr/>
-            </w:pPr>
-            <w:r>
-              <w:rPr>
-                <w:rtl w:val="0"/>
-              </w:rPr>
-              <w:t xml:space="preserve">Columna</w:t>
-            </w:r>
-          </w:p>
-        </w:tc>
-        <w:tc>
-          <w:tcPr>
-            <w:shd w:fill="auto" w:val="clear"/>
-            <w:tcMar>
-              <w:top w:w="100.0" w:type="dxa"/>
-              <w:left w:w="100.0" w:type="dxa"/>
-              <w:bottom w:w="100.0" w:type="dxa"/>
-              <w:right w:w="100.0" w:type="dxa"/>
-            </w:tcMar>
-            <w:vAlign w:val="top"/>
-          </w:tcPr>
-          <w:p>
-            <w:pPr>
-              <w:widowControl w:val="0"/>
-              <w:spacing w:line="240" w:lineRule="auto"/>
-              <w:rPr/>
-            </w:pPr>
-            <w:r>
-              <w:rPr>
-                <w:rtl w:val="0"/>
-              </w:rPr>
-              <w:t xml:space="preserve">Tipo de dato</w:t>
-            </w:r>
-          </w:p>
-        </w:tc>
-        <w:tc>
-          <w:tcPr>
-            <w:shd w:fill="auto" w:val="clear"/>
-            <w:tcMar>
-              <w:top w:w="100.0" w:type="dxa"/>
-              <w:left w:w="100.0" w:type="dxa"/>
-              <w:bottom w:w="100.0" w:type="dxa"/>
-              <w:right w:w="100.0" w:type="dxa"/>
-            </w:tcMar>
-            <w:vAlign w:val="top"/>
-          </w:tcPr>
-          <w:p>
-            <w:pPr>
-              <w:widowControl w:val="0"/>
-              <w:spacing w:line="240" w:lineRule="auto"/>
-              <w:rPr/>
-            </w:pPr>
-            <w:r>
-              <w:rPr>
-                <w:rtl w:val="0"/>
-              </w:rPr>
-              <w:t xml:space="preserve">Constraints</w:t>
+            <w:gridSpan w:val="3"/>
+          </w:tcPr>
+          <w:p>
+            <w:pPr>
+              <w:widowControl w:val="0"/>
+              <w:spacing w:line="240" w:lineRule="auto"/>
+              <w:jc w:val="center"/>
+              <w:rPr/>
+            </w:pPr>
+            <w:r>
+              <w:rPr>
+                <w:rtl w:val="0"/>
+              </w:rPr>
+              <w:t xml:space="preserve">Eventos</w:t>
             </w:r>
           </w:p>
         </w:tc>
@@ -2364,107 +2076,81 @@
       <w:tr>
         <w:trPr>
           <w:cantSplit w:val="0"/>
-          <w:trHeight w:val="585" w:hRule="atLeast"/>
+          <w:trHeight w:val="652.095703125" w:hRule="atLeast"/>
           <w:tblHeader w:val="0"/>
         </w:trPr>
         <w:tc>
           <w:tcPr>
-            <w:vMerge w:val="restart"/>
-            <w:shd w:fill="auto" w:val="clear"/>
-            <w:tcMar>
-              <w:top w:w="100.0" w:type="dxa"/>
-              <w:left w:w="100.0" w:type="dxa"/>
-              <w:bottom w:w="100.0" w:type="dxa"/>
-              <w:right w:w="100.0" w:type="dxa"/>
-            </w:tcMar>
-            <w:vAlign w:val="top"/>
-          </w:tcPr>
-          <w:p>
-            <w:pPr>
-              <w:widowControl w:val="0"/>
-              <w:spacing w:line="240" w:lineRule="auto"/>
-              <w:rPr/>
-            </w:pPr>
-            <w:r>
-              <w:rPr>
-                <w:rtl w:val="0"/>
-              </w:rPr>
-              <w:t xml:space="preserve">Eventos</w:t>
-            </w:r>
-          </w:p>
-        </w:tc>
-        <w:tc>
-          <w:tcPr>
-            <w:shd w:fill="auto" w:val="clear"/>
-            <w:tcMar>
-              <w:top w:w="100.0" w:type="dxa"/>
-              <w:left w:w="100.0" w:type="dxa"/>
-              <w:bottom w:w="100.0" w:type="dxa"/>
-              <w:right w:w="100.0" w:type="dxa"/>
-            </w:tcMar>
-            <w:vAlign w:val="top"/>
-          </w:tcPr>
-          <w:p>
-            <w:pPr>
-              <w:widowControl w:val="0"/>
-              <w:spacing w:line="240" w:lineRule="auto"/>
-              <w:rPr/>
-            </w:pPr>
-            <w:r>
-              <w:rPr>
-                <w:rtl w:val="0"/>
-              </w:rPr>
-              <w:t xml:space="preserve">id_eventos</w:t>
-            </w:r>
-          </w:p>
-        </w:tc>
-        <w:tc>
-          <w:tcPr>
-            <w:shd w:fill="auto" w:val="clear"/>
-            <w:tcMar>
-              <w:top w:w="100.0" w:type="dxa"/>
-              <w:left w:w="100.0" w:type="dxa"/>
-              <w:bottom w:w="100.0" w:type="dxa"/>
-              <w:right w:w="100.0" w:type="dxa"/>
-            </w:tcMar>
-            <w:vAlign w:val="top"/>
-          </w:tcPr>
-          <w:p>
-            <w:pPr>
-              <w:widowControl w:val="0"/>
-              <w:spacing w:line="240" w:lineRule="auto"/>
-              <w:rPr/>
-            </w:pPr>
-            <w:r>
-              <w:rPr>
-                <w:rtl w:val="0"/>
-              </w:rPr>
-              <w:t xml:space="preserve">Serial</w:t>
-            </w:r>
-          </w:p>
-        </w:tc>
-        <w:tc>
-          <w:tcPr>
-            <w:shd w:fill="auto" w:val="clear"/>
-            <w:tcMar>
-              <w:top w:w="100.0" w:type="dxa"/>
-              <w:left w:w="100.0" w:type="dxa"/>
-              <w:bottom w:w="100.0" w:type="dxa"/>
-              <w:right w:w="100.0" w:type="dxa"/>
-            </w:tcMar>
-            <w:vAlign w:val="top"/>
-          </w:tcPr>
-          <w:p>
-            <w:pPr>
-              <w:widowControl w:val="0"/>
-              <w:spacing w:line="240" w:lineRule="auto"/>
-              <w:rPr/>
-            </w:pPr>
-            <w:r>
-              <w:rPr>
-                <w:rtl w:val="0"/>
-              </w:rPr>
-              <w:t xml:space="preserve">PK</w:t>
+            <w:shd w:fill="auto" w:val="clear"/>
+            <w:tcMar>
+              <w:top w:w="100.0" w:type="dxa"/>
+              <w:left w:w="100.0" w:type="dxa"/>
+              <w:bottom w:w="100.0" w:type="dxa"/>
+              <w:right w:w="100.0" w:type="dxa"/>
+            </w:tcMar>
+            <w:vAlign w:val="top"/>
+          </w:tcPr>
+          <w:p>
+            <w:pPr>
+              <w:widowControl w:val="0"/>
+              <w:spacing w:line="240" w:lineRule="auto"/>
+              <w:rPr/>
+            </w:pPr>
+            <w:r>
+              <w:rPr>
+                <w:rtl w:val="0"/>
+              </w:rPr>
+              <w:t xml:space="preserve">Columna</w:t>
+            </w:r>
+          </w:p>
+        </w:tc>
+        <w:tc>
+          <w:tcPr>
+            <w:shd w:fill="auto" w:val="clear"/>
+            <w:tcMar>
+              <w:top w:w="100.0" w:type="dxa"/>
+              <w:left w:w="100.0" w:type="dxa"/>
+              <w:bottom w:w="100.0" w:type="dxa"/>
+              <w:right w:w="100.0" w:type="dxa"/>
+            </w:tcMar>
+            <w:vAlign w:val="top"/>
+          </w:tcPr>
+          <w:p>
+            <w:pPr>
+              <w:widowControl w:val="0"/>
+              <w:spacing w:line="240" w:lineRule="auto"/>
+              <w:rPr/>
+            </w:pPr>
+            <w:r>
+              <w:rPr>
+                <w:rtl w:val="0"/>
+              </w:rPr>
+              <w:t xml:space="preserve">Tipo de dato</w:t>
+            </w:r>
+          </w:p>
+        </w:tc>
+        <w:tc>
+          <w:tcPr>
+            <w:shd w:fill="auto" w:val="clear"/>
+            <w:tcMar>
+              <w:top w:w="100.0" w:type="dxa"/>
+              <w:left w:w="100.0" w:type="dxa"/>
+              <w:bottom w:w="100.0" w:type="dxa"/>
+              <w:right w:w="100.0" w:type="dxa"/>
+            </w:tcMar>
+            <w:vAlign w:val="top"/>
+          </w:tcPr>
+          <w:p>
+            <w:pPr>
+              <w:widowControl w:val="0"/>
+              <w:spacing w:line="240" w:lineRule="auto"/>
+              <w:rPr/>
+            </w:pPr>
+            <w:r>
+              <w:rPr>
+                <w:rtl w:val="0"/>
+              </w:rPr>
+              <w:t xml:space="preserve">Constraints</w:t>
             </w:r>
           </w:p>
         </w:tc>
@@ -2472,107 +2158,81 @@
       <w:tr>
         <w:trPr>
           <w:cantSplit w:val="0"/>
-          <w:trHeight w:val="585" w:hRule="atLeast"/>
+          <w:trHeight w:val="652.095703125" w:hRule="atLeast"/>
           <w:tblHeader w:val="0"/>
         </w:trPr>
         <w:tc>
           <w:tcPr>
-            <w:vMerge w:val="continue"/>
-            <w:shd w:fill="auto" w:val="clear"/>
-            <w:tcMar>
-              <w:top w:w="100.0" w:type="dxa"/>
-              <w:left w:w="100.0" w:type="dxa"/>
-              <w:bottom w:w="100.0" w:type="dxa"/>
-              <w:right w:w="100.0" w:type="dxa"/>
-            </w:tcMar>
-            <w:vAlign w:val="top"/>
-          </w:tcPr>
-          <w:p>
-            <w:pPr>
-              <w:widowControl w:val="0"/>
-              <w:spacing w:after="0" w:before="0" w:line="240" w:lineRule="auto"/>
-              <w:ind w:left="0" w:firstLine="0"/>
-              <w:rPr/>
-            </w:pPr>
-            <w:r>
-              <w:rPr>
-                <w:rtl w:val="0"/>
-              </w:rPr>
-            </w:r>
-          </w:p>
-        </w:tc>
-        <w:tc>
-          <w:tcPr>
-            <w:shd w:fill="auto" w:val="clear"/>
-            <w:tcMar>
-              <w:top w:w="100.0" w:type="dxa"/>
-              <w:left w:w="100.0" w:type="dxa"/>
-              <w:bottom w:w="100.0" w:type="dxa"/>
-              <w:right w:w="100.0" w:type="dxa"/>
-            </w:tcMar>
-            <w:vAlign w:val="top"/>
-          </w:tcPr>
-          <w:p>
-            <w:pPr>
-              <w:widowControl w:val="0"/>
-              <w:spacing w:line="240" w:lineRule="auto"/>
-              <w:rPr/>
-            </w:pPr>
-            <w:r>
-              <w:rPr>
-                <w:rtl w:val="0"/>
-              </w:rPr>
-              <w:t xml:space="preserve">titulo</w:t>
-            </w:r>
-          </w:p>
-        </w:tc>
-        <w:tc>
-          <w:tcPr>
-            <w:shd w:fill="auto" w:val="clear"/>
-            <w:tcMar>
-              <w:top w:w="100.0" w:type="dxa"/>
-              <w:left w:w="100.0" w:type="dxa"/>
-              <w:bottom w:w="100.0" w:type="dxa"/>
-              <w:right w:w="100.0" w:type="dxa"/>
-            </w:tcMar>
-            <w:vAlign w:val="top"/>
-          </w:tcPr>
-          <w:p>
-            <w:pPr>
-              <w:widowControl w:val="0"/>
-              <w:spacing w:line="240" w:lineRule="auto"/>
-              <w:rPr/>
-            </w:pPr>
-            <w:r>
-              <w:rPr>
-                <w:rtl w:val="0"/>
-              </w:rPr>
-              <w:t xml:space="preserve">varchar(100)</w:t>
-            </w:r>
-          </w:p>
-        </w:tc>
-        <w:tc>
-          <w:tcPr>
-            <w:shd w:fill="auto" w:val="clear"/>
-            <w:tcMar>
-              <w:top w:w="100.0" w:type="dxa"/>
-              <w:left w:w="100.0" w:type="dxa"/>
-              <w:bottom w:w="100.0" w:type="dxa"/>
-              <w:right w:w="100.0" w:type="dxa"/>
-            </w:tcMar>
-            <w:vAlign w:val="top"/>
-          </w:tcPr>
-          <w:p>
-            <w:pPr>
-              <w:widowControl w:val="0"/>
-              <w:spacing w:line="240" w:lineRule="auto"/>
-              <w:rPr/>
-            </w:pPr>
-            <w:r>
-              <w:rPr>
-                <w:rtl w:val="0"/>
-              </w:rPr>
-              <w:t xml:space="preserve">NOT NULL</w:t>
+            <w:shd w:fill="auto" w:val="clear"/>
+            <w:tcMar>
+              <w:top w:w="100.0" w:type="dxa"/>
+              <w:left w:w="100.0" w:type="dxa"/>
+              <w:bottom w:w="100.0" w:type="dxa"/>
+              <w:right w:w="100.0" w:type="dxa"/>
+            </w:tcMar>
+            <w:vAlign w:val="top"/>
+          </w:tcPr>
+          <w:p>
+            <w:pPr>
+              <w:widowControl w:val="0"/>
+              <w:spacing w:line="240" w:lineRule="auto"/>
+              <w:rPr/>
+            </w:pPr>
+            <w:r>
+              <w:rPr>
+                <w:rtl w:val="0"/>
+              </w:rPr>
+              <w:t xml:space="preserve">id_eventos</w:t>
+            </w:r>
+          </w:p>
+        </w:tc>
+        <w:tc>
+          <w:tcPr>
+            <w:shd w:fill="auto" w:val="clear"/>
+            <w:tcMar>
+              <w:top w:w="100.0" w:type="dxa"/>
+              <w:left w:w="100.0" w:type="dxa"/>
+              <w:bottom w:w="100.0" w:type="dxa"/>
+              <w:right w:w="100.0" w:type="dxa"/>
+            </w:tcMar>
+            <w:vAlign w:val="top"/>
+          </w:tcPr>
+          <w:p>
+            <w:pPr>
+              <w:widowControl w:val="0"/>
+              <w:spacing w:line="240" w:lineRule="auto"/>
+              <w:rPr/>
+            </w:pPr>
+            <w:r>
+              <w:rPr>
+                <w:rtl w:val="0"/>
+              </w:rPr>
+              <w:t xml:space="preserve">Serial</w:t>
+            </w:r>
+          </w:p>
+        </w:tc>
+        <w:tc>
+          <w:tcPr>
+            <w:shd w:fill="auto" w:val="clear"/>
+            <w:tcMar>
+              <w:top w:w="100.0" w:type="dxa"/>
+              <w:left w:w="100.0" w:type="dxa"/>
+              <w:bottom w:w="100.0" w:type="dxa"/>
+              <w:right w:w="100.0" w:type="dxa"/>
+            </w:tcMar>
+            <w:vAlign w:val="top"/>
+          </w:tcPr>
+          <w:p>
+            <w:pPr>
+              <w:widowControl w:val="0"/>
+              <w:spacing w:line="240" w:lineRule="auto"/>
+              <w:rPr/>
+            </w:pPr>
+            <w:r>
+              <w:rPr>
+                <w:rtl w:val="0"/>
+              </w:rPr>
+              <w:t xml:space="preserve">PK</w:t>
             </w:r>
           </w:p>
         </w:tc>
@@ -2580,82 +2240,56 @@
       <w:tr>
         <w:trPr>
           <w:cantSplit w:val="0"/>
-          <w:trHeight w:val="585" w:hRule="atLeast"/>
+          <w:trHeight w:val="652.095703125" w:hRule="atLeast"/>
           <w:tblHeader w:val="0"/>
         </w:trPr>
         <w:tc>
           <w:tcPr>
-            <w:vMerge w:val="continue"/>
-            <w:shd w:fill="auto" w:val="clear"/>
-            <w:tcMar>
-              <w:top w:w="100.0" w:type="dxa"/>
-              <w:left w:w="100.0" w:type="dxa"/>
-              <w:bottom w:w="100.0" w:type="dxa"/>
-              <w:right w:w="100.0" w:type="dxa"/>
-            </w:tcMar>
-            <w:vAlign w:val="top"/>
-          </w:tcPr>
-          <w:p>
-            <w:pPr>
-              <w:widowControl w:val="0"/>
-              <w:spacing w:after="0" w:before="0" w:line="240" w:lineRule="auto"/>
-              <w:ind w:left="0" w:firstLine="0"/>
-              <w:rPr/>
-            </w:pPr>
-            <w:r>
-              <w:rPr>
-                <w:rtl w:val="0"/>
-              </w:rPr>
-            </w:r>
-          </w:p>
-        </w:tc>
-        <w:tc>
-          <w:tcPr>
-            <w:shd w:fill="auto" w:val="clear"/>
-            <w:tcMar>
-              <w:top w:w="100.0" w:type="dxa"/>
-              <w:left w:w="100.0" w:type="dxa"/>
-              <w:bottom w:w="100.0" w:type="dxa"/>
-              <w:right w:w="100.0" w:type="dxa"/>
-            </w:tcMar>
-            <w:vAlign w:val="top"/>
-          </w:tcPr>
-          <w:p>
-            <w:pPr>
-              <w:widowControl w:val="0"/>
-              <w:spacing w:line="240" w:lineRule="auto"/>
-              <w:rPr/>
-            </w:pPr>
-            <w:r>
-              <w:rPr>
-                <w:rtl w:val="0"/>
-              </w:rPr>
-              <w:t xml:space="preserve">descripcion</w:t>
-            </w:r>
-          </w:p>
-        </w:tc>
-        <w:tc>
-          <w:tcPr>
-            <w:shd w:fill="auto" w:val="clear"/>
-            <w:tcMar>
-              <w:top w:w="100.0" w:type="dxa"/>
-              <w:left w:w="100.0" w:type="dxa"/>
-              <w:bottom w:w="100.0" w:type="dxa"/>
-              <w:right w:w="100.0" w:type="dxa"/>
-            </w:tcMar>
-            <w:vAlign w:val="top"/>
-          </w:tcPr>
-          <w:p>
-            <w:pPr>
-              <w:widowControl w:val="0"/>
-              <w:spacing w:line="240" w:lineRule="auto"/>
-              <w:rPr/>
-            </w:pPr>
-            <w:r>
-              <w:rPr>
-                <w:rtl w:val="0"/>
-              </w:rPr>
-              <w:t xml:space="preserve">text</w:t>
+            <w:shd w:fill="auto" w:val="clear"/>
+            <w:tcMar>
+              <w:top w:w="100.0" w:type="dxa"/>
+              <w:left w:w="100.0" w:type="dxa"/>
+              <w:bottom w:w="100.0" w:type="dxa"/>
+              <w:right w:w="100.0" w:type="dxa"/>
+            </w:tcMar>
+            <w:vAlign w:val="top"/>
+          </w:tcPr>
+          <w:p>
+            <w:pPr>
+              <w:widowControl w:val="0"/>
+              <w:spacing w:line="240" w:lineRule="auto"/>
+              <w:rPr/>
+            </w:pPr>
+            <w:r>
+              <w:rPr>
+                <w:rtl w:val="0"/>
+              </w:rPr>
+              <w:t xml:space="preserve">titulo</w:t>
+            </w:r>
+          </w:p>
+        </w:tc>
+        <w:tc>
+          <w:tcPr>
+            <w:shd w:fill="auto" w:val="clear"/>
+            <w:tcMar>
+              <w:top w:w="100.0" w:type="dxa"/>
+              <w:left w:w="100.0" w:type="dxa"/>
+              <w:bottom w:w="100.0" w:type="dxa"/>
+              <w:right w:w="100.0" w:type="dxa"/>
+            </w:tcMar>
+            <w:vAlign w:val="top"/>
+          </w:tcPr>
+          <w:p>
+            <w:pPr>
+              <w:widowControl w:val="0"/>
+              <w:spacing w:line="240" w:lineRule="auto"/>
+              <w:rPr/>
+            </w:pPr>
+            <w:r>
+              <w:rPr>
+                <w:rtl w:val="0"/>
+              </w:rPr>
+              <w:t xml:space="preserve">varchar(100)</w:t>
             </w:r>
           </w:p>
         </w:tc>
@@ -2688,82 +2322,56 @@
       <w:tr>
         <w:trPr>
           <w:cantSplit w:val="0"/>
-          <w:trHeight w:val="585" w:hRule="atLeast"/>
+          <w:trHeight w:val="652.095703125" w:hRule="atLeast"/>
           <w:tblHeader w:val="0"/>
         </w:trPr>
         <w:tc>
           <w:tcPr>
-            <w:vMerge w:val="continue"/>
-            <w:shd w:fill="auto" w:val="clear"/>
-            <w:tcMar>
-              <w:top w:w="100.0" w:type="dxa"/>
-              <w:left w:w="100.0" w:type="dxa"/>
-              <w:bottom w:w="100.0" w:type="dxa"/>
-              <w:right w:w="100.0" w:type="dxa"/>
-            </w:tcMar>
-            <w:vAlign w:val="top"/>
-          </w:tcPr>
-          <w:p>
-            <w:pPr>
-              <w:widowControl w:val="0"/>
-              <w:spacing w:after="0" w:before="0" w:line="240" w:lineRule="auto"/>
-              <w:ind w:left="0" w:firstLine="0"/>
-              <w:rPr/>
-            </w:pPr>
-            <w:r>
-              <w:rPr>
-                <w:rtl w:val="0"/>
-              </w:rPr>
-            </w:r>
-          </w:p>
-        </w:tc>
-        <w:tc>
-          <w:tcPr>
-            <w:shd w:fill="auto" w:val="clear"/>
-            <w:tcMar>
-              <w:top w:w="100.0" w:type="dxa"/>
-              <w:left w:w="100.0" w:type="dxa"/>
-              <w:bottom w:w="100.0" w:type="dxa"/>
-              <w:right w:w="100.0" w:type="dxa"/>
-            </w:tcMar>
-            <w:vAlign w:val="top"/>
-          </w:tcPr>
-          <w:p>
-            <w:pPr>
-              <w:widowControl w:val="0"/>
-              <w:spacing w:line="240" w:lineRule="auto"/>
-              <w:rPr/>
-            </w:pPr>
-            <w:r>
-              <w:rPr>
-                <w:rtl w:val="0"/>
-              </w:rPr>
-              <w:t xml:space="preserve">fecha_inicio</w:t>
-            </w:r>
-          </w:p>
-        </w:tc>
-        <w:tc>
-          <w:tcPr>
-            <w:shd w:fill="auto" w:val="clear"/>
-            <w:tcMar>
-              <w:top w:w="100.0" w:type="dxa"/>
-              <w:left w:w="100.0" w:type="dxa"/>
-              <w:bottom w:w="100.0" w:type="dxa"/>
-              <w:right w:w="100.0" w:type="dxa"/>
-            </w:tcMar>
-            <w:vAlign w:val="top"/>
-          </w:tcPr>
-          <w:p>
-            <w:pPr>
-              <w:widowControl w:val="0"/>
-              <w:spacing w:line="240" w:lineRule="auto"/>
-              <w:rPr/>
-            </w:pPr>
-            <w:r>
-              <w:rPr>
-                <w:rtl w:val="0"/>
-              </w:rPr>
-              <w:t xml:space="preserve">TIMESTAMP</w:t>
+            <w:shd w:fill="auto" w:val="clear"/>
+            <w:tcMar>
+              <w:top w:w="100.0" w:type="dxa"/>
+              <w:left w:w="100.0" w:type="dxa"/>
+              <w:bottom w:w="100.0" w:type="dxa"/>
+              <w:right w:w="100.0" w:type="dxa"/>
+            </w:tcMar>
+            <w:vAlign w:val="top"/>
+          </w:tcPr>
+          <w:p>
+            <w:pPr>
+              <w:widowControl w:val="0"/>
+              <w:spacing w:line="240" w:lineRule="auto"/>
+              <w:rPr/>
+            </w:pPr>
+            <w:r>
+              <w:rPr>
+                <w:rtl w:val="0"/>
+              </w:rPr>
+              <w:t xml:space="preserve">descripcion</w:t>
+            </w:r>
+          </w:p>
+        </w:tc>
+        <w:tc>
+          <w:tcPr>
+            <w:shd w:fill="auto" w:val="clear"/>
+            <w:tcMar>
+              <w:top w:w="100.0" w:type="dxa"/>
+              <w:left w:w="100.0" w:type="dxa"/>
+              <w:bottom w:w="100.0" w:type="dxa"/>
+              <w:right w:w="100.0" w:type="dxa"/>
+            </w:tcMar>
+            <w:vAlign w:val="top"/>
+          </w:tcPr>
+          <w:p>
+            <w:pPr>
+              <w:widowControl w:val="0"/>
+              <w:spacing w:line="240" w:lineRule="auto"/>
+              <w:rPr/>
+            </w:pPr>
+            <w:r>
+              <w:rPr>
+                <w:rtl w:val="0"/>
+              </w:rPr>
+              <w:t xml:space="preserve">text</w:t>
             </w:r>
           </w:p>
         </w:tc>
@@ -2796,57 +2404,31 @@
       <w:tr>
         <w:trPr>
           <w:cantSplit w:val="0"/>
-          <w:trHeight w:val="570" w:hRule="atLeast"/>
+          <w:trHeight w:val="652.095703125" w:hRule="atLeast"/>
           <w:tblHeader w:val="0"/>
         </w:trPr>
         <w:tc>
           <w:tcPr>
-            <w:vMerge w:val="continue"/>
-            <w:shd w:fill="auto" w:val="clear"/>
-            <w:tcMar>
-              <w:top w:w="100.0" w:type="dxa"/>
-              <w:left w:w="100.0" w:type="dxa"/>
-              <w:bottom w:w="100.0" w:type="dxa"/>
-              <w:right w:w="100.0" w:type="dxa"/>
-            </w:tcMar>
-            <w:vAlign w:val="top"/>
-          </w:tcPr>
-          <w:p>
-            <w:pPr>
-              <w:widowControl w:val="0"/>
-              <w:spacing w:after="0" w:before="0" w:line="240" w:lineRule="auto"/>
-              <w:ind w:left="0" w:firstLine="0"/>
-              <w:rPr/>
-            </w:pPr>
-            <w:r>
-              <w:rPr>
-                <w:rtl w:val="0"/>
-              </w:rPr>
-            </w:r>
-          </w:p>
-        </w:tc>
-        <w:tc>
-          <w:tcPr>
-            <w:shd w:fill="auto" w:val="clear"/>
-            <w:tcMar>
-              <w:top w:w="100.0" w:type="dxa"/>
-              <w:left w:w="100.0" w:type="dxa"/>
-              <w:bottom w:w="100.0" w:type="dxa"/>
-              <w:right w:w="100.0" w:type="dxa"/>
-            </w:tcMar>
-            <w:vAlign w:val="top"/>
-          </w:tcPr>
-          <w:p>
-            <w:pPr>
-              <w:widowControl w:val="0"/>
-              <w:spacing w:line="240" w:lineRule="auto"/>
-              <w:rPr/>
-            </w:pPr>
-            <w:r>
-              <w:rPr>
-                <w:rtl w:val="0"/>
-              </w:rPr>
-              <w:t xml:space="preserve">fecha_fin</w:t>
+            <w:shd w:fill="auto" w:val="clear"/>
+            <w:tcMar>
+              <w:top w:w="100.0" w:type="dxa"/>
+              <w:left w:w="100.0" w:type="dxa"/>
+              <w:bottom w:w="100.0" w:type="dxa"/>
+              <w:right w:w="100.0" w:type="dxa"/>
+            </w:tcMar>
+            <w:vAlign w:val="top"/>
+          </w:tcPr>
+          <w:p>
+            <w:pPr>
+              <w:widowControl w:val="0"/>
+              <w:spacing w:line="240" w:lineRule="auto"/>
+              <w:rPr/>
+            </w:pPr>
+            <w:r>
+              <w:rPr>
+                <w:rtl w:val="0"/>
+              </w:rPr>
+              <w:t xml:space="preserve">fecha_inicio</w:t>
             </w:r>
           </w:p>
         </w:tc>
@@ -2896,7 +2478,7 @@
               <w:rPr>
                 <w:rtl w:val="0"/>
               </w:rPr>
-              <w:t xml:space="preserve">NOT NULL CHECK (fecha_fin&gt;=fecha_inicio)</w:t>
+              <w:t xml:space="preserve">NOT NULL</w:t>
             </w:r>
           </w:p>
         </w:tc>
@@ -2904,108 +2486,94 @@
       <w:tr>
         <w:trPr>
           <w:cantSplit w:val="0"/>
-          <w:trHeight w:val="585" w:hRule="atLeast"/>
+          <w:trHeight w:val="652.095703125" w:hRule="atLeast"/>
           <w:tblHeader w:val="0"/>
         </w:trPr>
         <w:tc>
           <w:tcPr>
-            <w:vMerge w:val="continue"/>
-            <w:shd w:fill="auto" w:val="clear"/>
-            <w:tcMar>
-              <w:top w:w="100.0" w:type="dxa"/>
-              <w:left w:w="100.0" w:type="dxa"/>
-              <w:bottom w:w="100.0" w:type="dxa"/>
-              <w:right w:w="100.0" w:type="dxa"/>
-            </w:tcMar>
-            <w:vAlign w:val="top"/>
-          </w:tcPr>
-          <w:p>
-            <w:pPr>
-              <w:widowControl w:val="0"/>
-              <w:spacing w:after="0" w:before="0" w:line="240" w:lineRule="auto"/>
-              <w:ind w:left="0" w:firstLine="0"/>
-              <w:rPr/>
-            </w:pPr>
-            <w:r>
-              <w:rPr>
-                <w:rtl w:val="0"/>
-              </w:rPr>
-            </w:r>
-          </w:p>
-        </w:tc>
-        <w:tc>
-          <w:tcPr>
-            <w:shd w:fill="auto" w:val="clear"/>
-            <w:tcMar>
-              <w:top w:w="100.0" w:type="dxa"/>
-              <w:left w:w="100.0" w:type="dxa"/>
-              <w:bottom w:w="100.0" w:type="dxa"/>
-              <w:right w:w="100.0" w:type="dxa"/>
-            </w:tcMar>
-            <w:vAlign w:val="top"/>
-          </w:tcPr>
-          <w:p>
-            <w:pPr>
-              <w:widowControl w:val="0"/>
-              <w:spacing w:line="240" w:lineRule="auto"/>
-              <w:rPr/>
-            </w:pPr>
-            <w:r>
-              <w:rPr>
-                <w:rtl w:val="0"/>
-              </w:rPr>
-              <w:t xml:space="preserve">id_usuario_propietario</w:t>
-            </w:r>
-          </w:p>
-        </w:tc>
-        <w:tc>
-          <w:tcPr>
-            <w:shd w:fill="auto" w:val="clear"/>
-            <w:tcMar>
-              <w:top w:w="100.0" w:type="dxa"/>
-              <w:left w:w="100.0" w:type="dxa"/>
-              <w:bottom w:w="100.0" w:type="dxa"/>
-              <w:right w:w="100.0" w:type="dxa"/>
-            </w:tcMar>
-            <w:vAlign w:val="top"/>
-          </w:tcPr>
-          <w:p>
-            <w:pPr>
-              <w:widowControl w:val="0"/>
-              <w:spacing w:line="240" w:lineRule="auto"/>
-              <w:rPr/>
-            </w:pPr>
-            <w:r>
-              <w:rPr>
-                <w:rtl w:val="0"/>
-              </w:rPr>
-              <w:t xml:space="preserve">int</w:t>
-            </w:r>
-          </w:p>
-        </w:tc>
-        <w:tc>
-          <w:tcPr>
-            <w:shd w:fill="auto" w:val="clear"/>
-            <w:tcMar>
-              <w:top w:w="100.0" w:type="dxa"/>
-              <w:left w:w="100.0" w:type="dxa"/>
-              <w:bottom w:w="100.0" w:type="dxa"/>
-              <w:right w:w="100.0" w:type="dxa"/>
-            </w:tcMar>
-            <w:vAlign w:val="top"/>
-          </w:tcPr>
-          <w:p>
-            <w:pPr>
-              <w:widowControl w:val="0"/>
-              <w:spacing w:line="240" w:lineRule="auto"/>
-              <w:rPr/>
-            </w:pPr>
-            <w:r>
-              <w:rPr>
-                <w:rFonts w:ascii="Arial Unicode MS" w:cs="Arial Unicode MS" w:eastAsia="Arial Unicode MS" w:hAnsi="Arial Unicode MS"/>
-                <w:rtl w:val="0"/>
-              </w:rPr>
-              <w:t xml:space="preserve">FK → usuarios(id_usuarios)</w:t>
+            <w:shd w:fill="auto" w:val="clear"/>
+            <w:tcMar>
+              <w:top w:w="100.0" w:type="dxa"/>
+              <w:left w:w="100.0" w:type="dxa"/>
+              <w:bottom w:w="100.0" w:type="dxa"/>
+              <w:right w:w="100.0" w:type="dxa"/>
+            </w:tcMar>
+            <w:vAlign w:val="top"/>
+          </w:tcPr>
+          <w:p>
+            <w:pPr>
+              <w:widowControl w:val="0"/>
+              <w:spacing w:line="240" w:lineRule="auto"/>
+              <w:rPr/>
+            </w:pPr>
+            <w:r>
+              <w:rPr>
+                <w:rtl w:val="0"/>
+              </w:rPr>
+              <w:t xml:space="preserve">fecha_fin</w:t>
+            </w:r>
+          </w:p>
+        </w:tc>
+        <w:tc>
+          <w:tcPr>
+            <w:shd w:fill="auto" w:val="clear"/>
+            <w:tcMar>
+              <w:top w:w="100.0" w:type="dxa"/>
+              <w:left w:w="100.0" w:type="dxa"/>
+              <w:bottom w:w="100.0" w:type="dxa"/>
+              <w:right w:w="100.0" w:type="dxa"/>
+            </w:tcMar>
+            <w:vAlign w:val="top"/>
+          </w:tcPr>
+          <w:p>
+            <w:pPr>
+              <w:widowControl w:val="0"/>
+              <w:spacing w:line="240" w:lineRule="auto"/>
+              <w:rPr/>
+            </w:pPr>
+            <w:r>
+              <w:rPr>
+                <w:rtl w:val="0"/>
+              </w:rPr>
+              <w:t xml:space="preserve">TIMESTAMP</w:t>
+            </w:r>
+          </w:p>
+        </w:tc>
+        <w:tc>
+          <w:tcPr>
+            <w:shd w:fill="auto" w:val="clear"/>
+            <w:tcMar>
+              <w:top w:w="100.0" w:type="dxa"/>
+              <w:left w:w="100.0" w:type="dxa"/>
+              <w:bottom w:w="100.0" w:type="dxa"/>
+              <w:right w:w="100.0" w:type="dxa"/>
+            </w:tcMar>
+            <w:vAlign w:val="top"/>
+          </w:tcPr>
+          <w:p>
+            <w:pPr>
+              <w:widowControl w:val="0"/>
+              <w:spacing w:line="240" w:lineRule="auto"/>
+              <w:rPr/>
+            </w:pPr>
+            <w:r>
+              <w:rPr>
+                <w:rtl w:val="0"/>
+              </w:rPr>
+              <w:t xml:space="preserve">NOT NULL </w:t>
+            </w:r>
+          </w:p>
+          <w:p>
+            <w:pPr>
+              <w:widowControl w:val="0"/>
+              <w:spacing w:line="240" w:lineRule="auto"/>
+              <w:rPr/>
+            </w:pPr>
+            <w:r>
+              <w:rPr>
+                <w:rtl w:val="0"/>
+              </w:rPr>
+              <w:t xml:space="preserve">CHECK (fecha_fin&gt;=fecha_inicio)</w:t>
             </w:r>
           </w:p>
         </w:tc>
@@ -3013,57 +2581,31 @@
       <w:tr>
         <w:trPr>
           <w:cantSplit w:val="0"/>
-          <w:trHeight w:val="585" w:hRule="atLeast"/>
+          <w:trHeight w:val="652.095703125" w:hRule="atLeast"/>
           <w:tblHeader w:val="0"/>
         </w:trPr>
         <w:tc>
           <w:tcPr>
-            <w:vMerge w:val="continue"/>
-            <w:shd w:fill="auto" w:val="clear"/>
-            <w:tcMar>
-              <w:top w:w="100.0" w:type="dxa"/>
-              <w:left w:w="100.0" w:type="dxa"/>
-              <w:bottom w:w="100.0" w:type="dxa"/>
-              <w:right w:w="100.0" w:type="dxa"/>
-            </w:tcMar>
-            <w:vAlign w:val="top"/>
-          </w:tcPr>
-          <w:p>
-            <w:pPr>
-              <w:widowControl w:val="0"/>
-              <w:spacing w:after="0" w:before="0" w:line="240" w:lineRule="auto"/>
-              <w:ind w:left="0" w:firstLine="0"/>
-              <w:rPr/>
-            </w:pPr>
-            <w:r>
-              <w:rPr>
-                <w:rtl w:val="0"/>
-              </w:rPr>
-            </w:r>
-          </w:p>
-        </w:tc>
-        <w:tc>
-          <w:tcPr>
-            <w:shd w:fill="auto" w:val="clear"/>
-            <w:tcMar>
-              <w:top w:w="100.0" w:type="dxa"/>
-              <w:left w:w="100.0" w:type="dxa"/>
-              <w:bottom w:w="100.0" w:type="dxa"/>
-              <w:right w:w="100.0" w:type="dxa"/>
-            </w:tcMar>
-            <w:vAlign w:val="top"/>
-          </w:tcPr>
-          <w:p>
-            <w:pPr>
-              <w:widowControl w:val="0"/>
-              <w:spacing w:line="240" w:lineRule="auto"/>
-              <w:rPr/>
-            </w:pPr>
-            <w:r>
-              <w:rPr>
-                <w:rtl w:val="0"/>
-              </w:rPr>
-              <w:t xml:space="preserve">id_categoria</w:t>
+            <w:shd w:fill="auto" w:val="clear"/>
+            <w:tcMar>
+              <w:top w:w="100.0" w:type="dxa"/>
+              <w:left w:w="100.0" w:type="dxa"/>
+              <w:bottom w:w="100.0" w:type="dxa"/>
+              <w:right w:w="100.0" w:type="dxa"/>
+            </w:tcMar>
+            <w:vAlign w:val="top"/>
+          </w:tcPr>
+          <w:p>
+            <w:pPr>
+              <w:widowControl w:val="0"/>
+              <w:spacing w:line="240" w:lineRule="auto"/>
+              <w:rPr/>
+            </w:pPr>
+            <w:r>
+              <w:rPr>
+                <w:rtl w:val="0"/>
+              </w:rPr>
+              <w:t xml:space="preserve">id_usuario_propietario</w:t>
             </w:r>
           </w:p>
         </w:tc>
@@ -3111,10 +2653,23 @@
             </w:pPr>
             <w:r>
               <w:rPr>
+                <w:rtl w:val="0"/>
+              </w:rPr>
+              <w:t xml:space="preserve">NOT NULL</w:t>
+            </w:r>
+          </w:p>
+          <w:p>
+            <w:pPr>
+              <w:widowControl w:val="0"/>
+              <w:spacing w:line="240" w:lineRule="auto"/>
+              <w:rPr/>
+            </w:pPr>
+            <w:r>
+              <w:rPr>
                 <w:rFonts w:ascii="Arial Unicode MS" w:cs="Arial Unicode MS" w:eastAsia="Arial Unicode MS" w:hAnsi="Arial Unicode MS"/>
                 <w:rtl w:val="0"/>
               </w:rPr>
-              <w:t xml:space="preserve">FK → categoria(id_categoria)</w:t>
+              <w:t xml:space="preserve">FK → usuarios(id_usuarios)</w:t>
             </w:r>
           </w:p>
         </w:tc>
@@ -3122,35 +2677,117 @@
       <w:tr>
         <w:trPr>
           <w:cantSplit w:val="0"/>
-          <w:trHeight w:val="585" w:hRule="atLeast"/>
+          <w:trHeight w:val="652.095703125" w:hRule="atLeast"/>
           <w:tblHeader w:val="0"/>
         </w:trPr>
         <w:tc>
           <w:tcPr>
-            <w:vMerge w:val="continue"/>
-            <w:shd w:fill="auto" w:val="clear"/>
-            <w:tcMar>
-              <w:top w:w="100.0" w:type="dxa"/>
-              <w:left w:w="100.0" w:type="dxa"/>
-              <w:bottom w:w="100.0" w:type="dxa"/>
-              <w:right w:w="100.0" w:type="dxa"/>
-            </w:tcMar>
-            <w:vAlign w:val="top"/>
-          </w:tcPr>
-          <w:p>
-            <w:pPr>
-              <w:widowControl w:val="0"/>
-              <w:spacing w:after="0" w:before="0" w:line="240" w:lineRule="auto"/>
-              <w:ind w:left="0" w:firstLine="0"/>
-              <w:rPr/>
-            </w:pPr>
-            <w:r>
-              <w:rPr>
-                <w:rtl w:val="0"/>
-              </w:rPr>
-            </w:r>
-          </w:p>
-        </w:tc>
+            <w:shd w:fill="auto" w:val="clear"/>
+            <w:tcMar>
+              <w:top w:w="100.0" w:type="dxa"/>
+              <w:left w:w="100.0" w:type="dxa"/>
+              <w:bottom w:w="100.0" w:type="dxa"/>
+              <w:right w:w="100.0" w:type="dxa"/>
+            </w:tcMar>
+            <w:vAlign w:val="top"/>
+          </w:tcPr>
+          <w:p>
+            <w:pPr>
+              <w:widowControl w:val="0"/>
+              <w:spacing w:line="240" w:lineRule="auto"/>
+              <w:rPr/>
+            </w:pPr>
+            <w:r>
+              <w:rPr>
+                <w:rtl w:val="0"/>
+              </w:rPr>
+              <w:t xml:space="preserve">id_categoria</w:t>
+            </w:r>
+          </w:p>
+        </w:tc>
+        <w:tc>
+          <w:tcPr>
+            <w:shd w:fill="auto" w:val="clear"/>
+            <w:tcMar>
+              <w:top w:w="100.0" w:type="dxa"/>
+              <w:left w:w="100.0" w:type="dxa"/>
+              <w:bottom w:w="100.0" w:type="dxa"/>
+              <w:right w:w="100.0" w:type="dxa"/>
+            </w:tcMar>
+            <w:vAlign w:val="top"/>
+          </w:tcPr>
+          <w:p>
+            <w:pPr>
+              <w:widowControl w:val="0"/>
+              <w:spacing w:line="240" w:lineRule="auto"/>
+              <w:rPr/>
+            </w:pPr>
+            <w:r>
+              <w:rPr>
+                <w:rtl w:val="0"/>
+              </w:rPr>
+              <w:t xml:space="preserve">int</w:t>
+            </w:r>
+          </w:p>
+        </w:tc>
+        <w:tc>
+          <w:tcPr>
+            <w:shd w:fill="auto" w:val="clear"/>
+            <w:tcMar>
+              <w:top w:w="100.0" w:type="dxa"/>
+              <w:left w:w="100.0" w:type="dxa"/>
+              <w:bottom w:w="100.0" w:type="dxa"/>
+              <w:right w:w="100.0" w:type="dxa"/>
+            </w:tcMar>
+            <w:vAlign w:val="top"/>
+          </w:tcPr>
+          <w:p>
+            <w:pPr>
+              <w:widowControl w:val="0"/>
+              <w:spacing w:line="240" w:lineRule="auto"/>
+              <w:rPr/>
+            </w:pPr>
+            <w:r>
+              <w:rPr>
+                <w:rtl w:val="0"/>
+              </w:rPr>
+              <w:t xml:space="preserve">NOT NULL</w:t>
+            </w:r>
+          </w:p>
+          <w:p>
+            <w:pPr>
+              <w:widowControl w:val="0"/>
+              <w:spacing w:line="240" w:lineRule="auto"/>
+              <w:rPr/>
+            </w:pPr>
+            <w:r>
+              <w:rPr>
+                <w:rFonts w:ascii="Arial Unicode MS" w:cs="Arial Unicode MS" w:eastAsia="Arial Unicode MS" w:hAnsi="Arial Unicode MS"/>
+                <w:rtl w:val="0"/>
+              </w:rPr>
+              <w:t xml:space="preserve">FK → categoria(id_categoria)</w:t>
+            </w:r>
+          </w:p>
+          <w:p>
+            <w:pPr>
+              <w:widowControl w:val="0"/>
+              <w:spacing w:line="240" w:lineRule="auto"/>
+              <w:rPr/>
+            </w:pPr>
+            <w:r>
+              <w:rPr>
+                <w:rtl w:val="0"/>
+              </w:rPr>
+            </w:r>
+          </w:p>
+        </w:tc>
+      </w:tr>
+      <w:tr>
+        <w:trPr>
+          <w:cantSplit w:val="0"/>
+          <w:trHeight w:val="652.095703125" w:hRule="atLeast"/>
+          <w:tblHeader w:val="0"/>
+        </w:trPr>
         <w:tc>
           <w:tcPr>
             <w:shd w:fill="6aa84f" w:val="clear"/>
@@ -3225,10 +2862,35 @@
             </w:pPr>
             <w:r>
               <w:rPr>
+                <w:rtl w:val="0"/>
+              </w:rPr>
+              <w:t xml:space="preserve">NOT NULL</w:t>
+            </w:r>
+          </w:p>
+          <w:p>
+            <w:pPr>
+              <w:widowControl w:val="0"/>
+              <w:spacing w:line="240" w:lineRule="auto"/>
+              <w:rPr/>
+            </w:pPr>
+            <w:r>
+              <w:rPr>
                 <w:rFonts w:ascii="Arial Unicode MS" w:cs="Arial Unicode MS" w:eastAsia="Arial Unicode MS" w:hAnsi="Arial Unicode MS"/>
                 <w:rtl w:val="0"/>
               </w:rPr>
               <w:t xml:space="preserve">FK→ ubicaciones(id_ubicacion)</w:t>
+            </w:r>
+          </w:p>
+          <w:p>
+            <w:pPr>
+              <w:widowControl w:val="0"/>
+              <w:spacing w:line="240" w:lineRule="auto"/>
+              <w:rPr/>
+            </w:pPr>
+            <w:r>
+              <w:rPr>
+                <w:rtl w:val="0"/>
+              </w:rPr>
             </w:r>
           </w:p>
         </w:tc>
@@ -3570,12 +3232,12 @@
           <wp:inline distB="114300" distT="114300" distL="114300" distR="114300">
             <wp:extent cx="5731200" cy="5283200"/>
             <wp:effectExtent b="0" l="0" r="0" t="0"/>
-            <wp:docPr id="5" name="image4.png"/>
+            <wp:docPr id="5" name="image3.png"/>
             <a:graphic>
               <a:graphicData uri="http://schemas.openxmlformats.org/drawingml/2006/picture">
                 <pic:pic>
                   <pic:nvPicPr>
-                    <pic:cNvPr id="0" name="image4.png"/>
+                    <pic:cNvPr id="0" name="image3.png"/>
                     <pic:cNvPicPr preferRelativeResize="0"/>
                   </pic:nvPicPr>
                   <pic:blipFill>
@@ -3636,12 +3298,12 @@
           <wp:inline distB="114300" distT="114300" distL="114300" distR="114300">
             <wp:extent cx="5731200" cy="5562600"/>
             <wp:effectExtent b="0" l="0" r="0" t="0"/>
-            <wp:docPr id="1" name="image1.png"/>
+            <wp:docPr id="1" name="image2.png"/>
             <a:graphic>
               <a:graphicData uri="http://schemas.openxmlformats.org/drawingml/2006/picture">
                 <pic:pic>
                   <pic:nvPicPr>
-                    <pic:cNvPr id="0" name="image1.png"/>
+                    <pic:cNvPr id="0" name="image2.png"/>
                     <pic:cNvPicPr preferRelativeResize="0"/>
                   </pic:nvPicPr>
                   <pic:blipFill>
@@ -3752,12 +3414,12 @@
             <wp:extent cx="6921221" cy="4426362"/>
             <wp:effectExtent b="0" l="0" r="0" t="0"/>
             <wp:wrapSquare wrapText="bothSides" distB="114300" distT="114300" distL="114300" distR="114300"/>
-            <wp:docPr id="4" name="image5.png"/>
+            <wp:docPr id="4" name="image4.png"/>
             <a:graphic>
               <a:graphicData uri="http://schemas.openxmlformats.org/drawingml/2006/picture">
                 <pic:pic>
                   <pic:nvPicPr>
-                    <pic:cNvPr id="0" name="image5.png"/>
+                    <pic:cNvPr id="0" name="image4.png"/>
                     <pic:cNvPicPr preferRelativeResize="0"/>
                   </pic:nvPicPr>
                   <pic:blipFill>
@@ -3851,6 +3513,1030 @@
     <w:p>
       <w:pPr>
         <w:ind w:left="720" w:firstLine="0"/>
+        <w:rPr/>
+      </w:pPr>
+      <w:r>
+        <w:rPr>
+          <w:rtl w:val="0"/>
+        </w:rPr>
+      </w:r>
+    </w:p>
+    <w:p>
+      <w:pPr>
+        <w:ind w:left="720" w:firstLine="0"/>
+        <w:rPr/>
+      </w:pPr>
+      <w:r>
+        <w:rPr>
+          <w:rtl w:val="0"/>
+        </w:rPr>
+      </w:r>
+    </w:p>
+    <w:p>
+      <w:pPr>
+        <w:ind w:left="720" w:firstLine="0"/>
+        <w:rPr/>
+      </w:pPr>
+      <w:r>
+        <w:rPr>
+          <w:rtl w:val="0"/>
+        </w:rPr>
+      </w:r>
+    </w:p>
+    <w:p>
+      <w:pPr>
+        <w:ind w:left="720" w:firstLine="0"/>
+        <w:rPr/>
+      </w:pPr>
+      <w:r>
+        <w:rPr>
+          <w:rtl w:val="0"/>
+        </w:rPr>
+      </w:r>
+    </w:p>
+    <w:p>
+      <w:pPr>
+        <w:ind w:left="720" w:firstLine="0"/>
+        <w:rPr/>
+      </w:pPr>
+      <w:r>
+        <w:rPr>
+          <w:rtl w:val="0"/>
+        </w:rPr>
+      </w:r>
+    </w:p>
+    <w:p>
+      <w:pPr>
+        <w:ind w:left="720" w:firstLine="0"/>
+        <w:rPr/>
+      </w:pPr>
+      <w:r>
+        <w:rPr>
+          <w:rtl w:val="0"/>
+        </w:rPr>
+      </w:r>
+    </w:p>
+    <w:p>
+      <w:pPr>
+        <w:ind w:left="720" w:firstLine="0"/>
+        <w:rPr/>
+      </w:pPr>
+      <w:r>
+        <w:rPr>
+          <w:rtl w:val="0"/>
+        </w:rPr>
+      </w:r>
+    </w:p>
+    <w:p>
+      <w:pPr>
+        <w:ind w:left="0" w:firstLine="0"/>
+        <w:rPr/>
+      </w:pPr>
+      <w:r>
+        <w:rPr>
+          <w:rtl w:val="0"/>
+        </w:rPr>
+        <w:t xml:space="preserve">Modelo Físico</w:t>
+      </w:r>
+    </w:p>
+    <w:p>
+      <w:pPr>
+        <w:ind w:left="0" w:firstLine="0"/>
+        <w:rPr/>
+      </w:pPr>
+      <w:r>
+        <w:rPr>
+          <w:rtl w:val="0"/>
+        </w:rPr>
+      </w:r>
+    </w:p>
+    <w:p>
+      <w:pPr>
+        <w:rPr/>
+      </w:pPr>
+      <w:r>
+        <w:rPr>
+          <w:rtl w:val="0"/>
+        </w:rPr>
+      </w:r>
+    </w:p>
+    <w:tbl>
+      <w:tblPr>
+        <w:tblStyle w:val="Table4"/>
+        <w:tblW w:w="9029.0" w:type="dxa"/>
+        <w:jc w:val="left"/>
+        <w:tblBorders>
+          <w:top w:color="000000" w:space="0" w:sz="8" w:val="single"/>
+          <w:left w:color="000000" w:space="0" w:sz="8" w:val="single"/>
+          <w:bottom w:color="000000" w:space="0" w:sz="8" w:val="single"/>
+          <w:right w:color="000000" w:space="0" w:sz="8" w:val="single"/>
+          <w:insideH w:color="000000" w:space="0" w:sz="8" w:val="single"/>
+          <w:insideV w:color="000000" w:space="0" w:sz="8" w:val="single"/>
+        </w:tblBorders>
+        <w:tblLayout w:type="fixed"/>
+        <w:tblLook w:val="0600"/>
+      </w:tblPr>
+      <w:tblGrid>
+        <w:gridCol w:w="3009.6666666666665"/>
+        <w:gridCol w:w="3009.6666666666665"/>
+        <w:gridCol w:w="3009.6666666666665"/>
+        <w:tblGridChange w:id="0">
+          <w:tblGrid>
+            <w:gridCol w:w="3009.6666666666665"/>
+            <w:gridCol w:w="3009.6666666666665"/>
+            <w:gridCol w:w="3009.6666666666665"/>
+          </w:tblGrid>
+        </w:tblGridChange>
+      </w:tblGrid>
+      <w:tr>
+        <w:trPr>
+          <w:cantSplit w:val="0"/>
+          <w:trHeight w:val="477.978515625" w:hRule="atLeast"/>
+          <w:tblHeader w:val="0"/>
+        </w:trPr>
+        <w:tc>
+          <w:tcPr>
+            <w:gridSpan w:val="3"/>
+          </w:tcPr>
+          <w:p>
+            <w:pPr>
+              <w:widowControl w:val="0"/>
+              <w:spacing w:line="240" w:lineRule="auto"/>
+              <w:jc w:val="center"/>
+              <w:rPr/>
+            </w:pPr>
+            <w:r>
+              <w:rPr>
+                <w:rtl w:val="0"/>
+              </w:rPr>
+              <w:t xml:space="preserve">Tareas</w:t>
+            </w:r>
+          </w:p>
+        </w:tc>
+      </w:tr>
+      <w:tr>
+        <w:trPr>
+          <w:cantSplit w:val="0"/>
+          <w:trHeight w:val="477.978515625" w:hRule="atLeast"/>
+          <w:tblHeader w:val="0"/>
+        </w:trPr>
+        <w:tc>
+          <w:tcPr>
+            <w:shd w:fill="auto" w:val="clear"/>
+            <w:tcMar>
+              <w:top w:w="100.0" w:type="dxa"/>
+              <w:left w:w="100.0" w:type="dxa"/>
+              <w:bottom w:w="100.0" w:type="dxa"/>
+              <w:right w:w="100.0" w:type="dxa"/>
+            </w:tcMar>
+            <w:vAlign w:val="top"/>
+          </w:tcPr>
+          <w:p>
+            <w:pPr>
+              <w:widowControl w:val="0"/>
+              <w:spacing w:line="240" w:lineRule="auto"/>
+              <w:rPr/>
+            </w:pPr>
+            <w:r>
+              <w:rPr>
+                <w:rtl w:val="0"/>
+              </w:rPr>
+              <w:t xml:space="preserve">Columna</w:t>
+            </w:r>
+          </w:p>
+        </w:tc>
+        <w:tc>
+          <w:tcPr>
+            <w:shd w:fill="auto" w:val="clear"/>
+            <w:tcMar>
+              <w:top w:w="100.0" w:type="dxa"/>
+              <w:left w:w="100.0" w:type="dxa"/>
+              <w:bottom w:w="100.0" w:type="dxa"/>
+              <w:right w:w="100.0" w:type="dxa"/>
+            </w:tcMar>
+            <w:vAlign w:val="top"/>
+          </w:tcPr>
+          <w:p>
+            <w:pPr>
+              <w:widowControl w:val="0"/>
+              <w:spacing w:line="240" w:lineRule="auto"/>
+              <w:rPr/>
+            </w:pPr>
+            <w:r>
+              <w:rPr>
+                <w:rtl w:val="0"/>
+              </w:rPr>
+              <w:t xml:space="preserve">Tipo de dato</w:t>
+            </w:r>
+          </w:p>
+        </w:tc>
+        <w:tc>
+          <w:tcPr>
+            <w:shd w:fill="auto" w:val="clear"/>
+            <w:tcMar>
+              <w:top w:w="100.0" w:type="dxa"/>
+              <w:left w:w="100.0" w:type="dxa"/>
+              <w:bottom w:w="100.0" w:type="dxa"/>
+              <w:right w:w="100.0" w:type="dxa"/>
+            </w:tcMar>
+            <w:vAlign w:val="top"/>
+          </w:tcPr>
+          <w:p>
+            <w:pPr>
+              <w:widowControl w:val="0"/>
+              <w:spacing w:line="240" w:lineRule="auto"/>
+              <w:rPr/>
+            </w:pPr>
+            <w:r>
+              <w:rPr>
+                <w:rtl w:val="0"/>
+              </w:rPr>
+              <w:t xml:space="preserve">Constraints</w:t>
+            </w:r>
+          </w:p>
+        </w:tc>
+      </w:tr>
+      <w:tr>
+        <w:trPr>
+          <w:cantSplit w:val="0"/>
+          <w:trHeight w:val="585" w:hRule="atLeast"/>
+          <w:tblHeader w:val="0"/>
+        </w:trPr>
+        <w:tc>
+          <w:tcPr>
+            <w:shd w:fill="auto" w:val="clear"/>
+            <w:tcMar>
+              <w:top w:w="100.0" w:type="dxa"/>
+              <w:left w:w="100.0" w:type="dxa"/>
+              <w:bottom w:w="100.0" w:type="dxa"/>
+              <w:right w:w="100.0" w:type="dxa"/>
+            </w:tcMar>
+            <w:vAlign w:val="top"/>
+          </w:tcPr>
+          <w:p>
+            <w:pPr>
+              <w:widowControl w:val="0"/>
+              <w:spacing w:line="240" w:lineRule="auto"/>
+              <w:rPr/>
+            </w:pPr>
+            <w:r>
+              <w:rPr>
+                <w:rtl w:val="0"/>
+              </w:rPr>
+              <w:t xml:space="preserve">id_tarea</w:t>
+            </w:r>
+          </w:p>
+        </w:tc>
+        <w:tc>
+          <w:tcPr>
+            <w:shd w:fill="auto" w:val="clear"/>
+            <w:tcMar>
+              <w:top w:w="100.0" w:type="dxa"/>
+              <w:left w:w="100.0" w:type="dxa"/>
+              <w:bottom w:w="100.0" w:type="dxa"/>
+              <w:right w:w="100.0" w:type="dxa"/>
+            </w:tcMar>
+            <w:vAlign w:val="top"/>
+          </w:tcPr>
+          <w:p>
+            <w:pPr>
+              <w:widowControl w:val="0"/>
+              <w:spacing w:line="240" w:lineRule="auto"/>
+              <w:rPr/>
+            </w:pPr>
+            <w:r>
+              <w:rPr>
+                <w:rtl w:val="0"/>
+              </w:rPr>
+              <w:t xml:space="preserve">Serial</w:t>
+            </w:r>
+          </w:p>
+        </w:tc>
+        <w:tc>
+          <w:tcPr>
+            <w:shd w:fill="auto" w:val="clear"/>
+            <w:tcMar>
+              <w:top w:w="100.0" w:type="dxa"/>
+              <w:left w:w="100.0" w:type="dxa"/>
+              <w:bottom w:w="100.0" w:type="dxa"/>
+              <w:right w:w="100.0" w:type="dxa"/>
+            </w:tcMar>
+            <w:vAlign w:val="top"/>
+          </w:tcPr>
+          <w:p>
+            <w:pPr>
+              <w:widowControl w:val="0"/>
+              <w:spacing w:line="240" w:lineRule="auto"/>
+              <w:rPr/>
+            </w:pPr>
+            <w:r>
+              <w:rPr>
+                <w:rtl w:val="0"/>
+              </w:rPr>
+              <w:t xml:space="preserve">PK</w:t>
+            </w:r>
+          </w:p>
+        </w:tc>
+      </w:tr>
+      <w:tr>
+        <w:trPr>
+          <w:cantSplit w:val="0"/>
+          <w:trHeight w:val="585" w:hRule="atLeast"/>
+          <w:tblHeader w:val="0"/>
+        </w:trPr>
+        <w:tc>
+          <w:tcPr>
+            <w:shd w:fill="auto" w:val="clear"/>
+            <w:tcMar>
+              <w:top w:w="100.0" w:type="dxa"/>
+              <w:left w:w="100.0" w:type="dxa"/>
+              <w:bottom w:w="100.0" w:type="dxa"/>
+              <w:right w:w="100.0" w:type="dxa"/>
+            </w:tcMar>
+            <w:vAlign w:val="top"/>
+          </w:tcPr>
+          <w:p>
+            <w:pPr>
+              <w:widowControl w:val="0"/>
+              <w:spacing w:line="240" w:lineRule="auto"/>
+              <w:rPr/>
+            </w:pPr>
+            <w:r>
+              <w:rPr>
+                <w:rtl w:val="0"/>
+              </w:rPr>
+              <w:t xml:space="preserve">titulo</w:t>
+            </w:r>
+          </w:p>
+        </w:tc>
+        <w:tc>
+          <w:tcPr>
+            <w:shd w:fill="auto" w:val="clear"/>
+            <w:tcMar>
+              <w:top w:w="100.0" w:type="dxa"/>
+              <w:left w:w="100.0" w:type="dxa"/>
+              <w:bottom w:w="100.0" w:type="dxa"/>
+              <w:right w:w="100.0" w:type="dxa"/>
+            </w:tcMar>
+            <w:vAlign w:val="top"/>
+          </w:tcPr>
+          <w:p>
+            <w:pPr>
+              <w:widowControl w:val="0"/>
+              <w:spacing w:line="240" w:lineRule="auto"/>
+              <w:rPr/>
+            </w:pPr>
+            <w:r>
+              <w:rPr>
+                <w:rtl w:val="0"/>
+              </w:rPr>
+              <w:t xml:space="preserve">varchar(50)</w:t>
+            </w:r>
+          </w:p>
+        </w:tc>
+        <w:tc>
+          <w:tcPr>
+            <w:shd w:fill="auto" w:val="clear"/>
+            <w:tcMar>
+              <w:top w:w="100.0" w:type="dxa"/>
+              <w:left w:w="100.0" w:type="dxa"/>
+              <w:bottom w:w="100.0" w:type="dxa"/>
+              <w:right w:w="100.0" w:type="dxa"/>
+            </w:tcMar>
+            <w:vAlign w:val="top"/>
+          </w:tcPr>
+          <w:p>
+            <w:pPr>
+              <w:widowControl w:val="0"/>
+              <w:spacing w:line="240" w:lineRule="auto"/>
+              <w:rPr/>
+            </w:pPr>
+            <w:r>
+              <w:rPr>
+                <w:rtl w:val="0"/>
+              </w:rPr>
+              <w:t xml:space="preserve">NOT NULL</w:t>
+            </w:r>
+          </w:p>
+        </w:tc>
+      </w:tr>
+      <w:tr>
+        <w:trPr>
+          <w:cantSplit w:val="0"/>
+          <w:trHeight w:val="585" w:hRule="atLeast"/>
+          <w:tblHeader w:val="0"/>
+        </w:trPr>
+        <w:tc>
+          <w:tcPr>
+            <w:shd w:fill="auto" w:val="clear"/>
+            <w:tcMar>
+              <w:top w:w="100.0" w:type="dxa"/>
+              <w:left w:w="100.0" w:type="dxa"/>
+              <w:bottom w:w="100.0" w:type="dxa"/>
+              <w:right w:w="100.0" w:type="dxa"/>
+            </w:tcMar>
+            <w:vAlign w:val="top"/>
+          </w:tcPr>
+          <w:p>
+            <w:pPr>
+              <w:widowControl w:val="0"/>
+              <w:spacing w:line="240" w:lineRule="auto"/>
+              <w:rPr/>
+            </w:pPr>
+            <w:r>
+              <w:rPr>
+                <w:rtl w:val="0"/>
+              </w:rPr>
+              <w:t xml:space="preserve">descripcion</w:t>
+            </w:r>
+          </w:p>
+        </w:tc>
+        <w:tc>
+          <w:tcPr>
+            <w:shd w:fill="auto" w:val="clear"/>
+            <w:tcMar>
+              <w:top w:w="100.0" w:type="dxa"/>
+              <w:left w:w="100.0" w:type="dxa"/>
+              <w:bottom w:w="100.0" w:type="dxa"/>
+              <w:right w:w="100.0" w:type="dxa"/>
+            </w:tcMar>
+            <w:vAlign w:val="top"/>
+          </w:tcPr>
+          <w:p>
+            <w:pPr>
+              <w:widowControl w:val="0"/>
+              <w:spacing w:line="240" w:lineRule="auto"/>
+              <w:rPr/>
+            </w:pPr>
+            <w:r>
+              <w:rPr>
+                <w:rtl w:val="0"/>
+              </w:rPr>
+              <w:t xml:space="preserve">text</w:t>
+            </w:r>
+          </w:p>
+        </w:tc>
+        <w:tc>
+          <w:tcPr>
+            <w:shd w:fill="auto" w:val="clear"/>
+            <w:tcMar>
+              <w:top w:w="100.0" w:type="dxa"/>
+              <w:left w:w="100.0" w:type="dxa"/>
+              <w:bottom w:w="100.0" w:type="dxa"/>
+              <w:right w:w="100.0" w:type="dxa"/>
+            </w:tcMar>
+            <w:vAlign w:val="top"/>
+          </w:tcPr>
+          <w:p>
+            <w:pPr>
+              <w:widowControl w:val="0"/>
+              <w:spacing w:line="240" w:lineRule="auto"/>
+              <w:rPr/>
+            </w:pPr>
+            <w:r>
+              <w:rPr>
+                <w:rtl w:val="0"/>
+              </w:rPr>
+              <w:t xml:space="preserve">NULL</w:t>
+            </w:r>
+          </w:p>
+        </w:tc>
+      </w:tr>
+      <w:tr>
+        <w:trPr>
+          <w:cantSplit w:val="0"/>
+          <w:trHeight w:val="585" w:hRule="atLeast"/>
+          <w:tblHeader w:val="0"/>
+        </w:trPr>
+        <w:tc>
+          <w:tcPr>
+            <w:shd w:fill="auto" w:val="clear"/>
+            <w:tcMar>
+              <w:top w:w="100.0" w:type="dxa"/>
+              <w:left w:w="100.0" w:type="dxa"/>
+              <w:bottom w:w="100.0" w:type="dxa"/>
+              <w:right w:w="100.0" w:type="dxa"/>
+            </w:tcMar>
+            <w:vAlign w:val="top"/>
+          </w:tcPr>
+          <w:p>
+            <w:pPr>
+              <w:widowControl w:val="0"/>
+              <w:spacing w:line="240" w:lineRule="auto"/>
+              <w:rPr/>
+            </w:pPr>
+            <w:r>
+              <w:rPr>
+                <w:rtl w:val="0"/>
+              </w:rPr>
+              <w:t xml:space="preserve">prioridad</w:t>
+            </w:r>
+          </w:p>
+        </w:tc>
+        <w:tc>
+          <w:tcPr>
+            <w:shd w:fill="auto" w:val="clear"/>
+            <w:tcMar>
+              <w:top w:w="100.0" w:type="dxa"/>
+              <w:left w:w="100.0" w:type="dxa"/>
+              <w:bottom w:w="100.0" w:type="dxa"/>
+              <w:right w:w="100.0" w:type="dxa"/>
+            </w:tcMar>
+            <w:vAlign w:val="top"/>
+          </w:tcPr>
+          <w:p>
+            <w:pPr>
+              <w:widowControl w:val="0"/>
+              <w:spacing w:line="240" w:lineRule="auto"/>
+              <w:rPr/>
+            </w:pPr>
+            <w:r>
+              <w:rPr>
+                <w:rtl w:val="0"/>
+              </w:rPr>
+              <w:t xml:space="preserve">varchar(20)</w:t>
+            </w:r>
+          </w:p>
+        </w:tc>
+        <w:tc>
+          <w:tcPr>
+            <w:shd w:fill="auto" w:val="clear"/>
+            <w:tcMar>
+              <w:top w:w="100.0" w:type="dxa"/>
+              <w:left w:w="100.0" w:type="dxa"/>
+              <w:bottom w:w="100.0" w:type="dxa"/>
+              <w:right w:w="100.0" w:type="dxa"/>
+            </w:tcMar>
+            <w:vAlign w:val="top"/>
+          </w:tcPr>
+          <w:p>
+            <w:pPr>
+              <w:widowControl w:val="0"/>
+              <w:spacing w:line="240" w:lineRule="auto"/>
+              <w:rPr/>
+            </w:pPr>
+            <w:r>
+              <w:rPr>
+                <w:rtl w:val="0"/>
+              </w:rPr>
+              <w:t xml:space="preserve">NOT NULL</w:t>
+            </w:r>
+          </w:p>
+          <w:p>
+            <w:pPr>
+              <w:widowControl w:val="0"/>
+              <w:spacing w:line="240" w:lineRule="auto"/>
+              <w:rPr/>
+            </w:pPr>
+            <w:r>
+              <w:rPr>
+                <w:rtl w:val="0"/>
+              </w:rPr>
+              <w:t xml:space="preserve">CHECK ( prioridad IN (‘Alta, Media, Baja’)</w:t>
+            </w:r>
+          </w:p>
+        </w:tc>
+      </w:tr>
+      <w:tr>
+        <w:trPr>
+          <w:cantSplit w:val="0"/>
+          <w:trHeight w:val="585" w:hRule="atLeast"/>
+          <w:tblHeader w:val="0"/>
+        </w:trPr>
+        <w:tc>
+          <w:tcPr>
+            <w:shd w:fill="auto" w:val="clear"/>
+            <w:tcMar>
+              <w:top w:w="100.0" w:type="dxa"/>
+              <w:left w:w="100.0" w:type="dxa"/>
+              <w:bottom w:w="100.0" w:type="dxa"/>
+              <w:right w:w="100.0" w:type="dxa"/>
+            </w:tcMar>
+            <w:vAlign w:val="top"/>
+          </w:tcPr>
+          <w:p>
+            <w:pPr>
+              <w:widowControl w:val="0"/>
+              <w:spacing w:line="240" w:lineRule="auto"/>
+              <w:rPr/>
+            </w:pPr>
+            <w:r>
+              <w:rPr>
+                <w:rtl w:val="0"/>
+              </w:rPr>
+              <w:t xml:space="preserve">estado</w:t>
+            </w:r>
+          </w:p>
+        </w:tc>
+        <w:tc>
+          <w:tcPr>
+            <w:shd w:fill="auto" w:val="clear"/>
+            <w:tcMar>
+              <w:top w:w="100.0" w:type="dxa"/>
+              <w:left w:w="100.0" w:type="dxa"/>
+              <w:bottom w:w="100.0" w:type="dxa"/>
+              <w:right w:w="100.0" w:type="dxa"/>
+            </w:tcMar>
+            <w:vAlign w:val="top"/>
+          </w:tcPr>
+          <w:p>
+            <w:pPr>
+              <w:widowControl w:val="0"/>
+              <w:spacing w:line="240" w:lineRule="auto"/>
+              <w:rPr/>
+            </w:pPr>
+            <w:r>
+              <w:rPr>
+                <w:rtl w:val="0"/>
+              </w:rPr>
+              <w:t xml:space="preserve">varchar(20)</w:t>
+            </w:r>
+          </w:p>
+        </w:tc>
+        <w:tc>
+          <w:tcPr>
+            <w:shd w:fill="auto" w:val="clear"/>
+            <w:tcMar>
+              <w:top w:w="100.0" w:type="dxa"/>
+              <w:left w:w="100.0" w:type="dxa"/>
+              <w:bottom w:w="100.0" w:type="dxa"/>
+              <w:right w:w="100.0" w:type="dxa"/>
+            </w:tcMar>
+            <w:vAlign w:val="top"/>
+          </w:tcPr>
+          <w:p>
+            <w:pPr>
+              <w:widowControl w:val="0"/>
+              <w:spacing w:line="240" w:lineRule="auto"/>
+              <w:rPr/>
+            </w:pPr>
+            <w:r>
+              <w:rPr>
+                <w:rtl w:val="0"/>
+              </w:rPr>
+              <w:t xml:space="preserve">NOT NULL</w:t>
+            </w:r>
+          </w:p>
+          <w:p>
+            <w:pPr>
+              <w:rPr/>
+            </w:pPr>
+            <w:r>
+              <w:rPr>
+                <w:rtl w:val="0"/>
+              </w:rPr>
+              <w:t xml:space="preserve">DEFAULT ‘Pendiente’</w:t>
+            </w:r>
+          </w:p>
+          <w:p>
+            <w:pPr>
+              <w:widowControl w:val="0"/>
+              <w:spacing w:line="240" w:lineRule="auto"/>
+              <w:rPr/>
+            </w:pPr>
+            <w:r>
+              <w:rPr>
+                <w:rtl w:val="0"/>
+              </w:rPr>
+              <w:t xml:space="preserve">CHECK (estado IN (</w:t>
+            </w:r>
+          </w:p>
+          <w:p>
+            <w:pPr>
+              <w:rPr/>
+            </w:pPr>
+            <w:r>
+              <w:rPr>
+                <w:rtl w:val="0"/>
+              </w:rPr>
+              <w:t xml:space="preserve">‘Pendiente’, ‘En progreso’, ‘Completada’,  ‘Cancelada’)</w:t>
+            </w:r>
+          </w:p>
+          <w:p>
+            <w:pPr>
+              <w:rPr/>
+            </w:pPr>
+            <w:r>
+              <w:rPr>
+                <w:rtl w:val="0"/>
+              </w:rPr>
+            </w:r>
+          </w:p>
+          <w:p>
+            <w:pPr>
+              <w:widowControl w:val="0"/>
+              <w:spacing w:line="240" w:lineRule="auto"/>
+              <w:rPr/>
+            </w:pPr>
+            <w:r>
+              <w:rPr>
+                <w:rtl w:val="0"/>
+              </w:rPr>
+            </w:r>
+          </w:p>
+        </w:tc>
+      </w:tr>
+      <w:tr>
+        <w:trPr>
+          <w:cantSplit w:val="0"/>
+          <w:trHeight w:val="585" w:hRule="atLeast"/>
+          <w:tblHeader w:val="0"/>
+        </w:trPr>
+        <w:tc>
+          <w:tcPr>
+            <w:shd w:fill="auto" w:val="clear"/>
+            <w:tcMar>
+              <w:top w:w="100.0" w:type="dxa"/>
+              <w:left w:w="100.0" w:type="dxa"/>
+              <w:bottom w:w="100.0" w:type="dxa"/>
+              <w:right w:w="100.0" w:type="dxa"/>
+            </w:tcMar>
+            <w:vAlign w:val="top"/>
+          </w:tcPr>
+          <w:p>
+            <w:pPr>
+              <w:widowControl w:val="0"/>
+              <w:spacing w:line="240" w:lineRule="auto"/>
+              <w:rPr/>
+            </w:pPr>
+            <w:r>
+              <w:rPr>
+                <w:rtl w:val="0"/>
+              </w:rPr>
+              <w:t xml:space="preserve">fecha_limite</w:t>
+            </w:r>
+          </w:p>
+        </w:tc>
+        <w:tc>
+          <w:tcPr>
+            <w:shd w:fill="auto" w:val="clear"/>
+            <w:tcMar>
+              <w:top w:w="100.0" w:type="dxa"/>
+              <w:left w:w="100.0" w:type="dxa"/>
+              <w:bottom w:w="100.0" w:type="dxa"/>
+              <w:right w:w="100.0" w:type="dxa"/>
+            </w:tcMar>
+            <w:vAlign w:val="top"/>
+          </w:tcPr>
+          <w:p>
+            <w:pPr>
+              <w:widowControl w:val="0"/>
+              <w:spacing w:line="240" w:lineRule="auto"/>
+              <w:rPr/>
+            </w:pPr>
+            <w:r>
+              <w:rPr>
+                <w:rtl w:val="0"/>
+              </w:rPr>
+              <w:t xml:space="preserve">timestamp</w:t>
+            </w:r>
+          </w:p>
+        </w:tc>
+        <w:tc>
+          <w:tcPr>
+            <w:shd w:fill="auto" w:val="clear"/>
+            <w:tcMar>
+              <w:top w:w="100.0" w:type="dxa"/>
+              <w:left w:w="100.0" w:type="dxa"/>
+              <w:bottom w:w="100.0" w:type="dxa"/>
+              <w:right w:w="100.0" w:type="dxa"/>
+            </w:tcMar>
+            <w:vAlign w:val="top"/>
+          </w:tcPr>
+          <w:p>
+            <w:pPr>
+              <w:widowControl w:val="0"/>
+              <w:spacing w:line="240" w:lineRule="auto"/>
+              <w:rPr/>
+            </w:pPr>
+            <w:r>
+              <w:rPr>
+                <w:rtl w:val="0"/>
+              </w:rPr>
+              <w:t xml:space="preserve">NOT NULL</w:t>
+            </w:r>
+          </w:p>
+        </w:tc>
+      </w:tr>
+      <w:tr>
+        <w:trPr>
+          <w:cantSplit w:val="0"/>
+          <w:trHeight w:val="585" w:hRule="atLeast"/>
+          <w:tblHeader w:val="0"/>
+        </w:trPr>
+        <w:tc>
+          <w:tcPr>
+            <w:shd w:fill="auto" w:val="clear"/>
+            <w:tcMar>
+              <w:top w:w="100.0" w:type="dxa"/>
+              <w:left w:w="100.0" w:type="dxa"/>
+              <w:bottom w:w="100.0" w:type="dxa"/>
+              <w:right w:w="100.0" w:type="dxa"/>
+            </w:tcMar>
+            <w:vAlign w:val="top"/>
+          </w:tcPr>
+          <w:p>
+            <w:pPr>
+              <w:widowControl w:val="0"/>
+              <w:spacing w:line="240" w:lineRule="auto"/>
+              <w:rPr/>
+            </w:pPr>
+            <w:r>
+              <w:rPr>
+                <w:rtl w:val="0"/>
+              </w:rPr>
+              <w:t xml:space="preserve">id_usuario_responsable</w:t>
+            </w:r>
+          </w:p>
+        </w:tc>
+        <w:tc>
+          <w:tcPr>
+            <w:shd w:fill="auto" w:val="clear"/>
+            <w:tcMar>
+              <w:top w:w="100.0" w:type="dxa"/>
+              <w:left w:w="100.0" w:type="dxa"/>
+              <w:bottom w:w="100.0" w:type="dxa"/>
+              <w:right w:w="100.0" w:type="dxa"/>
+            </w:tcMar>
+            <w:vAlign w:val="top"/>
+          </w:tcPr>
+          <w:p>
+            <w:pPr>
+              <w:widowControl w:val="0"/>
+              <w:spacing w:line="240" w:lineRule="auto"/>
+              <w:rPr/>
+            </w:pPr>
+            <w:r>
+              <w:rPr>
+                <w:rtl w:val="0"/>
+              </w:rPr>
+              <w:t xml:space="preserve">int</w:t>
+            </w:r>
+          </w:p>
+        </w:tc>
+        <w:tc>
+          <w:tcPr>
+            <w:shd w:fill="auto" w:val="clear"/>
+            <w:tcMar>
+              <w:top w:w="100.0" w:type="dxa"/>
+              <w:left w:w="100.0" w:type="dxa"/>
+              <w:bottom w:w="100.0" w:type="dxa"/>
+              <w:right w:w="100.0" w:type="dxa"/>
+            </w:tcMar>
+            <w:vAlign w:val="top"/>
+          </w:tcPr>
+          <w:p>
+            <w:pPr>
+              <w:widowControl w:val="0"/>
+              <w:spacing w:line="240" w:lineRule="auto"/>
+              <w:rPr/>
+            </w:pPr>
+            <w:r>
+              <w:rPr>
+                <w:rtl w:val="0"/>
+              </w:rPr>
+              <w:t xml:space="preserve">NOT NULL</w:t>
+            </w:r>
+          </w:p>
+          <w:p>
+            <w:pPr>
+              <w:widowControl w:val="0"/>
+              <w:spacing w:line="240" w:lineRule="auto"/>
+              <w:rPr/>
+            </w:pPr>
+            <w:r>
+              <w:rPr>
+                <w:rFonts w:ascii="Arial Unicode MS" w:cs="Arial Unicode MS" w:eastAsia="Arial Unicode MS" w:hAnsi="Arial Unicode MS"/>
+                <w:rtl w:val="0"/>
+              </w:rPr>
+              <w:t xml:space="preserve">FK→ usuarios(id_usuario)</w:t>
+            </w:r>
+          </w:p>
+          <w:p>
+            <w:pPr>
+              <w:widowControl w:val="0"/>
+              <w:spacing w:line="240" w:lineRule="auto"/>
+              <w:rPr/>
+            </w:pPr>
+            <w:r>
+              <w:rPr>
+                <w:rtl w:val="0"/>
+              </w:rPr>
+            </w:r>
+          </w:p>
+        </w:tc>
+      </w:tr>
+      <w:tr>
+        <w:trPr>
+          <w:cantSplit w:val="0"/>
+          <w:trHeight w:val="585" w:hRule="atLeast"/>
+          <w:tblHeader w:val="0"/>
+        </w:trPr>
+        <w:tc>
+          <w:tcPr>
+            <w:shd w:fill="auto" w:val="clear"/>
+            <w:tcMar>
+              <w:top w:w="100.0" w:type="dxa"/>
+              <w:left w:w="100.0" w:type="dxa"/>
+              <w:bottom w:w="100.0" w:type="dxa"/>
+              <w:right w:w="100.0" w:type="dxa"/>
+            </w:tcMar>
+            <w:vAlign w:val="top"/>
+          </w:tcPr>
+          <w:p>
+            <w:pPr>
+              <w:widowControl w:val="0"/>
+              <w:spacing w:line="240" w:lineRule="auto"/>
+              <w:rPr/>
+            </w:pPr>
+            <w:r>
+              <w:rPr>
+                <w:rtl w:val="0"/>
+              </w:rPr>
+              <w:t xml:space="preserve">id_evento</w:t>
+            </w:r>
+          </w:p>
+        </w:tc>
+        <w:tc>
+          <w:tcPr>
+            <w:shd w:fill="auto" w:val="clear"/>
+            <w:tcMar>
+              <w:top w:w="100.0" w:type="dxa"/>
+              <w:left w:w="100.0" w:type="dxa"/>
+              <w:bottom w:w="100.0" w:type="dxa"/>
+              <w:right w:w="100.0" w:type="dxa"/>
+            </w:tcMar>
+            <w:vAlign w:val="top"/>
+          </w:tcPr>
+          <w:p>
+            <w:pPr>
+              <w:widowControl w:val="0"/>
+              <w:spacing w:line="240" w:lineRule="auto"/>
+              <w:rPr/>
+            </w:pPr>
+            <w:r>
+              <w:rPr>
+                <w:rtl w:val="0"/>
+              </w:rPr>
+              <w:t xml:space="preserve">int</w:t>
+            </w:r>
+          </w:p>
+        </w:tc>
+        <w:tc>
+          <w:tcPr>
+            <w:shd w:fill="auto" w:val="clear"/>
+            <w:tcMar>
+              <w:top w:w="100.0" w:type="dxa"/>
+              <w:left w:w="100.0" w:type="dxa"/>
+              <w:bottom w:w="100.0" w:type="dxa"/>
+              <w:right w:w="100.0" w:type="dxa"/>
+            </w:tcMar>
+            <w:vAlign w:val="top"/>
+          </w:tcPr>
+          <w:p>
+            <w:pPr>
+              <w:widowControl w:val="0"/>
+              <w:spacing w:line="240" w:lineRule="auto"/>
+              <w:rPr/>
+            </w:pPr>
+            <w:r>
+              <w:rPr>
+                <w:rtl w:val="0"/>
+              </w:rPr>
+              <w:t xml:space="preserve">NOT NULL</w:t>
+            </w:r>
+          </w:p>
+          <w:p>
+            <w:pPr>
+              <w:widowControl w:val="0"/>
+              <w:spacing w:line="240" w:lineRule="auto"/>
+              <w:rPr/>
+            </w:pPr>
+            <w:r>
+              <w:rPr>
+                <w:rFonts w:ascii="Arial Unicode MS" w:cs="Arial Unicode MS" w:eastAsia="Arial Unicode MS" w:hAnsi="Arial Unicode MS"/>
+                <w:rtl w:val="0"/>
+              </w:rPr>
+              <w:t xml:space="preserve">FK→ eventos(id_evento)</w:t>
+            </w:r>
+          </w:p>
+          <w:p>
+            <w:pPr>
+              <w:widowControl w:val="0"/>
+              <w:spacing w:line="240" w:lineRule="auto"/>
+              <w:rPr/>
+            </w:pPr>
+            <w:r>
+              <w:rPr>
+                <w:rtl w:val="0"/>
+              </w:rPr>
+            </w:r>
+          </w:p>
+        </w:tc>
+      </w:tr>
+    </w:tbl>
+    <w:p>
+      <w:pPr>
         <w:rPr/>
       </w:pPr>
       <w:r>
@@ -4547,6 +5233,13 @@
     </w:tblPr>
   </w:style>
   <w:style w:type="table" w:styleId="Table3">
+    <w:basedOn w:val="TableNormal"/>
+    <w:tblPr>
+      <w:tblStyleRowBandSize w:val="1"/>
+      <w:tblStyleColBandSize w:val="1"/>
+    </w:tblPr>
+  </w:style>
+  <w:style w:type="table" w:styleId="Table4">
     <w:basedOn w:val="TableNormal"/>
     <w:tblPr>
       <w:tblStyleRowBandSize w:val="1"/>

--- a/Docs/Proyecto 1 Documentación (2).docx
+++ b/Docs/Proyecto 1 Documentación (2).docx
@@ -777,12 +777,12 @@
             <wp:extent cx="6586538" cy="4577949"/>
             <wp:effectExtent b="0" l="0" r="0" t="0"/>
             <wp:wrapSquare wrapText="bothSides" distB="114300" distT="114300" distL="114300" distR="114300"/>
-            <wp:docPr id="3" name="image5.png"/>
+            <wp:docPr id="3" name="image2.png"/>
             <a:graphic>
               <a:graphicData uri="http://schemas.openxmlformats.org/drawingml/2006/picture">
                 <pic:pic>
                   <pic:nvPicPr>
-                    <pic:cNvPr id="0" name="image5.png"/>
+                    <pic:cNvPr id="0" name="image2.png"/>
                     <pic:cNvPicPr preferRelativeResize="0"/>
                   </pic:nvPicPr>
                   <pic:blipFill>
@@ -1208,7 +1208,7 @@
               <w:rPr>
                 <w:rtl w:val="0"/>
               </w:rPr>
-              <w:t xml:space="preserve">Ubicaciones</w:t>
+              <w:t xml:space="preserve">Ubicaciones (RF-08)</w:t>
             </w:r>
           </w:p>
         </w:tc>
@@ -2968,6 +2968,7 @@
       <w:tr>
         <w:trPr>
           <w:cantSplit w:val="0"/>
+          <w:trHeight w:val="447.978515625" w:hRule="atLeast"/>
           <w:tblHeader w:val="0"/>
         </w:trPr>
         <w:tc>
@@ -3050,6 +3051,7 @@
       <w:tr>
         <w:trPr>
           <w:cantSplit w:val="0"/>
+          <w:trHeight w:val="1916.6722379898201" w:hRule="atLeast"/>
           <w:tblHeader w:val="0"/>
         </w:trPr>
         <w:tc>
@@ -3132,6 +3134,7 @@
       <w:tr>
         <w:trPr>
           <w:cantSplit w:val="0"/>
+          <w:trHeight w:val="3385.3659603546403" w:hRule="atLeast"/>
           <w:tblHeader w:val="0"/>
         </w:trPr>
         <w:tc>
@@ -3232,12 +3235,12 @@
           <wp:inline distB="114300" distT="114300" distL="114300" distR="114300">
             <wp:extent cx="5731200" cy="5283200"/>
             <wp:effectExtent b="0" l="0" r="0" t="0"/>
-            <wp:docPr id="5" name="image3.png"/>
+            <wp:docPr id="5" name="image5.png"/>
             <a:graphic>
               <a:graphicData uri="http://schemas.openxmlformats.org/drawingml/2006/picture">
                 <pic:pic>
                   <pic:nvPicPr>
-                    <pic:cNvPr id="0" name="image3.png"/>
+                    <pic:cNvPr id="0" name="image5.png"/>
                     <pic:cNvPicPr preferRelativeResize="0"/>
                   </pic:nvPicPr>
                   <pic:blipFill>
@@ -3298,12 +3301,12 @@
           <wp:inline distB="114300" distT="114300" distL="114300" distR="114300">
             <wp:extent cx="5731200" cy="5562600"/>
             <wp:effectExtent b="0" l="0" r="0" t="0"/>
-            <wp:docPr id="1" name="image2.png"/>
+            <wp:docPr id="1" name="image3.png"/>
             <a:graphic>
               <a:graphicData uri="http://schemas.openxmlformats.org/drawingml/2006/picture">
                 <pic:pic>
                   <pic:nvPicPr>
-                    <pic:cNvPr id="0" name="image2.png"/>
+                    <pic:cNvPr id="0" name="image3.png"/>
                     <pic:cNvPicPr preferRelativeResize="0"/>
                   </pic:nvPicPr>
                   <pic:blipFill>
@@ -3601,17 +3604,6 @@
     </w:p>
     <w:p>
       <w:pPr>
-        <w:ind w:left="0" w:firstLine="0"/>
-        <w:rPr/>
-      </w:pPr>
-      <w:r>
-        <w:rPr>
-          <w:rtl w:val="0"/>
-        </w:rPr>
-      </w:r>
-    </w:p>
-    <w:p>
-      <w:pPr>
         <w:rPr/>
       </w:pPr>
       <w:r>
@@ -3669,7 +3661,7 @@
               <w:rPr>
                 <w:rtl w:val="0"/>
               </w:rPr>
-              <w:t xml:space="preserve">Tareas</w:t>
+              <w:t xml:space="preserve">Tareas (RF-15)</w:t>
             </w:r>
           </w:p>
         </w:tc>
@@ -4547,17 +4539,6 @@
     </w:p>
     <w:p>
       <w:pPr>
-        <w:ind w:left="720" w:firstLine="0"/>
-        <w:rPr/>
-      </w:pPr>
-      <w:r>
-        <w:rPr>
-          <w:rtl w:val="0"/>
-        </w:rPr>
-      </w:r>
-    </w:p>
-    <w:p>
-      <w:pPr>
         <w:ind w:left="0" w:firstLine="0"/>
         <w:rPr/>
       </w:pPr>
@@ -4567,6 +4548,237 @@
         </w:rPr>
       </w:r>
     </w:p>
+    <w:p>
+      <w:pPr>
+        <w:pStyle w:val="Heading4"/>
+        <w:keepNext w:val="0"/>
+        <w:keepLines w:val="0"/>
+        <w:rPr>
+          <w:color w:val="000000"/>
+          <w:sz w:val="22"/>
+          <w:szCs w:val="22"/>
+        </w:rPr>
+      </w:pPr>
+      <w:bookmarkStart w:colFirst="0" w:colLast="0" w:name="_3jkgmc8xj4zs" w:id="3"/>
+      <w:bookmarkEnd w:id="3"/>
+      <w:r>
+        <w:rPr>
+          <w:color w:val="000000"/>
+          <w:sz w:val="22"/>
+          <w:szCs w:val="22"/>
+          <w:rtl w:val="0"/>
+        </w:rPr>
+        <w:t xml:space="preserve">Vistas y abstracciones para la lógica de negocio</w:t>
+      </w:r>
+    </w:p>
+    <w:p>
+      <w:pPr>
+        <w:rPr/>
+      </w:pPr>
+      <w:r>
+        <w:rPr>
+          <w:rtl w:val="0"/>
+        </w:rPr>
+      </w:r>
+    </w:p>
+    <w:tbl>
+      <w:tblPr>
+        <w:tblStyle w:val="Table5"/>
+        <w:tblW w:w="9029.0" w:type="dxa"/>
+        <w:jc w:val="left"/>
+        <w:tblBorders>
+          <w:top w:color="000000" w:space="0" w:sz="8" w:val="single"/>
+          <w:left w:color="000000" w:space="0" w:sz="8" w:val="single"/>
+          <w:bottom w:color="000000" w:space="0" w:sz="8" w:val="single"/>
+          <w:right w:color="000000" w:space="0" w:sz="8" w:val="single"/>
+          <w:insideH w:color="000000" w:space="0" w:sz="8" w:val="single"/>
+          <w:insideV w:color="000000" w:space="0" w:sz="8" w:val="single"/>
+        </w:tblBorders>
+        <w:tblLayout w:type="fixed"/>
+        <w:tblLook w:val="0600"/>
+      </w:tblPr>
+      <w:tblGrid>
+        <w:gridCol w:w="4514.5"/>
+        <w:gridCol w:w="4514.5"/>
+        <w:tblGridChange w:id="0">
+          <w:tblGrid>
+            <w:gridCol w:w="4514.5"/>
+            <w:gridCol w:w="4514.5"/>
+          </w:tblGrid>
+        </w:tblGridChange>
+      </w:tblGrid>
+      <w:tr>
+        <w:trPr>
+          <w:cantSplit w:val="0"/>
+          <w:trHeight w:val="447.978515625" w:hRule="atLeast"/>
+          <w:tblHeader w:val="0"/>
+        </w:trPr>
+        <w:tc>
+          <w:tcPr>
+            <w:shd w:fill="auto" w:val="clear"/>
+            <w:tcMar>
+              <w:top w:w="100.0" w:type="dxa"/>
+              <w:left w:w="100.0" w:type="dxa"/>
+              <w:bottom w:w="100.0" w:type="dxa"/>
+              <w:right w:w="100.0" w:type="dxa"/>
+            </w:tcMar>
+            <w:vAlign w:val="top"/>
+          </w:tcPr>
+          <w:p>
+            <w:pPr>
+              <w:widowControl w:val="0"/>
+              <w:spacing w:line="240" w:lineRule="auto"/>
+              <w:rPr/>
+            </w:pPr>
+            <w:r>
+              <w:rPr>
+                <w:rtl w:val="0"/>
+              </w:rPr>
+              <w:t xml:space="preserve">Componente</w:t>
+            </w:r>
+          </w:p>
+        </w:tc>
+        <w:tc>
+          <w:tcPr>
+            <w:shd w:fill="auto" w:val="clear"/>
+            <w:tcMar>
+              <w:top w:w="100.0" w:type="dxa"/>
+              <w:left w:w="100.0" w:type="dxa"/>
+              <w:bottom w:w="100.0" w:type="dxa"/>
+              <w:right w:w="100.0" w:type="dxa"/>
+            </w:tcMar>
+            <w:vAlign w:val="top"/>
+          </w:tcPr>
+          <w:p>
+            <w:pPr>
+              <w:widowControl w:val="0"/>
+              <w:spacing w:line="240" w:lineRule="auto"/>
+              <w:rPr/>
+            </w:pPr>
+            <w:r>
+              <w:rPr>
+                <w:rtl w:val="0"/>
+              </w:rPr>
+              <w:t xml:space="preserve">Detalles de la especificación</w:t>
+            </w:r>
+          </w:p>
+        </w:tc>
+      </w:tr>
+      <w:tr>
+        <w:trPr>
+          <w:cantSplit w:val="0"/>
+          <w:trHeight w:val="1916.6722379898201" w:hRule="atLeast"/>
+          <w:tblHeader w:val="0"/>
+        </w:trPr>
+        <w:tc>
+          <w:tcPr>
+            <w:shd w:fill="auto" w:val="clear"/>
+            <w:tcMar>
+              <w:top w:w="100.0" w:type="dxa"/>
+              <w:left w:w="100.0" w:type="dxa"/>
+              <w:bottom w:w="100.0" w:type="dxa"/>
+              <w:right w:w="100.0" w:type="dxa"/>
+            </w:tcMar>
+            <w:vAlign w:val="top"/>
+          </w:tcPr>
+          <w:p>
+            <w:pPr>
+              <w:widowControl w:val="0"/>
+              <w:spacing w:line="240" w:lineRule="auto"/>
+              <w:rPr/>
+            </w:pPr>
+            <w:r>
+              <w:rPr>
+                <w:rtl w:val="0"/>
+              </w:rPr>
+              <w:t xml:space="preserve">vista_tareas_pendientes (RF-16 y RF-17)</w:t>
+            </w:r>
+          </w:p>
+        </w:tc>
+        <w:tc>
+          <w:tcPr>
+            <w:shd w:fill="auto" w:val="clear"/>
+            <w:tcMar>
+              <w:top w:w="100.0" w:type="dxa"/>
+              <w:left w:w="100.0" w:type="dxa"/>
+              <w:bottom w:w="100.0" w:type="dxa"/>
+              <w:right w:w="100.0" w:type="dxa"/>
+            </w:tcMar>
+            <w:vAlign w:val="top"/>
+          </w:tcPr>
+          <w:p>
+            <w:pPr>
+              <w:widowControl w:val="0"/>
+              <w:spacing w:line="240" w:lineRule="auto"/>
+              <w:rPr/>
+            </w:pPr>
+            <w:r>
+              <w:rPr>
+                <w:rtl w:val="0"/>
+              </w:rPr>
+              <w:t xml:space="preserve">Se juntaron las tablas USUARIOS y TAREAS mediante un JOIN con el dato que las conecta, es decir, id_usuario en usuarios y id_usuario_responsable en tareas. Una vez juntas se agarró con un SELECT COUNT() la cantidad de datos de ‘estado’ donde es exactamente igual que ‘Pendiente’ y ‘En progreso’ con un WHERE, los nombres de los usuarios y el estado exacto de las tareas, finalmente se agruparon con un GROUP BY por el estado de la tarea y nombre de usuario para obtener cuantas tareas Pendiente y cuantas En progreso tiene cada uno y se ordenó con un ORDER BY con la cuenta del inicio del SELECT COUNT() de mayor a menor.</w:t>
+            </w:r>
+          </w:p>
+        </w:tc>
+      </w:tr>
+      <w:tr>
+        <w:trPr>
+          <w:cantSplit w:val="0"/>
+          <w:trHeight w:val="3385.3659603546403" w:hRule="atLeast"/>
+          <w:tblHeader w:val="0"/>
+        </w:trPr>
+        <w:tc>
+          <w:tcPr>
+            <w:shd w:fill="auto" w:val="clear"/>
+            <w:tcMar>
+              <w:top w:w="100.0" w:type="dxa"/>
+              <w:left w:w="100.0" w:type="dxa"/>
+              <w:bottom w:w="100.0" w:type="dxa"/>
+              <w:right w:w="100.0" w:type="dxa"/>
+            </w:tcMar>
+            <w:vAlign w:val="top"/>
+          </w:tcPr>
+          <w:p>
+            <w:pPr>
+              <w:widowControl w:val="0"/>
+              <w:spacing w:line="240" w:lineRule="auto"/>
+              <w:rPr/>
+            </w:pPr>
+            <w:r>
+              <w:rPr>
+                <w:rtl w:val="0"/>
+              </w:rPr>
+              <w:t xml:space="preserve">vista_tareas_vencidas (RF-16 y RF-17)</w:t>
+            </w:r>
+          </w:p>
+        </w:tc>
+        <w:tc>
+          <w:tcPr>
+            <w:shd w:fill="auto" w:val="clear"/>
+            <w:tcMar>
+              <w:top w:w="100.0" w:type="dxa"/>
+              <w:left w:w="100.0" w:type="dxa"/>
+              <w:bottom w:w="100.0" w:type="dxa"/>
+              <w:right w:w="100.0" w:type="dxa"/>
+            </w:tcMar>
+            <w:vAlign w:val="top"/>
+          </w:tcPr>
+          <w:p>
+            <w:pPr>
+              <w:widowControl w:val="0"/>
+              <w:spacing w:after="240" w:before="240" w:line="240" w:lineRule="auto"/>
+              <w:rPr/>
+            </w:pPr>
+            <w:r>
+              <w:rPr>
+                <w:rtl w:val="0"/>
+              </w:rPr>
+              <w:t xml:space="preserve">Se juntaron las tablas TAREAS, EVENTOS y USUARIOS mediante dos JOIN. El primero conecta TAREAS con EVENTOS usando id_evento en ambas tablas, y el segundo conecta TAREAS con USUARIOS usando id_usuario_responsable en tareas e id_usuario en usuarios. Una vez juntas las tres tablas, se agarró con un SELECT el título de la tarea (renombrado como titulo_tareas), el título del evento (renombrado como titulo_evento, ambas renombraciones porque a ambas llamarse titulo, da error al haber dos columnas llamadas igual), el nombre del usuario responsable, la fecha límite de la tarea y su estado actual. Finalmente, se filtró con un WHERE para que solo aparezcan las tareas cuya fecha_limite ya pasó respecto al momento actual, esto con un fecha_limite &lt; NOW(), y que además su estado no sea 'Completado' ni 'Cancelada', para asi solo salgan las Vencidas</w:t>
+            </w:r>
+          </w:p>
+        </w:tc>
+      </w:tr>
+    </w:tbl>
     <w:p>
       <w:pPr>
         <w:rPr/>
@@ -5240,6 +5452,13 @@
     </w:tblPr>
   </w:style>
   <w:style w:type="table" w:styleId="Table4">
+    <w:basedOn w:val="TableNormal"/>
+    <w:tblPr>
+      <w:tblStyleRowBandSize w:val="1"/>
+      <w:tblStyleColBandSize w:val="1"/>
+    </w:tblPr>
+  </w:style>
+  <w:style w:type="table" w:styleId="Table5">
     <w:basedOn w:val="TableNormal"/>
     <w:tblPr>
       <w:tblStyleRowBandSize w:val="1"/>

--- a/Docs/Proyecto 1 Documentación (2).docx
+++ b/Docs/Proyecto 1 Documentación (2).docx
@@ -25,12 +25,12 @@
             <wp:extent cx="3633788" cy="1909028"/>
             <wp:effectExtent b="0" l="0" r="0" t="0"/>
             <wp:wrapSquare wrapText="bothSides" distB="114300" distT="114300" distL="114300" distR="114300"/>
-            <wp:docPr id="2" name="image1.png"/>
+            <wp:docPr id="3" name="image2.png"/>
             <a:graphic>
               <a:graphicData uri="http://schemas.openxmlformats.org/drawingml/2006/picture">
                 <pic:pic>
                   <pic:nvPicPr>
-                    <pic:cNvPr id="0" name="image1.png"/>
+                    <pic:cNvPr id="0" name="image2.png"/>
                     <pic:cNvPicPr preferRelativeResize="0"/>
                   </pic:nvPicPr>
                   <pic:blipFill>
@@ -777,12 +777,12 @@
             <wp:extent cx="6586538" cy="4577949"/>
             <wp:effectExtent b="0" l="0" r="0" t="0"/>
             <wp:wrapSquare wrapText="bothSides" distB="114300" distT="114300" distL="114300" distR="114300"/>
-            <wp:docPr id="3" name="image2.png"/>
+            <wp:docPr id="6" name="image3.png"/>
             <a:graphic>
               <a:graphicData uri="http://schemas.openxmlformats.org/drawingml/2006/picture">
                 <pic:pic>
                   <pic:nvPicPr>
-                    <pic:cNvPr id="0" name="image2.png"/>
+                    <pic:cNvPr id="0" name="image3.png"/>
                     <pic:cNvPicPr preferRelativeResize="0"/>
                   </pic:nvPicPr>
                   <pic:blipFill>
@@ -3235,12 +3235,12 @@
           <wp:inline distB="114300" distT="114300" distL="114300" distR="114300">
             <wp:extent cx="5731200" cy="5283200"/>
             <wp:effectExtent b="0" l="0" r="0" t="0"/>
-            <wp:docPr id="5" name="image5.png"/>
+            <wp:docPr id="8" name="image6.png"/>
             <a:graphic>
               <a:graphicData uri="http://schemas.openxmlformats.org/drawingml/2006/picture">
                 <pic:pic>
                   <pic:nvPicPr>
-                    <pic:cNvPr id="0" name="image5.png"/>
+                    <pic:cNvPr id="0" name="image6.png"/>
                     <pic:cNvPicPr preferRelativeResize="0"/>
                   </pic:nvPicPr>
                   <pic:blipFill>
@@ -3301,12 +3301,12 @@
           <wp:inline distB="114300" distT="114300" distL="114300" distR="114300">
             <wp:extent cx="5731200" cy="5562600"/>
             <wp:effectExtent b="0" l="0" r="0" t="0"/>
-            <wp:docPr id="1" name="image3.png"/>
+            <wp:docPr id="2" name="image4.png"/>
             <a:graphic>
               <a:graphicData uri="http://schemas.openxmlformats.org/drawingml/2006/picture">
                 <pic:pic>
                   <pic:nvPicPr>
-                    <pic:cNvPr id="0" name="image3.png"/>
+                    <pic:cNvPr id="0" name="image4.png"/>
                     <pic:cNvPicPr preferRelativeResize="0"/>
                   </pic:nvPicPr>
                   <pic:blipFill>
@@ -3370,6 +3370,145 @@
           <w:bCs w:val="1"/>
           <w:rtl w:val="0"/>
         </w:rPr>
+        <w:t xml:space="preserve">Módulo de Disponibilidad de Usuarios y Gestión de Tiempos (RF-11 y RF-12)</w:t>
+      </w:r>
+    </w:p>
+    <w:p>
+      <w:pPr>
+        <w:spacing w:after="240" w:before="240" w:lineRule="auto"/>
+        <w:ind w:left="0" w:firstLine="0"/>
+        <w:rPr/>
+      </w:pPr>
+      <w:r>
+        <w:rPr>
+          <w:rtl w:val="0"/>
+        </w:rPr>
+        <w:t xml:space="preserve">Modelo conceptual</w:t>
+      </w:r>
+    </w:p>
+    <w:p>
+      <w:pPr>
+        <w:spacing w:after="240" w:before="240" w:lineRule="auto"/>
+        <w:ind w:left="0" w:firstLine="0"/>
+        <w:rPr/>
+      </w:pPr>
+      <w:r>
+        <w:rPr>
+          <w:rtl w:val="0"/>
+        </w:rPr>
+        <w:t xml:space="preserve">Se creó la entidad DISPONIBILIDADES y la entidad CATALOGO_TIPO_DISPONIBILIDAD. Estas dos entidades se relacionan entre sí con una relación 1:N porque un tipo de disponibilidad (ocupado) se puede relacionar con muchas disponibilidades (martes 8:00 AM a 10:00 AM, miércoles 9:00 AM a 10:00 AM, entre otros) y una disponibilidad se relaciona únicamente con un tipo de disponibilidad. </w:t>
+      </w:r>
+    </w:p>
+    <w:p>
+      <w:pPr>
+        <w:spacing w:after="240" w:before="240" w:lineRule="auto"/>
+        <w:ind w:left="0" w:firstLine="0"/>
+        <w:rPr/>
+      </w:pPr>
+      <w:r>
+        <w:rPr>
+          <w:rtl w:val="0"/>
+        </w:rPr>
+        <w:t xml:space="preserve">Y se relaciono DISPONIBILIDAD con USUARIOS mediante una relación 1:N porque una disponibilidad (martes en la mañana) es única de cada usuario y un usuario tiene muchas disponibilidades (miércoles en la tarde, viernes en la noche).</w:t>
+      </w:r>
+      <w:r>
+        <w:drawing>
+          <wp:anchor allowOverlap="1" behindDoc="0" distB="114300" distT="114300" distL="114300" distR="114300" hidden="0" layoutInCell="1" locked="0" relativeHeight="0" simplePos="0">
+            <wp:simplePos x="0" y="0"/>
+            <wp:positionH relativeFrom="column">
+              <wp:posOffset>-758661</wp:posOffset>
+            </wp:positionH>
+            <wp:positionV relativeFrom="paragraph">
+              <wp:posOffset>714375</wp:posOffset>
+            </wp:positionV>
+            <wp:extent cx="7248427" cy="4255150"/>
+            <wp:effectExtent b="0" l="0" r="0" t="0"/>
+            <wp:wrapSquare wrapText="bothSides" distB="114300" distT="114300" distL="114300" distR="114300"/>
+            <wp:docPr id="5" name="image8.png"/>
+            <a:graphic>
+              <a:graphicData uri="http://schemas.openxmlformats.org/drawingml/2006/picture">
+                <pic:pic>
+                  <pic:nvPicPr>
+                    <pic:cNvPr id="0" name="image8.png"/>
+                    <pic:cNvPicPr preferRelativeResize="0"/>
+                  </pic:nvPicPr>
+                  <pic:blipFill>
+                    <a:blip r:embed="rId10"/>
+                    <a:srcRect b="0" l="0" r="0" t="0"/>
+                    <a:stretch>
+                      <a:fillRect/>
+                    </a:stretch>
+                  </pic:blipFill>
+                  <pic:spPr>
+                    <a:xfrm>
+                      <a:off x="0" y="0"/>
+                      <a:ext cx="7248427" cy="4255150"/>
+                    </a:xfrm>
+                    <a:prstGeom prst="rect"/>
+                    <a:ln/>
+                  </pic:spPr>
+                </pic:pic>
+              </a:graphicData>
+            </a:graphic>
+          </wp:anchor>
+        </w:drawing>
+      </w:r>
+    </w:p>
+    <w:p>
+      <w:pPr>
+        <w:spacing w:after="240" w:before="240" w:lineRule="auto"/>
+        <w:ind w:left="0" w:firstLine="0"/>
+        <w:rPr/>
+      </w:pPr>
+      <w:r>
+        <w:rPr>
+          <w:rtl w:val="0"/>
+        </w:rPr>
+      </w:r>
+    </w:p>
+    <w:p>
+      <w:pPr>
+        <w:spacing w:after="240" w:before="240" w:lineRule="auto"/>
+        <w:ind w:left="0" w:firstLine="0"/>
+        <w:rPr/>
+      </w:pPr>
+      <w:r>
+        <w:rPr>
+          <w:rtl w:val="0"/>
+        </w:rPr>
+        <w:t xml:space="preserve">Modelo Lógico</w:t>
+      </w:r>
+    </w:p>
+    <w:p>
+      <w:pPr>
+        <w:spacing w:after="240" w:before="240" w:lineRule="auto"/>
+        <w:ind w:left="0" w:firstLine="0"/>
+        <w:rPr/>
+      </w:pPr>
+      <w:r>
+        <w:br w:type="page"/>
+      </w:r>
+      <w:r>
+        <w:rPr>
+          <w:rtl w:val="0"/>
+        </w:rPr>
+      </w:r>
+    </w:p>
+    <w:p>
+      <w:pPr>
+        <w:spacing w:after="240" w:before="240" w:lineRule="auto"/>
+        <w:ind w:left="0" w:firstLine="0"/>
+        <w:rPr>
+          <w:b w:val="1"/>
+          <w:bCs w:val="1"/>
+        </w:rPr>
+      </w:pPr>
+      <w:r>
+        <w:rPr>
+          <w:b w:val="1"/>
+          <w:bCs w:val="1"/>
+          <w:rtl w:val="0"/>
+        </w:rPr>
         <w:t xml:space="preserve">Módulo de Tareas Asociadas a Eventos (RF-15 a RF-17)</w:t>
       </w:r>
     </w:p>
@@ -3417,16 +3556,16 @@
             <wp:extent cx="6921221" cy="4426362"/>
             <wp:effectExtent b="0" l="0" r="0" t="0"/>
             <wp:wrapSquare wrapText="bothSides" distB="114300" distT="114300" distL="114300" distR="114300"/>
-            <wp:docPr id="4" name="image4.png"/>
+            <wp:docPr id="7" name="image7.png"/>
             <a:graphic>
               <a:graphicData uri="http://schemas.openxmlformats.org/drawingml/2006/picture">
                 <pic:pic>
                   <pic:nvPicPr>
-                    <pic:cNvPr id="0" name="image4.png"/>
+                    <pic:cNvPr id="0" name="image7.png"/>
                     <pic:cNvPicPr preferRelativeResize="0"/>
                   </pic:nvPicPr>
                   <pic:blipFill>
-                    <a:blip r:embed="rId10"/>
+                    <a:blip r:embed="rId11"/>
                     <a:srcRect b="0" l="0" r="0" t="0"/>
                     <a:stretch>
                       <a:fillRect/>
@@ -4716,7 +4855,7 @@
               <w:rPr>
                 <w:rtl w:val="0"/>
               </w:rPr>
-              <w:t xml:space="preserve">Se juntaron las tablas USUARIOS y TAREAS mediante un JOIN con el dato que las conecta, es decir, id_usuario en usuarios y id_usuario_responsable en tareas. Una vez juntas se agarró con un SELECT COUNT() la cantidad de datos de ‘estado’ donde es exactamente igual que ‘Pendiente’ y ‘En progreso’ con un WHERE, los nombres de los usuarios y el estado exacto de las tareas, finalmente se agruparon con un GROUP BY por el estado de la tarea y nombre de usuario para obtener cuantas tareas Pendiente y cuantas En progreso tiene cada uno y se ordenó con un ORDER BY con la cuenta del inicio del SELECT COUNT() de mayor a menor.</w:t>
+              <w:t xml:space="preserve">Se juntaron las tablas USUARIOS y TAREAS mediante un JOIN con el dato que las conecta, es decir, id_usuario en usuarios y id_usuario_responsable en tareas. Una vez juntas se agarró con un SELECT COUNT() la cantidad de datos de ‘estado’ donde es exactamente igual que ‘Pendiente’ y ‘En progreso’ con un WHERE, los nombres de los usuarios y el estado exacto de las tareas, finalmente se agruparon con un GROUP BY por el estado de la tarea, nombre de usuario y el id del usuario para obtener cuantas tareas ‘Pendiente’ y cuantas ‘En progreso’ tiene cada uno y no pase nada si hay 2 usuarios que se llaman igual y se ordenó con un ORDER BY con la cuenta del inicio del SELECT COUNT() de mayor a menor.</w:t>
             </w:r>
           </w:p>
         </w:tc>
@@ -4773,12 +4912,190 @@
               <w:rPr>
                 <w:rtl w:val="0"/>
               </w:rPr>
-              <w:t xml:space="preserve">Se juntaron las tablas TAREAS, EVENTOS y USUARIOS mediante dos JOIN. El primero conecta TAREAS con EVENTOS usando id_evento en ambas tablas, y el segundo conecta TAREAS con USUARIOS usando id_usuario_responsable en tareas e id_usuario en usuarios. Una vez juntas las tres tablas, se agarró con un SELECT el título de la tarea (renombrado como titulo_tareas), el título del evento (renombrado como titulo_evento, ambas renombraciones porque a ambas llamarse titulo, da error al haber dos columnas llamadas igual), el nombre del usuario responsable, la fecha límite de la tarea y su estado actual. Finalmente, se filtró con un WHERE para que solo aparezcan las tareas cuya fecha_limite ya pasó respecto al momento actual, esto con un fecha_limite &lt; NOW(), y que además su estado no sea 'Completado' ni 'Cancelada', para asi solo salgan las Vencidas</w:t>
+              <w:t xml:space="preserve">Se juntaron las tablas TAREAS, EVENTOS y USUARIOS mediante dos JOIN. El primero conecta TAREAS con EVENTOS usando id_evento en ambas tablas, y el segundo conecta TAREAS con USUARIOS usando id_usuario_responsable en tareas e id_usuario en usuarios. Una vez juntas las tres tablas, se agarró con un SELECT el título de la tarea (renombrado como titulo_tareas), el título del evento (renombrado como titulo_evento, ambas renombraciones porque a ambas llamarse título, da error al haber dos columnas llamadas igual), el nombre del usuario responsable, la fecha límite de la tarea y su estado actual. Finalmente, se filtró con un WHERE para que solo aparezcan las tareas cuya fecha_limite ya pasó respecto al momento actual, esto con un fecha_limite &lt; NOW(), y que además su estado no sea 'Completado' ni 'Cancelada', para asi solo salgan las Vencidas</w:t>
             </w:r>
           </w:p>
         </w:tc>
       </w:tr>
     </w:tbl>
+    <w:p>
+      <w:pPr>
+        <w:rPr/>
+      </w:pPr>
+      <w:r>
+        <w:rPr>
+          <w:rtl w:val="0"/>
+        </w:rPr>
+      </w:r>
+    </w:p>
+    <w:p>
+      <w:pPr>
+        <w:rPr/>
+      </w:pPr>
+      <w:r>
+        <w:br w:type="page"/>
+      </w:r>
+      <w:r>
+        <w:rPr>
+          <w:rtl w:val="0"/>
+        </w:rPr>
+      </w:r>
+    </w:p>
+    <w:p>
+      <w:pPr>
+        <w:rPr/>
+      </w:pPr>
+      <w:r>
+        <w:rPr>
+          <w:rtl w:val="0"/>
+        </w:rPr>
+        <w:t xml:space="preserve">Prueba de la vista de tareas vencidas antes de la interfaz gráfica, con el caso de robusticidad de que haya dos usuarios con el mismo nombre.</w:t>
+      </w:r>
+    </w:p>
+    <w:p>
+      <w:pPr>
+        <w:rPr/>
+      </w:pPr>
+      <w:r>
+        <w:rPr/>
+        <w:drawing>
+          <wp:inline distB="114300" distT="114300" distL="114300" distR="114300">
+            <wp:extent cx="5731200" cy="3987800"/>
+            <wp:effectExtent b="0" l="0" r="0" t="0"/>
+            <wp:docPr id="1" name="image1.png"/>
+            <a:graphic>
+              <a:graphicData uri="http://schemas.openxmlformats.org/drawingml/2006/picture">
+                <pic:pic>
+                  <pic:nvPicPr>
+                    <pic:cNvPr id="0" name="image1.png"/>
+                    <pic:cNvPicPr preferRelativeResize="0"/>
+                  </pic:nvPicPr>
+                  <pic:blipFill>
+                    <a:blip r:embed="rId12"/>
+                    <a:srcRect b="0" l="0" r="0" t="0"/>
+                    <a:stretch>
+                      <a:fillRect/>
+                    </a:stretch>
+                  </pic:blipFill>
+                  <pic:spPr>
+                    <a:xfrm>
+                      <a:off x="0" y="0"/>
+                      <a:ext cx="5731200" cy="3987800"/>
+                    </a:xfrm>
+                    <a:prstGeom prst="rect"/>
+                    <a:ln/>
+                  </pic:spPr>
+                </pic:pic>
+              </a:graphicData>
+            </a:graphic>
+          </wp:inline>
+        </w:drawing>
+      </w:r>
+      <w:r>
+        <w:rPr>
+          <w:rtl w:val="0"/>
+        </w:rPr>
+      </w:r>
+    </w:p>
+    <w:p>
+      <w:pPr>
+        <w:rPr/>
+      </w:pPr>
+      <w:r>
+        <w:rPr>
+          <w:rtl w:val="0"/>
+        </w:rPr>
+      </w:r>
+    </w:p>
+    <w:p>
+      <w:pPr>
+        <w:rPr/>
+      </w:pPr>
+      <w:r>
+        <w:br w:type="page"/>
+      </w:r>
+      <w:r>
+        <w:rPr>
+          <w:rtl w:val="0"/>
+        </w:rPr>
+      </w:r>
+    </w:p>
+    <w:p>
+      <w:pPr>
+        <w:rPr/>
+      </w:pPr>
+      <w:r>
+        <w:rPr>
+          <w:rtl w:val="0"/>
+        </w:rPr>
+        <w:t xml:space="preserve">Prueba de la vista de tareas pendientes antes de la interfaz gráfica, igual con apellidos. Ambos tienen dos tareas pendientes</w:t>
+      </w:r>
+    </w:p>
+    <w:p>
+      <w:pPr>
+        <w:rPr/>
+      </w:pPr>
+      <w:r>
+        <w:rPr>
+          <w:rtl w:val="0"/>
+        </w:rPr>
+      </w:r>
+    </w:p>
+    <w:p>
+      <w:pPr>
+        <w:rPr/>
+      </w:pPr>
+      <w:r>
+        <w:rPr/>
+        <w:drawing>
+          <wp:inline distB="114300" distT="114300" distL="114300" distR="114300">
+            <wp:extent cx="5731200" cy="4508500"/>
+            <wp:effectExtent b="0" l="0" r="0" t="0"/>
+            <wp:docPr id="4" name="image5.png"/>
+            <a:graphic>
+              <a:graphicData uri="http://schemas.openxmlformats.org/drawingml/2006/picture">
+                <pic:pic>
+                  <pic:nvPicPr>
+                    <pic:cNvPr id="0" name="image5.png"/>
+                    <pic:cNvPicPr preferRelativeResize="0"/>
+                  </pic:nvPicPr>
+                  <pic:blipFill>
+                    <a:blip r:embed="rId13"/>
+                    <a:srcRect b="0" l="0" r="0" t="0"/>
+                    <a:stretch>
+                      <a:fillRect/>
+                    </a:stretch>
+                  </pic:blipFill>
+                  <pic:spPr>
+                    <a:xfrm>
+                      <a:off x="0" y="0"/>
+                      <a:ext cx="5731200" cy="4508500"/>
+                    </a:xfrm>
+                    <a:prstGeom prst="rect"/>
+                    <a:ln/>
+                  </pic:spPr>
+                </pic:pic>
+              </a:graphicData>
+            </a:graphic>
+          </wp:inline>
+        </w:drawing>
+      </w:r>
+      <w:r>
+        <w:rPr>
+          <w:rtl w:val="0"/>
+        </w:rPr>
+      </w:r>
+    </w:p>
+    <w:p>
+      <w:pPr>
+        <w:rPr/>
+      </w:pPr>
+      <w:r>
+        <w:rPr>
+          <w:rtl w:val="0"/>
+        </w:rPr>
+      </w:r>
+    </w:p>
     <w:p>
       <w:pPr>
         <w:rPr/>

--- a/Docs/Proyecto 1 Documentación (2).docx
+++ b/Docs/Proyecto 1 Documentación (2).docx
@@ -25,12 +25,12 @@
             <wp:extent cx="3633788" cy="1909028"/>
             <wp:effectExtent b="0" l="0" r="0" t="0"/>
             <wp:wrapSquare wrapText="bothSides" distB="114300" distT="114300" distL="114300" distR="114300"/>
-            <wp:docPr id="3" name="image2.png"/>
+            <wp:docPr id="3" name="image1.png"/>
             <a:graphic>
               <a:graphicData uri="http://schemas.openxmlformats.org/drawingml/2006/picture">
                 <pic:pic>
                   <pic:nvPicPr>
-                    <pic:cNvPr id="0" name="image2.png"/>
+                    <pic:cNvPr id="0" name="image1.png"/>
                     <pic:cNvPicPr preferRelativeResize="0"/>
                   </pic:nvPicPr>
                   <pic:blipFill>
@@ -777,12 +777,12 @@
             <wp:extent cx="6586538" cy="4577949"/>
             <wp:effectExtent b="0" l="0" r="0" t="0"/>
             <wp:wrapSquare wrapText="bothSides" distB="114300" distT="114300" distL="114300" distR="114300"/>
-            <wp:docPr id="6" name="image3.png"/>
+            <wp:docPr id="6" name="image4.png"/>
             <a:graphic>
               <a:graphicData uri="http://schemas.openxmlformats.org/drawingml/2006/picture">
                 <pic:pic>
                   <pic:nvPicPr>
-                    <pic:cNvPr id="0" name="image3.png"/>
+                    <pic:cNvPr id="0" name="image4.png"/>
                     <pic:cNvPicPr preferRelativeResize="0"/>
                   </pic:nvPicPr>
                   <pic:blipFill>
@@ -999,7 +999,7 @@
       <w:pPr>
         <w:numPr>
           <w:ilvl w:val="0"/>
-          <w:numId w:val="4"/>
+          <w:numId w:val="6"/>
         </w:numPr>
         <w:ind w:left="720" w:hanging="360"/>
         <w:rPr>
@@ -3235,12 +3235,12 @@
           <wp:inline distB="114300" distT="114300" distL="114300" distR="114300">
             <wp:extent cx="5731200" cy="5283200"/>
             <wp:effectExtent b="0" l="0" r="0" t="0"/>
-            <wp:docPr id="8" name="image6.png"/>
+            <wp:docPr id="8" name="image5.png"/>
             <a:graphic>
               <a:graphicData uri="http://schemas.openxmlformats.org/drawingml/2006/picture">
                 <pic:pic>
                   <pic:nvPicPr>
-                    <pic:cNvPr id="0" name="image6.png"/>
+                    <pic:cNvPr id="0" name="image5.png"/>
                     <pic:cNvPicPr preferRelativeResize="0"/>
                   </pic:nvPicPr>
                   <pic:blipFill>
@@ -3301,12 +3301,12 @@
           <wp:inline distB="114300" distT="114300" distL="114300" distR="114300">
             <wp:extent cx="5731200" cy="5562600"/>
             <wp:effectExtent b="0" l="0" r="0" t="0"/>
-            <wp:docPr id="2" name="image4.png"/>
+            <wp:docPr id="2" name="image2.png"/>
             <a:graphic>
               <a:graphicData uri="http://schemas.openxmlformats.org/drawingml/2006/picture">
                 <pic:pic>
                   <pic:nvPicPr>
-                    <pic:cNvPr id="0" name="image4.png"/>
+                    <pic:cNvPr id="0" name="image2.png"/>
                     <pic:cNvPicPr preferRelativeResize="0"/>
                   </pic:nvPicPr>
                   <pic:blipFill>
@@ -3481,6 +3481,324 @@
     </w:p>
     <w:p>
       <w:pPr>
+        <w:numPr>
+          <w:ilvl w:val="0"/>
+          <w:numId w:val="5"/>
+        </w:numPr>
+        <w:spacing w:after="240" w:before="240" w:lineRule="auto"/>
+        <w:ind w:left="720" w:hanging="360"/>
+        <w:rPr>
+          <w:u w:val="none"/>
+        </w:rPr>
+      </w:pPr>
+      <w:r>
+        <w:rPr>
+          <w:rtl w:val="0"/>
+        </w:rPr>
+        <w:t xml:space="preserve">DISPONIBILIDADES (id_disponibilidad[PK], fecha_correspondiente, hora_inicio, hora_final, id_tipo[FK], id_usuario[FK]) </w:t>
+      </w:r>
+    </w:p>
+    <w:p>
+      <w:pPr>
+        <w:spacing w:after="240" w:before="240" w:lineRule="auto"/>
+        <w:ind w:left="720" w:firstLine="0"/>
+        <w:rPr/>
+      </w:pPr>
+      <w:r>
+        <w:rPr>
+          <w:rFonts w:ascii="Arial Unicode MS" w:cs="Arial Unicode MS" w:eastAsia="Arial Unicode MS" w:hAnsi="Arial Unicode MS"/>
+          <w:rtl w:val="0"/>
+        </w:rPr>
+        <w:t xml:space="preserve">FK: id_tipo → CATALOGO_TIPO_DISPONIBILIDAD</w:t>
+      </w:r>
+    </w:p>
+    <w:p>
+      <w:pPr>
+        <w:spacing w:after="240" w:before="240" w:lineRule="auto"/>
+        <w:ind w:left="720" w:firstLine="0"/>
+        <w:rPr/>
+      </w:pPr>
+      <w:r>
+        <w:rPr>
+          <w:rFonts w:ascii="Arial Unicode MS" w:cs="Arial Unicode MS" w:eastAsia="Arial Unicode MS" w:hAnsi="Arial Unicode MS"/>
+          <w:rtl w:val="0"/>
+        </w:rPr>
+        <w:t xml:space="preserve">FK: id_usuario → USUARIOS</w:t>
+      </w:r>
+    </w:p>
+    <w:p>
+      <w:pPr>
+        <w:keepNext w:val="0"/>
+        <w:keepLines w:val="0"/>
+        <w:pageBreakBefore w:val="0"/>
+        <w:widowControl w:val="0"/>
+        <w:numPr>
+          <w:ilvl w:val="0"/>
+          <w:numId w:val="4"/>
+        </w:numPr>
+        <w:pBdr>
+          <w:top w:space="0" w:sz="0" w:val="nil"/>
+          <w:left w:space="0" w:sz="0" w:val="nil"/>
+          <w:bottom w:space="0" w:sz="0" w:val="nil"/>
+          <w:right w:space="0" w:sz="0" w:val="nil"/>
+          <w:between w:space="0" w:sz="0" w:val="nil"/>
+        </w:pBdr>
+        <w:shd w:fill="auto" w:val="clear"/>
+        <w:spacing w:after="0" w:before="0" w:line="276" w:lineRule="auto"/>
+        <w:ind w:left="720" w:right="0" w:hanging="360"/>
+        <w:jc w:val="left"/>
+        <w:rPr>
+          <w:u w:val="none"/>
+        </w:rPr>
+      </w:pPr>
+      <w:r>
+        <w:rPr>
+          <w:rtl w:val="0"/>
+        </w:rPr>
+        <w:t xml:space="preserve">CATALOGO_TIPO_DISPONIBILIDAD (id_tipo[PK], nombre)</w:t>
+      </w:r>
+    </w:p>
+    <w:p>
+      <w:pPr>
+        <w:keepNext w:val="0"/>
+        <w:keepLines w:val="0"/>
+        <w:pageBreakBefore w:val="0"/>
+        <w:widowControl w:val="0"/>
+        <w:pBdr>
+          <w:top w:space="0" w:sz="0" w:val="nil"/>
+          <w:left w:space="0" w:sz="0" w:val="nil"/>
+          <w:bottom w:space="0" w:sz="0" w:val="nil"/>
+          <w:right w:space="0" w:sz="0" w:val="nil"/>
+          <w:between w:space="0" w:sz="0" w:val="nil"/>
+        </w:pBdr>
+        <w:shd w:fill="auto" w:val="clear"/>
+        <w:spacing w:after="0" w:before="0" w:line="276" w:lineRule="auto"/>
+        <w:ind w:left="720" w:right="0" w:firstLine="0"/>
+        <w:jc w:val="left"/>
+        <w:rPr/>
+      </w:pPr>
+      <w:r>
+        <w:rPr>
+          <w:rtl w:val="0"/>
+        </w:rPr>
+      </w:r>
+    </w:p>
+    <w:p>
+      <w:pPr>
+        <w:keepNext w:val="0"/>
+        <w:keepLines w:val="0"/>
+        <w:pageBreakBefore w:val="0"/>
+        <w:widowControl w:val="0"/>
+        <w:pBdr>
+          <w:top w:space="0" w:sz="0" w:val="nil"/>
+          <w:left w:space="0" w:sz="0" w:val="nil"/>
+          <w:bottom w:space="0" w:sz="0" w:val="nil"/>
+          <w:right w:space="0" w:sz="0" w:val="nil"/>
+          <w:between w:space="0" w:sz="0" w:val="nil"/>
+        </w:pBdr>
+        <w:shd w:fill="auto" w:val="clear"/>
+        <w:spacing w:after="0" w:before="0" w:line="276" w:lineRule="auto"/>
+        <w:ind w:left="0" w:right="0" w:firstLine="0"/>
+        <w:jc w:val="left"/>
+        <w:rPr/>
+      </w:pPr>
+      <w:r>
+        <w:rPr>
+          <w:rtl w:val="0"/>
+        </w:rPr>
+      </w:r>
+    </w:p>
+    <w:p>
+      <w:pPr>
+        <w:keepNext w:val="0"/>
+        <w:keepLines w:val="0"/>
+        <w:pageBreakBefore w:val="0"/>
+        <w:widowControl w:val="0"/>
+        <w:pBdr>
+          <w:top w:space="0" w:sz="0" w:val="nil"/>
+          <w:left w:space="0" w:sz="0" w:val="nil"/>
+          <w:bottom w:space="0" w:sz="0" w:val="nil"/>
+          <w:right w:space="0" w:sz="0" w:val="nil"/>
+          <w:between w:space="0" w:sz="0" w:val="nil"/>
+        </w:pBdr>
+        <w:shd w:fill="auto" w:val="clear"/>
+        <w:spacing w:after="0" w:before="0" w:line="276" w:lineRule="auto"/>
+        <w:ind w:left="720" w:right="0" w:firstLine="0"/>
+        <w:jc w:val="left"/>
+        <w:rPr/>
+      </w:pPr>
+      <w:r>
+        <w:rPr>
+          <w:rtl w:val="0"/>
+        </w:rPr>
+      </w:r>
+    </w:p>
+    <w:p>
+      <w:pPr>
+        <w:keepNext w:val="0"/>
+        <w:keepLines w:val="0"/>
+        <w:pageBreakBefore w:val="0"/>
+        <w:widowControl w:val="0"/>
+        <w:pBdr>
+          <w:top w:space="0" w:sz="0" w:val="nil"/>
+          <w:left w:space="0" w:sz="0" w:val="nil"/>
+          <w:bottom w:space="0" w:sz="0" w:val="nil"/>
+          <w:right w:space="0" w:sz="0" w:val="nil"/>
+          <w:between w:space="0" w:sz="0" w:val="nil"/>
+        </w:pBdr>
+        <w:shd w:fill="auto" w:val="clear"/>
+        <w:spacing w:after="0" w:before="0" w:line="276" w:lineRule="auto"/>
+        <w:ind w:left="720" w:right="0" w:firstLine="0"/>
+        <w:jc w:val="left"/>
+        <w:rPr/>
+      </w:pPr>
+      <w:r>
+        <w:rPr>
+          <w:rtl w:val="0"/>
+        </w:rPr>
+      </w:r>
+    </w:p>
+    <w:p>
+      <w:pPr>
+        <w:keepNext w:val="0"/>
+        <w:keepLines w:val="0"/>
+        <w:pageBreakBefore w:val="0"/>
+        <w:widowControl w:val="0"/>
+        <w:pBdr>
+          <w:top w:space="0" w:sz="0" w:val="nil"/>
+          <w:left w:space="0" w:sz="0" w:val="nil"/>
+          <w:bottom w:space="0" w:sz="0" w:val="nil"/>
+          <w:right w:space="0" w:sz="0" w:val="nil"/>
+          <w:between w:space="0" w:sz="0" w:val="nil"/>
+        </w:pBdr>
+        <w:shd w:fill="auto" w:val="clear"/>
+        <w:spacing w:after="0" w:before="0" w:line="276" w:lineRule="auto"/>
+        <w:ind w:left="720" w:right="0" w:firstLine="0"/>
+        <w:jc w:val="left"/>
+        <w:rPr/>
+      </w:pPr>
+      <w:r>
+        <w:rPr>
+          <w:rtl w:val="0"/>
+        </w:rPr>
+      </w:r>
+    </w:p>
+    <w:p>
+      <w:pPr>
+        <w:keepNext w:val="0"/>
+        <w:keepLines w:val="0"/>
+        <w:pageBreakBefore w:val="0"/>
+        <w:widowControl w:val="0"/>
+        <w:pBdr>
+          <w:top w:space="0" w:sz="0" w:val="nil"/>
+          <w:left w:space="0" w:sz="0" w:val="nil"/>
+          <w:bottom w:space="0" w:sz="0" w:val="nil"/>
+          <w:right w:space="0" w:sz="0" w:val="nil"/>
+          <w:between w:space="0" w:sz="0" w:val="nil"/>
+        </w:pBdr>
+        <w:shd w:fill="auto" w:val="clear"/>
+        <w:spacing w:after="0" w:before="0" w:line="276" w:lineRule="auto"/>
+        <w:ind w:left="720" w:right="0" w:firstLine="0"/>
+        <w:jc w:val="left"/>
+        <w:rPr/>
+      </w:pPr>
+      <w:r>
+        <w:rPr>
+          <w:rtl w:val="0"/>
+        </w:rPr>
+      </w:r>
+    </w:p>
+    <w:p>
+      <w:pPr>
+        <w:keepNext w:val="0"/>
+        <w:keepLines w:val="0"/>
+        <w:pageBreakBefore w:val="0"/>
+        <w:widowControl w:val="0"/>
+        <w:pBdr>
+          <w:top w:space="0" w:sz="0" w:val="nil"/>
+          <w:left w:space="0" w:sz="0" w:val="nil"/>
+          <w:bottom w:space="0" w:sz="0" w:val="nil"/>
+          <w:right w:space="0" w:sz="0" w:val="nil"/>
+          <w:between w:space="0" w:sz="0" w:val="nil"/>
+        </w:pBdr>
+        <w:shd w:fill="auto" w:val="clear"/>
+        <w:spacing w:after="0" w:before="0" w:line="276" w:lineRule="auto"/>
+        <w:ind w:left="0" w:right="0" w:firstLine="0"/>
+        <w:jc w:val="left"/>
+        <w:rPr/>
+      </w:pPr>
+      <w:r>
+        <w:rPr>
+          <w:rtl w:val="0"/>
+        </w:rPr>
+      </w:r>
+    </w:p>
+    <w:p>
+      <w:pPr>
+        <w:ind w:left="0" w:firstLine="0"/>
+        <w:rPr>
+          <w:b w:val="1"/>
+          <w:bCs w:val="1"/>
+        </w:rPr>
+      </w:pPr>
+      <w:r>
+        <w:rPr>
+          <w:rtl w:val="0"/>
+        </w:rPr>
+      </w:r>
+    </w:p>
+    <w:p>
+      <w:pPr>
+        <w:keepNext w:val="0"/>
+        <w:keepLines w:val="0"/>
+        <w:pageBreakBefore w:val="0"/>
+        <w:widowControl w:val="0"/>
+        <w:pBdr>
+          <w:top w:space="0" w:sz="0" w:val="nil"/>
+          <w:left w:space="0" w:sz="0" w:val="nil"/>
+          <w:bottom w:space="0" w:sz="0" w:val="nil"/>
+          <w:right w:space="0" w:sz="0" w:val="nil"/>
+          <w:between w:space="0" w:sz="0" w:val="nil"/>
+        </w:pBdr>
+        <w:shd w:fill="auto" w:val="clear"/>
+        <w:spacing w:after="0" w:before="0" w:line="276" w:lineRule="auto"/>
+        <w:ind w:left="0" w:right="0" w:firstLine="0"/>
+        <w:jc w:val="left"/>
+        <w:rPr/>
+      </w:pPr>
+      <w:r>
+        <w:rPr>
+          <w:rtl w:val="0"/>
+        </w:rPr>
+      </w:r>
+    </w:p>
+    <w:p>
+      <w:pPr>
+        <w:keepNext w:val="0"/>
+        <w:keepLines w:val="0"/>
+        <w:pageBreakBefore w:val="0"/>
+        <w:widowControl w:val="0"/>
+        <w:pBdr>
+          <w:top w:space="0" w:sz="0" w:val="nil"/>
+          <w:left w:space="0" w:sz="0" w:val="nil"/>
+          <w:bottom w:space="0" w:sz="0" w:val="nil"/>
+          <w:right w:space="0" w:sz="0" w:val="nil"/>
+          <w:between w:space="0" w:sz="0" w:val="nil"/>
+        </w:pBdr>
+        <w:shd w:fill="auto" w:val="clear"/>
+        <w:spacing w:after="0" w:before="0" w:line="276" w:lineRule="auto"/>
+        <w:ind w:left="0" w:right="0" w:firstLine="0"/>
+        <w:jc w:val="left"/>
+        <w:rPr/>
+      </w:pPr>
+      <w:r>
+        <w:rPr>
+          <w:rtl w:val="0"/>
+        </w:rPr>
+      </w:r>
+    </w:p>
+    <w:p>
+      <w:pPr>
         <w:spacing w:after="240" w:before="240" w:lineRule="auto"/>
         <w:ind w:left="0" w:firstLine="0"/>
         <w:rPr/>
@@ -4962,12 +5280,12 @@
           <wp:inline distB="114300" distT="114300" distL="114300" distR="114300">
             <wp:extent cx="5731200" cy="3987800"/>
             <wp:effectExtent b="0" l="0" r="0" t="0"/>
-            <wp:docPr id="1" name="image1.png"/>
+            <wp:docPr id="1" name="image6.png"/>
             <a:graphic>
               <a:graphicData uri="http://schemas.openxmlformats.org/drawingml/2006/picture">
                 <pic:pic>
                   <pic:nvPicPr>
-                    <pic:cNvPr id="0" name="image1.png"/>
+                    <pic:cNvPr id="0" name="image6.png"/>
                     <pic:cNvPicPr preferRelativeResize="0"/>
                   </pic:nvPicPr>
                   <pic:blipFill>
@@ -5051,12 +5369,12 @@
           <wp:inline distB="114300" distT="114300" distL="114300" distR="114300">
             <wp:extent cx="5731200" cy="4508500"/>
             <wp:effectExtent b="0" l="0" r="0" t="0"/>
-            <wp:docPr id="4" name="image5.png"/>
+            <wp:docPr id="4" name="image3.png"/>
             <a:graphic>
               <a:graphicData uri="http://schemas.openxmlformats.org/drawingml/2006/picture">
                 <pic:pic>
                   <pic:nvPicPr>
-                    <pic:cNvPr id="0" name="image5.png"/>
+                    <pic:cNvPr id="0" name="image3.png"/>
                     <pic:cNvPicPr preferRelativeResize="0"/>
                   </pic:nvPicPr>
                   <pic:blipFill>
@@ -5567,6 +5885,226 @@
       </w:rPr>
     </w:lvl>
   </w:abstractNum>
+  <w:abstractNum w:abstractNumId="5">
+    <w:lvl w:ilvl="0">
+      <w:start w:val="1"/>
+      <w:numFmt w:val="bullet"/>
+      <w:lvlText w:val="●"/>
+      <w:lvlJc w:val="left"/>
+      <w:pPr>
+        <w:ind w:left="720" w:hanging="360"/>
+      </w:pPr>
+      <w:rPr>
+        <w:u w:val="none"/>
+      </w:rPr>
+    </w:lvl>
+    <w:lvl w:ilvl="1">
+      <w:start w:val="1"/>
+      <w:numFmt w:val="bullet"/>
+      <w:lvlText w:val="○"/>
+      <w:lvlJc w:val="left"/>
+      <w:pPr>
+        <w:ind w:left="1440" w:hanging="360"/>
+      </w:pPr>
+      <w:rPr>
+        <w:u w:val="none"/>
+      </w:rPr>
+    </w:lvl>
+    <w:lvl w:ilvl="2">
+      <w:start w:val="1"/>
+      <w:numFmt w:val="bullet"/>
+      <w:lvlText w:val="■"/>
+      <w:lvlJc w:val="left"/>
+      <w:pPr>
+        <w:ind w:left="2160" w:hanging="360"/>
+      </w:pPr>
+      <w:rPr>
+        <w:u w:val="none"/>
+      </w:rPr>
+    </w:lvl>
+    <w:lvl w:ilvl="3">
+      <w:start w:val="1"/>
+      <w:numFmt w:val="bullet"/>
+      <w:lvlText w:val="●"/>
+      <w:lvlJc w:val="left"/>
+      <w:pPr>
+        <w:ind w:left="2880" w:hanging="360"/>
+      </w:pPr>
+      <w:rPr>
+        <w:u w:val="none"/>
+      </w:rPr>
+    </w:lvl>
+    <w:lvl w:ilvl="4">
+      <w:start w:val="1"/>
+      <w:numFmt w:val="bullet"/>
+      <w:lvlText w:val="○"/>
+      <w:lvlJc w:val="left"/>
+      <w:pPr>
+        <w:ind w:left="3600" w:hanging="360"/>
+      </w:pPr>
+      <w:rPr>
+        <w:u w:val="none"/>
+      </w:rPr>
+    </w:lvl>
+    <w:lvl w:ilvl="5">
+      <w:start w:val="1"/>
+      <w:numFmt w:val="bullet"/>
+      <w:lvlText w:val="■"/>
+      <w:lvlJc w:val="left"/>
+      <w:pPr>
+        <w:ind w:left="4320" w:hanging="360"/>
+      </w:pPr>
+      <w:rPr>
+        <w:u w:val="none"/>
+      </w:rPr>
+    </w:lvl>
+    <w:lvl w:ilvl="6">
+      <w:start w:val="1"/>
+      <w:numFmt w:val="bullet"/>
+      <w:lvlText w:val="●"/>
+      <w:lvlJc w:val="left"/>
+      <w:pPr>
+        <w:ind w:left="5040" w:hanging="360"/>
+      </w:pPr>
+      <w:rPr>
+        <w:u w:val="none"/>
+      </w:rPr>
+    </w:lvl>
+    <w:lvl w:ilvl="7">
+      <w:start w:val="1"/>
+      <w:numFmt w:val="bullet"/>
+      <w:lvlText w:val="○"/>
+      <w:lvlJc w:val="left"/>
+      <w:pPr>
+        <w:ind w:left="5760" w:hanging="360"/>
+      </w:pPr>
+      <w:rPr>
+        <w:u w:val="none"/>
+      </w:rPr>
+    </w:lvl>
+    <w:lvl w:ilvl="8">
+      <w:start w:val="1"/>
+      <w:numFmt w:val="bullet"/>
+      <w:lvlText w:val="■"/>
+      <w:lvlJc w:val="left"/>
+      <w:pPr>
+        <w:ind w:left="6480" w:hanging="360"/>
+      </w:pPr>
+      <w:rPr>
+        <w:u w:val="none"/>
+      </w:rPr>
+    </w:lvl>
+  </w:abstractNum>
+  <w:abstractNum w:abstractNumId="6">
+    <w:lvl w:ilvl="0">
+      <w:start w:val="1"/>
+      <w:numFmt w:val="bullet"/>
+      <w:lvlText w:val="●"/>
+      <w:lvlJc w:val="left"/>
+      <w:pPr>
+        <w:ind w:left="720" w:hanging="360"/>
+      </w:pPr>
+      <w:rPr>
+        <w:u w:val="none"/>
+      </w:rPr>
+    </w:lvl>
+    <w:lvl w:ilvl="1">
+      <w:start w:val="1"/>
+      <w:numFmt w:val="bullet"/>
+      <w:lvlText w:val="○"/>
+      <w:lvlJc w:val="left"/>
+      <w:pPr>
+        <w:ind w:left="1440" w:hanging="360"/>
+      </w:pPr>
+      <w:rPr>
+        <w:u w:val="none"/>
+      </w:rPr>
+    </w:lvl>
+    <w:lvl w:ilvl="2">
+      <w:start w:val="1"/>
+      <w:numFmt w:val="bullet"/>
+      <w:lvlText w:val="■"/>
+      <w:lvlJc w:val="left"/>
+      <w:pPr>
+        <w:ind w:left="2160" w:hanging="360"/>
+      </w:pPr>
+      <w:rPr>
+        <w:u w:val="none"/>
+      </w:rPr>
+    </w:lvl>
+    <w:lvl w:ilvl="3">
+      <w:start w:val="1"/>
+      <w:numFmt w:val="bullet"/>
+      <w:lvlText w:val="●"/>
+      <w:lvlJc w:val="left"/>
+      <w:pPr>
+        <w:ind w:left="2880" w:hanging="360"/>
+      </w:pPr>
+      <w:rPr>
+        <w:u w:val="none"/>
+      </w:rPr>
+    </w:lvl>
+    <w:lvl w:ilvl="4">
+      <w:start w:val="1"/>
+      <w:numFmt w:val="bullet"/>
+      <w:lvlText w:val="○"/>
+      <w:lvlJc w:val="left"/>
+      <w:pPr>
+        <w:ind w:left="3600" w:hanging="360"/>
+      </w:pPr>
+      <w:rPr>
+        <w:u w:val="none"/>
+      </w:rPr>
+    </w:lvl>
+    <w:lvl w:ilvl="5">
+      <w:start w:val="1"/>
+      <w:numFmt w:val="bullet"/>
+      <w:lvlText w:val="■"/>
+      <w:lvlJc w:val="left"/>
+      <w:pPr>
+        <w:ind w:left="4320" w:hanging="360"/>
+      </w:pPr>
+      <w:rPr>
+        <w:u w:val="none"/>
+      </w:rPr>
+    </w:lvl>
+    <w:lvl w:ilvl="6">
+      <w:start w:val="1"/>
+      <w:numFmt w:val="bullet"/>
+      <w:lvlText w:val="●"/>
+      <w:lvlJc w:val="left"/>
+      <w:pPr>
+        <w:ind w:left="5040" w:hanging="360"/>
+      </w:pPr>
+      <w:rPr>
+        <w:u w:val="none"/>
+      </w:rPr>
+    </w:lvl>
+    <w:lvl w:ilvl="7">
+      <w:start w:val="1"/>
+      <w:numFmt w:val="bullet"/>
+      <w:lvlText w:val="○"/>
+      <w:lvlJc w:val="left"/>
+      <w:pPr>
+        <w:ind w:left="5760" w:hanging="360"/>
+      </w:pPr>
+      <w:rPr>
+        <w:u w:val="none"/>
+      </w:rPr>
+    </w:lvl>
+    <w:lvl w:ilvl="8">
+      <w:start w:val="1"/>
+      <w:numFmt w:val="bullet"/>
+      <w:lvlText w:val="■"/>
+      <w:lvlJc w:val="left"/>
+      <w:pPr>
+        <w:ind w:left="6480" w:hanging="360"/>
+      </w:pPr>
+      <w:rPr>
+        <w:u w:val="none"/>
+      </w:rPr>
+    </w:lvl>
+  </w:abstractNum>
   <w:num w:numId="1">
     <w:abstractNumId w:val="1"/>
   </w:num>
@@ -5578,6 +6116,12 @@
   </w:num>
   <w:num w:numId="4">
     <w:abstractNumId w:val="4"/>
+  </w:num>
+  <w:num w:numId="5">
+    <w:abstractNumId w:val="5"/>
+  </w:num>
+  <w:num w:numId="6">
+    <w:abstractNumId w:val="6"/>
   </w:num>
 </w:numbering>
 </file>

--- a/Docs/Proyecto 1 Documentación (2).docx
+++ b/Docs/Proyecto 1 Documentación (2).docx
@@ -777,12 +777,12 @@
             <wp:extent cx="6586538" cy="4577949"/>
             <wp:effectExtent b="0" l="0" r="0" t="0"/>
             <wp:wrapSquare wrapText="bothSides" distB="114300" distT="114300" distL="114300" distR="114300"/>
-            <wp:docPr id="6" name="image4.png"/>
+            <wp:docPr id="6" name="image3.png"/>
             <a:graphic>
               <a:graphicData uri="http://schemas.openxmlformats.org/drawingml/2006/picture">
                 <pic:pic>
                   <pic:nvPicPr>
-                    <pic:cNvPr id="0" name="image4.png"/>
+                    <pic:cNvPr id="0" name="image3.png"/>
                     <pic:cNvPicPr preferRelativeResize="0"/>
                   </pic:nvPicPr>
                   <pic:blipFill>
@@ -3235,12 +3235,12 @@
           <wp:inline distB="114300" distT="114300" distL="114300" distR="114300">
             <wp:extent cx="5731200" cy="5283200"/>
             <wp:effectExtent b="0" l="0" r="0" t="0"/>
-            <wp:docPr id="8" name="image5.png"/>
+            <wp:docPr id="8" name="image7.png"/>
             <a:graphic>
               <a:graphicData uri="http://schemas.openxmlformats.org/drawingml/2006/picture">
                 <pic:pic>
                   <pic:nvPicPr>
-                    <pic:cNvPr id="0" name="image5.png"/>
+                    <pic:cNvPr id="0" name="image7.png"/>
                     <pic:cNvPicPr preferRelativeResize="0"/>
                   </pic:nvPicPr>
                   <pic:blipFill>
@@ -3301,12 +3301,12 @@
           <wp:inline distB="114300" distT="114300" distL="114300" distR="114300">
             <wp:extent cx="5731200" cy="5562600"/>
             <wp:effectExtent b="0" l="0" r="0" t="0"/>
-            <wp:docPr id="2" name="image2.png"/>
+            <wp:docPr id="2" name="image5.png"/>
             <a:graphic>
               <a:graphicData uri="http://schemas.openxmlformats.org/drawingml/2006/picture">
                 <pic:pic>
                   <pic:nvPicPr>
-                    <pic:cNvPr id="0" name="image2.png"/>
+                    <pic:cNvPr id="0" name="image5.png"/>
                     <pic:cNvPicPr preferRelativeResize="0"/>
                   </pic:nvPicPr>
                   <pic:blipFill>
@@ -3495,7 +3495,7 @@
         <w:rPr>
           <w:rtl w:val="0"/>
         </w:rPr>
-        <w:t xml:space="preserve">DISPONIBILIDADES (id_disponibilidad[PK], fecha_correspondiente, hora_inicio, hora_final, id_tipo[FK], id_usuario[FK]) </w:t>
+        <w:t xml:space="preserve">DISPONIBILIDADES (id_disponibilidad[PK], fecha_correspondiente, hora_inicio, hora_fin, id_tipo[FK], id_usuario[FK]) </w:t>
       </w:r>
     </w:p>
     <w:p>
@@ -3585,471 +3585,6 @@
     </w:p>
     <w:p>
       <w:pPr>
-        <w:keepNext w:val="0"/>
-        <w:keepLines w:val="0"/>
-        <w:pageBreakBefore w:val="0"/>
-        <w:widowControl w:val="0"/>
-        <w:pBdr>
-          <w:top w:space="0" w:sz="0" w:val="nil"/>
-          <w:left w:space="0" w:sz="0" w:val="nil"/>
-          <w:bottom w:space="0" w:sz="0" w:val="nil"/>
-          <w:right w:space="0" w:sz="0" w:val="nil"/>
-          <w:between w:space="0" w:sz="0" w:val="nil"/>
-        </w:pBdr>
-        <w:shd w:fill="auto" w:val="clear"/>
-        <w:spacing w:after="0" w:before="0" w:line="276" w:lineRule="auto"/>
-        <w:ind w:left="0" w:right="0" w:firstLine="0"/>
-        <w:jc w:val="left"/>
-        <w:rPr/>
-      </w:pPr>
-      <w:r>
-        <w:rPr>
-          <w:rtl w:val="0"/>
-        </w:rPr>
-      </w:r>
-    </w:p>
-    <w:p>
-      <w:pPr>
-        <w:keepNext w:val="0"/>
-        <w:keepLines w:val="0"/>
-        <w:pageBreakBefore w:val="0"/>
-        <w:widowControl w:val="0"/>
-        <w:pBdr>
-          <w:top w:space="0" w:sz="0" w:val="nil"/>
-          <w:left w:space="0" w:sz="0" w:val="nil"/>
-          <w:bottom w:space="0" w:sz="0" w:val="nil"/>
-          <w:right w:space="0" w:sz="0" w:val="nil"/>
-          <w:between w:space="0" w:sz="0" w:val="nil"/>
-        </w:pBdr>
-        <w:shd w:fill="auto" w:val="clear"/>
-        <w:spacing w:after="0" w:before="0" w:line="276" w:lineRule="auto"/>
-        <w:ind w:left="720" w:right="0" w:firstLine="0"/>
-        <w:jc w:val="left"/>
-        <w:rPr/>
-      </w:pPr>
-      <w:r>
-        <w:rPr>
-          <w:rtl w:val="0"/>
-        </w:rPr>
-      </w:r>
-    </w:p>
-    <w:p>
-      <w:pPr>
-        <w:keepNext w:val="0"/>
-        <w:keepLines w:val="0"/>
-        <w:pageBreakBefore w:val="0"/>
-        <w:widowControl w:val="0"/>
-        <w:pBdr>
-          <w:top w:space="0" w:sz="0" w:val="nil"/>
-          <w:left w:space="0" w:sz="0" w:val="nil"/>
-          <w:bottom w:space="0" w:sz="0" w:val="nil"/>
-          <w:right w:space="0" w:sz="0" w:val="nil"/>
-          <w:between w:space="0" w:sz="0" w:val="nil"/>
-        </w:pBdr>
-        <w:shd w:fill="auto" w:val="clear"/>
-        <w:spacing w:after="0" w:before="0" w:line="276" w:lineRule="auto"/>
-        <w:ind w:left="720" w:right="0" w:firstLine="0"/>
-        <w:jc w:val="left"/>
-        <w:rPr/>
-      </w:pPr>
-      <w:r>
-        <w:rPr>
-          <w:rtl w:val="0"/>
-        </w:rPr>
-      </w:r>
-    </w:p>
-    <w:p>
-      <w:pPr>
-        <w:keepNext w:val="0"/>
-        <w:keepLines w:val="0"/>
-        <w:pageBreakBefore w:val="0"/>
-        <w:widowControl w:val="0"/>
-        <w:pBdr>
-          <w:top w:space="0" w:sz="0" w:val="nil"/>
-          <w:left w:space="0" w:sz="0" w:val="nil"/>
-          <w:bottom w:space="0" w:sz="0" w:val="nil"/>
-          <w:right w:space="0" w:sz="0" w:val="nil"/>
-          <w:between w:space="0" w:sz="0" w:val="nil"/>
-        </w:pBdr>
-        <w:shd w:fill="auto" w:val="clear"/>
-        <w:spacing w:after="0" w:before="0" w:line="276" w:lineRule="auto"/>
-        <w:ind w:left="720" w:right="0" w:firstLine="0"/>
-        <w:jc w:val="left"/>
-        <w:rPr/>
-      </w:pPr>
-      <w:r>
-        <w:rPr>
-          <w:rtl w:val="0"/>
-        </w:rPr>
-      </w:r>
-    </w:p>
-    <w:p>
-      <w:pPr>
-        <w:keepNext w:val="0"/>
-        <w:keepLines w:val="0"/>
-        <w:pageBreakBefore w:val="0"/>
-        <w:widowControl w:val="0"/>
-        <w:pBdr>
-          <w:top w:space="0" w:sz="0" w:val="nil"/>
-          <w:left w:space="0" w:sz="0" w:val="nil"/>
-          <w:bottom w:space="0" w:sz="0" w:val="nil"/>
-          <w:right w:space="0" w:sz="0" w:val="nil"/>
-          <w:between w:space="0" w:sz="0" w:val="nil"/>
-        </w:pBdr>
-        <w:shd w:fill="auto" w:val="clear"/>
-        <w:spacing w:after="0" w:before="0" w:line="276" w:lineRule="auto"/>
-        <w:ind w:left="720" w:right="0" w:firstLine="0"/>
-        <w:jc w:val="left"/>
-        <w:rPr/>
-      </w:pPr>
-      <w:r>
-        <w:rPr>
-          <w:rtl w:val="0"/>
-        </w:rPr>
-      </w:r>
-    </w:p>
-    <w:p>
-      <w:pPr>
-        <w:keepNext w:val="0"/>
-        <w:keepLines w:val="0"/>
-        <w:pageBreakBefore w:val="0"/>
-        <w:widowControl w:val="0"/>
-        <w:pBdr>
-          <w:top w:space="0" w:sz="0" w:val="nil"/>
-          <w:left w:space="0" w:sz="0" w:val="nil"/>
-          <w:bottom w:space="0" w:sz="0" w:val="nil"/>
-          <w:right w:space="0" w:sz="0" w:val="nil"/>
-          <w:between w:space="0" w:sz="0" w:val="nil"/>
-        </w:pBdr>
-        <w:shd w:fill="auto" w:val="clear"/>
-        <w:spacing w:after="0" w:before="0" w:line="276" w:lineRule="auto"/>
-        <w:ind w:left="0" w:right="0" w:firstLine="0"/>
-        <w:jc w:val="left"/>
-        <w:rPr/>
-      </w:pPr>
-      <w:r>
-        <w:rPr>
-          <w:rtl w:val="0"/>
-        </w:rPr>
-      </w:r>
-    </w:p>
-    <w:p>
-      <w:pPr>
-        <w:ind w:left="0" w:firstLine="0"/>
-        <w:rPr>
-          <w:b w:val="1"/>
-          <w:bCs w:val="1"/>
-        </w:rPr>
-      </w:pPr>
-      <w:r>
-        <w:rPr>
-          <w:rtl w:val="0"/>
-        </w:rPr>
-      </w:r>
-    </w:p>
-    <w:p>
-      <w:pPr>
-        <w:keepNext w:val="0"/>
-        <w:keepLines w:val="0"/>
-        <w:pageBreakBefore w:val="0"/>
-        <w:widowControl w:val="0"/>
-        <w:pBdr>
-          <w:top w:space="0" w:sz="0" w:val="nil"/>
-          <w:left w:space="0" w:sz="0" w:val="nil"/>
-          <w:bottom w:space="0" w:sz="0" w:val="nil"/>
-          <w:right w:space="0" w:sz="0" w:val="nil"/>
-          <w:between w:space="0" w:sz="0" w:val="nil"/>
-        </w:pBdr>
-        <w:shd w:fill="auto" w:val="clear"/>
-        <w:spacing w:after="0" w:before="0" w:line="276" w:lineRule="auto"/>
-        <w:ind w:left="0" w:right="0" w:firstLine="0"/>
-        <w:jc w:val="left"/>
-        <w:rPr/>
-      </w:pPr>
-      <w:r>
-        <w:rPr>
-          <w:rtl w:val="0"/>
-        </w:rPr>
-      </w:r>
-    </w:p>
-    <w:p>
-      <w:pPr>
-        <w:keepNext w:val="0"/>
-        <w:keepLines w:val="0"/>
-        <w:pageBreakBefore w:val="0"/>
-        <w:widowControl w:val="0"/>
-        <w:pBdr>
-          <w:top w:space="0" w:sz="0" w:val="nil"/>
-          <w:left w:space="0" w:sz="0" w:val="nil"/>
-          <w:bottom w:space="0" w:sz="0" w:val="nil"/>
-          <w:right w:space="0" w:sz="0" w:val="nil"/>
-          <w:between w:space="0" w:sz="0" w:val="nil"/>
-        </w:pBdr>
-        <w:shd w:fill="auto" w:val="clear"/>
-        <w:spacing w:after="0" w:before="0" w:line="276" w:lineRule="auto"/>
-        <w:ind w:left="0" w:right="0" w:firstLine="0"/>
-        <w:jc w:val="left"/>
-        <w:rPr/>
-      </w:pPr>
-      <w:r>
-        <w:rPr>
-          <w:rtl w:val="0"/>
-        </w:rPr>
-      </w:r>
-    </w:p>
-    <w:p>
-      <w:pPr>
-        <w:spacing w:after="240" w:before="240" w:lineRule="auto"/>
-        <w:ind w:left="0" w:firstLine="0"/>
-        <w:rPr/>
-      </w:pPr>
-      <w:r>
-        <w:br w:type="page"/>
-      </w:r>
-      <w:r>
-        <w:rPr>
-          <w:rtl w:val="0"/>
-        </w:rPr>
-      </w:r>
-    </w:p>
-    <w:p>
-      <w:pPr>
-        <w:spacing w:after="240" w:before="240" w:lineRule="auto"/>
-        <w:ind w:left="0" w:firstLine="0"/>
-        <w:rPr>
-          <w:b w:val="1"/>
-          <w:bCs w:val="1"/>
-        </w:rPr>
-      </w:pPr>
-      <w:r>
-        <w:rPr>
-          <w:b w:val="1"/>
-          <w:bCs w:val="1"/>
-          <w:rtl w:val="0"/>
-        </w:rPr>
-        <w:t xml:space="preserve">Módulo de Tareas Asociadas a Eventos (RF-15 a RF-17)</w:t>
-      </w:r>
-    </w:p>
-    <w:p>
-      <w:pPr>
-        <w:rPr/>
-      </w:pPr>
-      <w:r>
-        <w:rPr>
-          <w:rtl w:val="0"/>
-        </w:rPr>
-        <w:t xml:space="preserve">Modelo conceptual</w:t>
-      </w:r>
-    </w:p>
-    <w:p>
-      <w:pPr>
-        <w:rPr/>
-      </w:pPr>
-      <w:r>
-        <w:rPr>
-          <w:rtl w:val="0"/>
-        </w:rPr>
-        <w:t xml:space="preserve">Se creó la entidad TAREAS con atributo id_tarea como PK. Se relaciona con USUARIOS mediante una cardinalidad 1:N pues muchas tareas le pueden ser asignadas a un usuario pero las tareas solo pueden tener un único usuario asignado. Y se relaciona con EVENTOS con cardinalidad 1:N igual pues un evento puede incluir muchas tareas pero una tarea solo puede estar incluida en un único evento.</w:t>
-      </w:r>
-    </w:p>
-    <w:p>
-      <w:pPr>
-        <w:rPr/>
-      </w:pPr>
-      <w:r>
-        <w:rPr>
-          <w:rtl w:val="0"/>
-        </w:rPr>
-      </w:r>
-      <w:r>
-        <w:drawing>
-          <wp:anchor allowOverlap="1" behindDoc="0" distB="114300" distT="114300" distL="114300" distR="114300" hidden="0" layoutInCell="1" locked="0" relativeHeight="0" simplePos="0">
-            <wp:simplePos x="0" y="0"/>
-            <wp:positionH relativeFrom="column">
-              <wp:posOffset>-596736</wp:posOffset>
-            </wp:positionH>
-            <wp:positionV relativeFrom="paragraph">
-              <wp:posOffset>200025</wp:posOffset>
-            </wp:positionV>
-            <wp:extent cx="6921221" cy="4426362"/>
-            <wp:effectExtent b="0" l="0" r="0" t="0"/>
-            <wp:wrapSquare wrapText="bothSides" distB="114300" distT="114300" distL="114300" distR="114300"/>
-            <wp:docPr id="7" name="image7.png"/>
-            <a:graphic>
-              <a:graphicData uri="http://schemas.openxmlformats.org/drawingml/2006/picture">
-                <pic:pic>
-                  <pic:nvPicPr>
-                    <pic:cNvPr id="0" name="image7.png"/>
-                    <pic:cNvPicPr preferRelativeResize="0"/>
-                  </pic:nvPicPr>
-                  <pic:blipFill>
-                    <a:blip r:embed="rId11"/>
-                    <a:srcRect b="0" l="0" r="0" t="0"/>
-                    <a:stretch>
-                      <a:fillRect/>
-                    </a:stretch>
-                  </pic:blipFill>
-                  <pic:spPr>
-                    <a:xfrm>
-                      <a:off x="0" y="0"/>
-                      <a:ext cx="6921221" cy="4426362"/>
-                    </a:xfrm>
-                    <a:prstGeom prst="rect"/>
-                    <a:ln/>
-                  </pic:spPr>
-                </pic:pic>
-              </a:graphicData>
-            </a:graphic>
-          </wp:anchor>
-        </w:drawing>
-      </w:r>
-    </w:p>
-    <w:p>
-      <w:pPr>
-        <w:rPr/>
-      </w:pPr>
-      <w:r>
-        <w:rPr>
-          <w:rtl w:val="0"/>
-        </w:rPr>
-        <w:t xml:space="preserve">Modelo Lógico</w:t>
-      </w:r>
-    </w:p>
-    <w:p>
-      <w:pPr>
-        <w:numPr>
-          <w:ilvl w:val="0"/>
-          <w:numId w:val="2"/>
-        </w:numPr>
-        <w:ind w:left="720" w:hanging="360"/>
-        <w:rPr>
-          <w:u w:val="none"/>
-        </w:rPr>
-      </w:pPr>
-      <w:r>
-        <w:rPr>
-          <w:rtl w:val="0"/>
-        </w:rPr>
-        <w:t xml:space="preserve">Tareas (id_tarea [PK], titulo, descripcion, prioridad, estado, fecha_limite, id_usuario_responsable[FK], id_evento[FK]) </w:t>
-      </w:r>
-    </w:p>
-    <w:p>
-      <w:pPr>
-        <w:ind w:left="720" w:firstLine="0"/>
-        <w:rPr/>
-      </w:pPr>
-      <w:r>
-        <w:rPr>
-          <w:rtl w:val="0"/>
-        </w:rPr>
-      </w:r>
-    </w:p>
-    <w:p>
-      <w:pPr>
-        <w:ind w:left="720" w:firstLine="0"/>
-        <w:rPr/>
-      </w:pPr>
-      <w:r>
-        <w:rPr>
-          <w:rFonts w:ascii="Arial Unicode MS" w:cs="Arial Unicode MS" w:eastAsia="Arial Unicode MS" w:hAnsi="Arial Unicode MS"/>
-          <w:rtl w:val="0"/>
-        </w:rPr>
-        <w:t xml:space="preserve">FK: id_usuario_responsable → USUARIOS</w:t>
-      </w:r>
-    </w:p>
-    <w:p>
-      <w:pPr>
-        <w:ind w:left="720" w:firstLine="0"/>
-        <w:rPr/>
-      </w:pPr>
-      <w:r>
-        <w:rPr>
-          <w:rFonts w:ascii="Arial Unicode MS" w:cs="Arial Unicode MS" w:eastAsia="Arial Unicode MS" w:hAnsi="Arial Unicode MS"/>
-          <w:rtl w:val="0"/>
-        </w:rPr>
-        <w:t xml:space="preserve">FK: id_evento → EVENTOS</w:t>
-      </w:r>
-    </w:p>
-    <w:p>
-      <w:pPr>
-        <w:ind w:left="720" w:firstLine="0"/>
-        <w:rPr/>
-      </w:pPr>
-      <w:r>
-        <w:rPr>
-          <w:rtl w:val="0"/>
-        </w:rPr>
-      </w:r>
-    </w:p>
-    <w:p>
-      <w:pPr>
-        <w:ind w:left="720" w:firstLine="0"/>
-        <w:rPr/>
-      </w:pPr>
-      <w:r>
-        <w:rPr>
-          <w:rtl w:val="0"/>
-        </w:rPr>
-      </w:r>
-    </w:p>
-    <w:p>
-      <w:pPr>
-        <w:ind w:left="720" w:firstLine="0"/>
-        <w:rPr/>
-      </w:pPr>
-      <w:r>
-        <w:rPr>
-          <w:rtl w:val="0"/>
-        </w:rPr>
-      </w:r>
-    </w:p>
-    <w:p>
-      <w:pPr>
-        <w:ind w:left="720" w:firstLine="0"/>
-        <w:rPr/>
-      </w:pPr>
-      <w:r>
-        <w:rPr>
-          <w:rtl w:val="0"/>
-        </w:rPr>
-      </w:r>
-    </w:p>
-    <w:p>
-      <w:pPr>
-        <w:ind w:left="720" w:firstLine="0"/>
-        <w:rPr/>
-      </w:pPr>
-      <w:r>
-        <w:rPr>
-          <w:rtl w:val="0"/>
-        </w:rPr>
-      </w:r>
-    </w:p>
-    <w:p>
-      <w:pPr>
-        <w:ind w:left="720" w:firstLine="0"/>
-        <w:rPr/>
-      </w:pPr>
-      <w:r>
-        <w:rPr>
-          <w:rtl w:val="0"/>
-        </w:rPr>
-      </w:r>
-    </w:p>
-    <w:p>
-      <w:pPr>
-        <w:ind w:left="720" w:firstLine="0"/>
-        <w:rPr/>
-      </w:pPr>
-      <w:r>
-        <w:rPr>
-          <w:rtl w:val="0"/>
-        </w:rPr>
-      </w:r>
-    </w:p>
-    <w:p>
-      <w:pPr>
-        <w:ind w:left="0" w:firstLine="0"/>
         <w:rPr/>
       </w:pPr>
       <w:r>
@@ -4118,7 +3653,7 @@
               <w:rPr>
                 <w:rtl w:val="0"/>
               </w:rPr>
-              <w:t xml:space="preserve">Tareas (RF-15)</w:t>
+              <w:t xml:space="preserve">disponibilidades (RF-11)</w:t>
             </w:r>
           </w:p>
         </w:tc>
@@ -4232,7 +3767,7 @@
               <w:rPr>
                 <w:rtl w:val="0"/>
               </w:rPr>
-              <w:t xml:space="preserve">id_tarea</w:t>
+              <w:t xml:space="preserve">id_disponibilidad</w:t>
             </w:r>
           </w:p>
         </w:tc>
@@ -4314,32 +3849,32 @@
               <w:rPr>
                 <w:rtl w:val="0"/>
               </w:rPr>
-              <w:t xml:space="preserve">titulo</w:t>
-            </w:r>
-          </w:p>
-        </w:tc>
-        <w:tc>
-          <w:tcPr>
-            <w:shd w:fill="auto" w:val="clear"/>
-            <w:tcMar>
-              <w:top w:w="100.0" w:type="dxa"/>
-              <w:left w:w="100.0" w:type="dxa"/>
-              <w:bottom w:w="100.0" w:type="dxa"/>
-              <w:right w:w="100.0" w:type="dxa"/>
-            </w:tcMar>
-            <w:vAlign w:val="top"/>
-          </w:tcPr>
-          <w:p>
-            <w:pPr>
-              <w:widowControl w:val="0"/>
-              <w:spacing w:line="240" w:lineRule="auto"/>
-              <w:rPr/>
-            </w:pPr>
-            <w:r>
-              <w:rPr>
-                <w:rtl w:val="0"/>
-              </w:rPr>
-              <w:t xml:space="preserve">varchar(50)</w:t>
+              <w:t xml:space="preserve">fecha_correspondiente</w:t>
+            </w:r>
+          </w:p>
+        </w:tc>
+        <w:tc>
+          <w:tcPr>
+            <w:shd w:fill="auto" w:val="clear"/>
+            <w:tcMar>
+              <w:top w:w="100.0" w:type="dxa"/>
+              <w:left w:w="100.0" w:type="dxa"/>
+              <w:bottom w:w="100.0" w:type="dxa"/>
+              <w:right w:w="100.0" w:type="dxa"/>
+            </w:tcMar>
+            <w:vAlign w:val="top"/>
+          </w:tcPr>
+          <w:p>
+            <w:pPr>
+              <w:widowControl w:val="0"/>
+              <w:spacing w:line="240" w:lineRule="auto"/>
+              <w:rPr/>
+            </w:pPr>
+            <w:r>
+              <w:rPr>
+                <w:rtl w:val="0"/>
+              </w:rPr>
+              <w:t xml:space="preserve">date</w:t>
             </w:r>
           </w:p>
         </w:tc>
@@ -4396,57 +3931,57 @@
               <w:rPr>
                 <w:rtl w:val="0"/>
               </w:rPr>
-              <w:t xml:space="preserve">descripcion</w:t>
-            </w:r>
-          </w:p>
-        </w:tc>
-        <w:tc>
-          <w:tcPr>
-            <w:shd w:fill="auto" w:val="clear"/>
-            <w:tcMar>
-              <w:top w:w="100.0" w:type="dxa"/>
-              <w:left w:w="100.0" w:type="dxa"/>
-              <w:bottom w:w="100.0" w:type="dxa"/>
-              <w:right w:w="100.0" w:type="dxa"/>
-            </w:tcMar>
-            <w:vAlign w:val="top"/>
-          </w:tcPr>
-          <w:p>
-            <w:pPr>
-              <w:widowControl w:val="0"/>
-              <w:spacing w:line="240" w:lineRule="auto"/>
-              <w:rPr/>
-            </w:pPr>
-            <w:r>
-              <w:rPr>
-                <w:rtl w:val="0"/>
-              </w:rPr>
-              <w:t xml:space="preserve">text</w:t>
-            </w:r>
-          </w:p>
-        </w:tc>
-        <w:tc>
-          <w:tcPr>
-            <w:shd w:fill="auto" w:val="clear"/>
-            <w:tcMar>
-              <w:top w:w="100.0" w:type="dxa"/>
-              <w:left w:w="100.0" w:type="dxa"/>
-              <w:bottom w:w="100.0" w:type="dxa"/>
-              <w:right w:w="100.0" w:type="dxa"/>
-            </w:tcMar>
-            <w:vAlign w:val="top"/>
-          </w:tcPr>
-          <w:p>
-            <w:pPr>
-              <w:widowControl w:val="0"/>
-              <w:spacing w:line="240" w:lineRule="auto"/>
-              <w:rPr/>
-            </w:pPr>
-            <w:r>
-              <w:rPr>
-                <w:rtl w:val="0"/>
-              </w:rPr>
-              <w:t xml:space="preserve">NULL</w:t>
+              <w:t xml:space="preserve">hora_inicio</w:t>
+            </w:r>
+          </w:p>
+        </w:tc>
+        <w:tc>
+          <w:tcPr>
+            <w:shd w:fill="auto" w:val="clear"/>
+            <w:tcMar>
+              <w:top w:w="100.0" w:type="dxa"/>
+              <w:left w:w="100.0" w:type="dxa"/>
+              <w:bottom w:w="100.0" w:type="dxa"/>
+              <w:right w:w="100.0" w:type="dxa"/>
+            </w:tcMar>
+            <w:vAlign w:val="top"/>
+          </w:tcPr>
+          <w:p>
+            <w:pPr>
+              <w:widowControl w:val="0"/>
+              <w:spacing w:line="240" w:lineRule="auto"/>
+              <w:rPr/>
+            </w:pPr>
+            <w:r>
+              <w:rPr>
+                <w:rtl w:val="0"/>
+              </w:rPr>
+              <w:t xml:space="preserve">time</w:t>
+            </w:r>
+          </w:p>
+        </w:tc>
+        <w:tc>
+          <w:tcPr>
+            <w:shd w:fill="auto" w:val="clear"/>
+            <w:tcMar>
+              <w:top w:w="100.0" w:type="dxa"/>
+              <w:left w:w="100.0" w:type="dxa"/>
+              <w:bottom w:w="100.0" w:type="dxa"/>
+              <w:right w:w="100.0" w:type="dxa"/>
+            </w:tcMar>
+            <w:vAlign w:val="top"/>
+          </w:tcPr>
+          <w:p>
+            <w:pPr>
+              <w:widowControl w:val="0"/>
+              <w:spacing w:line="240" w:lineRule="auto"/>
+              <w:rPr/>
+            </w:pPr>
+            <w:r>
+              <w:rPr>
+                <w:rtl w:val="0"/>
+              </w:rPr>
+              <w:t xml:space="preserve">NOT NULL</w:t>
             </w:r>
           </w:p>
         </w:tc>
@@ -4478,32 +4013,32 @@
               <w:rPr>
                 <w:rtl w:val="0"/>
               </w:rPr>
-              <w:t xml:space="preserve">prioridad</w:t>
-            </w:r>
-          </w:p>
-        </w:tc>
-        <w:tc>
-          <w:tcPr>
-            <w:shd w:fill="auto" w:val="clear"/>
-            <w:tcMar>
-              <w:top w:w="100.0" w:type="dxa"/>
-              <w:left w:w="100.0" w:type="dxa"/>
-              <w:bottom w:w="100.0" w:type="dxa"/>
-              <w:right w:w="100.0" w:type="dxa"/>
-            </w:tcMar>
-            <w:vAlign w:val="top"/>
-          </w:tcPr>
-          <w:p>
-            <w:pPr>
-              <w:widowControl w:val="0"/>
-              <w:spacing w:line="240" w:lineRule="auto"/>
-              <w:rPr/>
-            </w:pPr>
-            <w:r>
-              <w:rPr>
-                <w:rtl w:val="0"/>
-              </w:rPr>
-              <w:t xml:space="preserve">varchar(20)</w:t>
+              <w:t xml:space="preserve">hora_fin</w:t>
+            </w:r>
+          </w:p>
+        </w:tc>
+        <w:tc>
+          <w:tcPr>
+            <w:shd w:fill="auto" w:val="clear"/>
+            <w:tcMar>
+              <w:top w:w="100.0" w:type="dxa"/>
+              <w:left w:w="100.0" w:type="dxa"/>
+              <w:bottom w:w="100.0" w:type="dxa"/>
+              <w:right w:w="100.0" w:type="dxa"/>
+            </w:tcMar>
+            <w:vAlign w:val="top"/>
+          </w:tcPr>
+          <w:p>
+            <w:pPr>
+              <w:widowControl w:val="0"/>
+              <w:spacing w:line="240" w:lineRule="auto"/>
+              <w:rPr/>
+            </w:pPr>
+            <w:r>
+              <w:rPr>
+                <w:rtl w:val="0"/>
+              </w:rPr>
+              <w:t xml:space="preserve">time</w:t>
             </w:r>
           </w:p>
         </w:tc>
@@ -4541,7 +4076,7 @@
               <w:rPr>
                 <w:rtl w:val="0"/>
               </w:rPr>
-              <w:t xml:space="preserve">CHECK ( prioridad IN (‘Alta, Media, Baja’)</w:t>
+              <w:t xml:space="preserve">CHECK (hora_inicio&lt;hora_fin)</w:t>
             </w:r>
           </w:p>
         </w:tc>
@@ -4573,50 +4108,60 @@
               <w:rPr>
                 <w:rtl w:val="0"/>
               </w:rPr>
-              <w:t xml:space="preserve">estado</w:t>
-            </w:r>
-          </w:p>
-        </w:tc>
-        <w:tc>
-          <w:tcPr>
-            <w:shd w:fill="auto" w:val="clear"/>
-            <w:tcMar>
-              <w:top w:w="100.0" w:type="dxa"/>
-              <w:left w:w="100.0" w:type="dxa"/>
-              <w:bottom w:w="100.0" w:type="dxa"/>
-              <w:right w:w="100.0" w:type="dxa"/>
-            </w:tcMar>
-            <w:vAlign w:val="top"/>
-          </w:tcPr>
-          <w:p>
-            <w:pPr>
-              <w:widowControl w:val="0"/>
-              <w:spacing w:line="240" w:lineRule="auto"/>
-              <w:rPr/>
-            </w:pPr>
-            <w:r>
-              <w:rPr>
-                <w:rtl w:val="0"/>
-              </w:rPr>
-              <w:t xml:space="preserve">varchar(20)</w:t>
-            </w:r>
-          </w:p>
-        </w:tc>
-        <w:tc>
-          <w:tcPr>
-            <w:shd w:fill="auto" w:val="clear"/>
-            <w:tcMar>
-              <w:top w:w="100.0" w:type="dxa"/>
-              <w:left w:w="100.0" w:type="dxa"/>
-              <w:bottom w:w="100.0" w:type="dxa"/>
-              <w:right w:w="100.0" w:type="dxa"/>
-            </w:tcMar>
-            <w:vAlign w:val="top"/>
-          </w:tcPr>
-          <w:p>
-            <w:pPr>
-              <w:widowControl w:val="0"/>
-              <w:spacing w:line="240" w:lineRule="auto"/>
+              <w:t xml:space="preserve">id_tipo</w:t>
+            </w:r>
+          </w:p>
+        </w:tc>
+        <w:tc>
+          <w:tcPr>
+            <w:shd w:fill="auto" w:val="clear"/>
+            <w:tcMar>
+              <w:top w:w="100.0" w:type="dxa"/>
+              <w:left w:w="100.0" w:type="dxa"/>
+              <w:bottom w:w="100.0" w:type="dxa"/>
+              <w:right w:w="100.0" w:type="dxa"/>
+            </w:tcMar>
+            <w:vAlign w:val="top"/>
+          </w:tcPr>
+          <w:p>
+            <w:pPr>
+              <w:widowControl w:val="0"/>
+              <w:spacing w:line="240" w:lineRule="auto"/>
+              <w:rPr/>
+            </w:pPr>
+            <w:r>
+              <w:rPr>
+                <w:rtl w:val="0"/>
+              </w:rPr>
+            </w:r>
+          </w:p>
+          <w:p>
+            <w:pPr>
+              <w:widowControl w:val="0"/>
+              <w:spacing w:line="240" w:lineRule="auto"/>
+              <w:rPr/>
+            </w:pPr>
+            <w:r>
+              <w:rPr>
+                <w:rtl w:val="0"/>
+              </w:rPr>
+              <w:t xml:space="preserve">int</w:t>
+            </w:r>
+          </w:p>
+        </w:tc>
+        <w:tc>
+          <w:tcPr>
+            <w:shd w:fill="auto" w:val="clear"/>
+            <w:tcMar>
+              <w:top w:w="100.0" w:type="dxa"/>
+              <w:left w:w="100.0" w:type="dxa"/>
+              <w:bottom w:w="100.0" w:type="dxa"/>
+              <w:right w:w="100.0" w:type="dxa"/>
+            </w:tcMar>
+            <w:vAlign w:val="top"/>
+          </w:tcPr>
+          <w:p>
+            <w:pPr>
               <w:rPr/>
             </w:pPr>
             <w:r>
@@ -4628,37 +4173,26 @@
           </w:p>
           <w:p>
             <w:pPr>
-              <w:rPr/>
-            </w:pPr>
-            <w:r>
-              <w:rPr>
-                <w:rtl w:val="0"/>
-              </w:rPr>
-              <w:t xml:space="preserve">DEFAULT ‘Pendiente’</w:t>
-            </w:r>
-          </w:p>
-          <w:p>
-            <w:pPr>
-              <w:widowControl w:val="0"/>
-              <w:spacing w:line="240" w:lineRule="auto"/>
-              <w:rPr/>
-            </w:pPr>
-            <w:r>
-              <w:rPr>
-                <w:rtl w:val="0"/>
-              </w:rPr>
-              <w:t xml:space="preserve">CHECK (estado IN (</w:t>
-            </w:r>
-          </w:p>
-          <w:p>
-            <w:pPr>
-              <w:rPr/>
-            </w:pPr>
-            <w:r>
-              <w:rPr>
-                <w:rtl w:val="0"/>
-              </w:rPr>
-              <w:t xml:space="preserve">‘Pendiente’, ‘En progreso’, ‘Completada’,  ‘Cancelada’)</w:t>
+              <w:widowControl w:val="0"/>
+              <w:spacing w:line="240" w:lineRule="auto"/>
+              <w:rPr/>
+            </w:pPr>
+            <w:r>
+              <w:rPr>
+                <w:rFonts w:ascii="Arial Unicode MS" w:cs="Arial Unicode MS" w:eastAsia="Arial Unicode MS" w:hAnsi="Arial Unicode MS"/>
+                <w:rtl w:val="0"/>
+              </w:rPr>
+              <w:t xml:space="preserve">FK→ catalogo_tipo_disponibilidad</w:t>
+            </w:r>
+          </w:p>
+          <w:p>
+            <w:pPr>
+              <w:rPr/>
+            </w:pPr>
+            <w:r>
+              <w:rPr>
+                <w:rtl w:val="0"/>
+              </w:rPr>
             </w:r>
           </w:p>
           <w:p>
@@ -4712,32 +4246,32 @@
               <w:rPr>
                 <w:rtl w:val="0"/>
               </w:rPr>
-              <w:t xml:space="preserve">fecha_limite</w:t>
-            </w:r>
-          </w:p>
-        </w:tc>
-        <w:tc>
-          <w:tcPr>
-            <w:shd w:fill="auto" w:val="clear"/>
-            <w:tcMar>
-              <w:top w:w="100.0" w:type="dxa"/>
-              <w:left w:w="100.0" w:type="dxa"/>
-              <w:bottom w:w="100.0" w:type="dxa"/>
-              <w:right w:w="100.0" w:type="dxa"/>
-            </w:tcMar>
-            <w:vAlign w:val="top"/>
-          </w:tcPr>
-          <w:p>
-            <w:pPr>
-              <w:widowControl w:val="0"/>
-              <w:spacing w:line="240" w:lineRule="auto"/>
-              <w:rPr/>
-            </w:pPr>
-            <w:r>
-              <w:rPr>
-                <w:rtl w:val="0"/>
-              </w:rPr>
-              <w:t xml:space="preserve">timestamp</w:t>
+              <w:t xml:space="preserve">id_usuario</w:t>
+            </w:r>
+          </w:p>
+        </w:tc>
+        <w:tc>
+          <w:tcPr>
+            <w:shd w:fill="auto" w:val="clear"/>
+            <w:tcMar>
+              <w:top w:w="100.0" w:type="dxa"/>
+              <w:left w:w="100.0" w:type="dxa"/>
+              <w:bottom w:w="100.0" w:type="dxa"/>
+              <w:right w:w="100.0" w:type="dxa"/>
+            </w:tcMar>
+            <w:vAlign w:val="top"/>
+          </w:tcPr>
+          <w:p>
+            <w:pPr>
+              <w:widowControl w:val="0"/>
+              <w:spacing w:line="240" w:lineRule="auto"/>
+              <w:rPr/>
+            </w:pPr>
+            <w:r>
+              <w:rPr>
+                <w:rtl w:val="0"/>
+              </w:rPr>
+              <w:t xml:space="preserve">int</w:t>
             </w:r>
           </w:p>
         </w:tc>
@@ -4763,6 +4297,204 @@
                 <w:rtl w:val="0"/>
               </w:rPr>
               <w:t xml:space="preserve">NOT NULL</w:t>
+            </w:r>
+          </w:p>
+          <w:p>
+            <w:pPr>
+              <w:widowControl w:val="0"/>
+              <w:spacing w:line="240" w:lineRule="auto"/>
+              <w:rPr/>
+            </w:pPr>
+            <w:r>
+              <w:rPr>
+                <w:rFonts w:ascii="Arial Unicode MS" w:cs="Arial Unicode MS" w:eastAsia="Arial Unicode MS" w:hAnsi="Arial Unicode MS"/>
+                <w:rtl w:val="0"/>
+              </w:rPr>
+              <w:t xml:space="preserve">FK→ usuarios(id_usuario)</w:t>
+            </w:r>
+          </w:p>
+          <w:p>
+            <w:pPr>
+              <w:widowControl w:val="0"/>
+              <w:spacing w:line="240" w:lineRule="auto"/>
+              <w:rPr/>
+            </w:pPr>
+            <w:r>
+              <w:rPr>
+                <w:rtl w:val="0"/>
+              </w:rPr>
+            </w:r>
+          </w:p>
+        </w:tc>
+      </w:tr>
+    </w:tbl>
+    <w:p>
+      <w:pPr>
+        <w:keepNext w:val="0"/>
+        <w:keepLines w:val="0"/>
+        <w:pageBreakBefore w:val="0"/>
+        <w:widowControl w:val="0"/>
+        <w:pBdr>
+          <w:top w:space="0" w:sz="0" w:val="nil"/>
+          <w:left w:space="0" w:sz="0" w:val="nil"/>
+          <w:bottom w:space="0" w:sz="0" w:val="nil"/>
+          <w:right w:space="0" w:sz="0" w:val="nil"/>
+          <w:between w:space="0" w:sz="0" w:val="nil"/>
+        </w:pBdr>
+        <w:shd w:fill="auto" w:val="clear"/>
+        <w:spacing w:after="0" w:before="0" w:line="276" w:lineRule="auto"/>
+        <w:ind w:left="0" w:right="0" w:firstLine="0"/>
+        <w:jc w:val="left"/>
+        <w:rPr/>
+      </w:pPr>
+      <w:r>
+        <w:rPr>
+          <w:rtl w:val="0"/>
+        </w:rPr>
+      </w:r>
+    </w:p>
+    <w:p>
+      <w:pPr>
+        <w:rPr/>
+      </w:pPr>
+      <w:r>
+        <w:rPr>
+          <w:rtl w:val="0"/>
+        </w:rPr>
+      </w:r>
+    </w:p>
+    <w:tbl>
+      <w:tblPr>
+        <w:tblStyle w:val="Table5"/>
+        <w:tblW w:w="9029.0" w:type="dxa"/>
+        <w:jc w:val="left"/>
+        <w:tblBorders>
+          <w:top w:color="000000" w:space="0" w:sz="8" w:val="single"/>
+          <w:left w:color="000000" w:space="0" w:sz="8" w:val="single"/>
+          <w:bottom w:color="000000" w:space="0" w:sz="8" w:val="single"/>
+          <w:right w:color="000000" w:space="0" w:sz="8" w:val="single"/>
+          <w:insideH w:color="000000" w:space="0" w:sz="8" w:val="single"/>
+          <w:insideV w:color="000000" w:space="0" w:sz="8" w:val="single"/>
+        </w:tblBorders>
+        <w:tblLayout w:type="fixed"/>
+        <w:tblLook w:val="0600"/>
+      </w:tblPr>
+      <w:tblGrid>
+        <w:gridCol w:w="3009.6666666666665"/>
+        <w:gridCol w:w="3009.6666666666665"/>
+        <w:gridCol w:w="3009.6666666666665"/>
+        <w:tblGridChange w:id="0">
+          <w:tblGrid>
+            <w:gridCol w:w="3009.6666666666665"/>
+            <w:gridCol w:w="3009.6666666666665"/>
+            <w:gridCol w:w="3009.6666666666665"/>
+          </w:tblGrid>
+        </w:tblGridChange>
+      </w:tblGrid>
+      <w:tr>
+        <w:trPr>
+          <w:cantSplit w:val="0"/>
+          <w:trHeight w:val="477.978515625" w:hRule="atLeast"/>
+          <w:tblHeader w:val="0"/>
+        </w:trPr>
+        <w:tc>
+          <w:tcPr>
+            <w:gridSpan w:val="3"/>
+          </w:tcPr>
+          <w:p>
+            <w:pPr>
+              <w:widowControl w:val="0"/>
+              <w:spacing w:line="240" w:lineRule="auto"/>
+              <w:jc w:val="center"/>
+              <w:rPr/>
+            </w:pPr>
+            <w:r>
+              <w:rPr>
+                <w:rtl w:val="0"/>
+              </w:rPr>
+              <w:t xml:space="preserve">catalogo_tipo_disponibilidad (RF-11)</w:t>
+            </w:r>
+          </w:p>
+        </w:tc>
+      </w:tr>
+      <w:tr>
+        <w:trPr>
+          <w:cantSplit w:val="0"/>
+          <w:trHeight w:val="477.978515625" w:hRule="atLeast"/>
+          <w:tblHeader w:val="0"/>
+        </w:trPr>
+        <w:tc>
+          <w:tcPr>
+            <w:shd w:fill="auto" w:val="clear"/>
+            <w:tcMar>
+              <w:top w:w="100.0" w:type="dxa"/>
+              <w:left w:w="100.0" w:type="dxa"/>
+              <w:bottom w:w="100.0" w:type="dxa"/>
+              <w:right w:w="100.0" w:type="dxa"/>
+            </w:tcMar>
+            <w:vAlign w:val="top"/>
+          </w:tcPr>
+          <w:p>
+            <w:pPr>
+              <w:widowControl w:val="0"/>
+              <w:spacing w:line="240" w:lineRule="auto"/>
+              <w:rPr/>
+            </w:pPr>
+            <w:r>
+              <w:rPr>
+                <w:rtl w:val="0"/>
+              </w:rPr>
+              <w:t xml:space="preserve">Columna</w:t>
+            </w:r>
+          </w:p>
+        </w:tc>
+        <w:tc>
+          <w:tcPr>
+            <w:shd w:fill="auto" w:val="clear"/>
+            <w:tcMar>
+              <w:top w:w="100.0" w:type="dxa"/>
+              <w:left w:w="100.0" w:type="dxa"/>
+              <w:bottom w:w="100.0" w:type="dxa"/>
+              <w:right w:w="100.0" w:type="dxa"/>
+            </w:tcMar>
+            <w:vAlign w:val="top"/>
+          </w:tcPr>
+          <w:p>
+            <w:pPr>
+              <w:widowControl w:val="0"/>
+              <w:spacing w:line="240" w:lineRule="auto"/>
+              <w:rPr/>
+            </w:pPr>
+            <w:r>
+              <w:rPr>
+                <w:rtl w:val="0"/>
+              </w:rPr>
+              <w:t xml:space="preserve">Tipo de dato</w:t>
+            </w:r>
+          </w:p>
+        </w:tc>
+        <w:tc>
+          <w:tcPr>
+            <w:shd w:fill="auto" w:val="clear"/>
+            <w:tcMar>
+              <w:top w:w="100.0" w:type="dxa"/>
+              <w:left w:w="100.0" w:type="dxa"/>
+              <w:bottom w:w="100.0" w:type="dxa"/>
+              <w:right w:w="100.0" w:type="dxa"/>
+            </w:tcMar>
+            <w:vAlign w:val="top"/>
+          </w:tcPr>
+          <w:p>
+            <w:pPr>
+              <w:widowControl w:val="0"/>
+              <w:spacing w:line="240" w:lineRule="auto"/>
+              <w:rPr/>
+            </w:pPr>
+            <w:r>
+              <w:rPr>
+                <w:rtl w:val="0"/>
+              </w:rPr>
+              <w:t xml:space="preserve">Constraints</w:t>
             </w:r>
           </w:p>
         </w:tc>
@@ -4794,71 +4526,77 @@
               <w:rPr>
                 <w:rtl w:val="0"/>
               </w:rPr>
-              <w:t xml:space="preserve">id_usuario_responsable</w:t>
-            </w:r>
-          </w:p>
-        </w:tc>
-        <w:tc>
-          <w:tcPr>
-            <w:shd w:fill="auto" w:val="clear"/>
-            <w:tcMar>
-              <w:top w:w="100.0" w:type="dxa"/>
-              <w:left w:w="100.0" w:type="dxa"/>
-              <w:bottom w:w="100.0" w:type="dxa"/>
-              <w:right w:w="100.0" w:type="dxa"/>
-            </w:tcMar>
-            <w:vAlign w:val="top"/>
-          </w:tcPr>
-          <w:p>
-            <w:pPr>
-              <w:widowControl w:val="0"/>
-              <w:spacing w:line="240" w:lineRule="auto"/>
-              <w:rPr/>
-            </w:pPr>
-            <w:r>
-              <w:rPr>
-                <w:rtl w:val="0"/>
-              </w:rPr>
-              <w:t xml:space="preserve">int</w:t>
-            </w:r>
-          </w:p>
-        </w:tc>
-        <w:tc>
-          <w:tcPr>
-            <w:shd w:fill="auto" w:val="clear"/>
-            <w:tcMar>
-              <w:top w:w="100.0" w:type="dxa"/>
-              <w:left w:w="100.0" w:type="dxa"/>
-              <w:bottom w:w="100.0" w:type="dxa"/>
-              <w:right w:w="100.0" w:type="dxa"/>
-            </w:tcMar>
-            <w:vAlign w:val="top"/>
-          </w:tcPr>
-          <w:p>
-            <w:pPr>
-              <w:widowControl w:val="0"/>
-              <w:spacing w:line="240" w:lineRule="auto"/>
-              <w:rPr/>
-            </w:pPr>
-            <w:r>
-              <w:rPr>
-                <w:rtl w:val="0"/>
-              </w:rPr>
-              <w:t xml:space="preserve">NOT NULL</w:t>
-            </w:r>
-          </w:p>
-          <w:p>
-            <w:pPr>
-              <w:widowControl w:val="0"/>
-              <w:spacing w:line="240" w:lineRule="auto"/>
-              <w:rPr/>
-            </w:pPr>
-            <w:r>
-              <w:rPr>
-                <w:rFonts w:ascii="Arial Unicode MS" w:cs="Arial Unicode MS" w:eastAsia="Arial Unicode MS" w:hAnsi="Arial Unicode MS"/>
-                <w:rtl w:val="0"/>
-              </w:rPr>
-              <w:t xml:space="preserve">FK→ usuarios(id_usuario)</w:t>
+              <w:t xml:space="preserve">id_tipo</w:t>
+            </w:r>
+          </w:p>
+        </w:tc>
+        <w:tc>
+          <w:tcPr>
+            <w:shd w:fill="auto" w:val="clear"/>
+            <w:tcMar>
+              <w:top w:w="100.0" w:type="dxa"/>
+              <w:left w:w="100.0" w:type="dxa"/>
+              <w:bottom w:w="100.0" w:type="dxa"/>
+              <w:right w:w="100.0" w:type="dxa"/>
+            </w:tcMar>
+            <w:vAlign w:val="top"/>
+          </w:tcPr>
+          <w:p>
+            <w:pPr>
+              <w:widowControl w:val="0"/>
+              <w:spacing w:line="240" w:lineRule="auto"/>
+              <w:rPr/>
+            </w:pPr>
+            <w:r>
+              <w:rPr>
+                <w:rtl w:val="0"/>
+              </w:rPr>
+              <w:t xml:space="preserve">Serial</w:t>
+            </w:r>
+          </w:p>
+        </w:tc>
+        <w:tc>
+          <w:tcPr>
+            <w:shd w:fill="auto" w:val="clear"/>
+            <w:tcMar>
+              <w:top w:w="100.0" w:type="dxa"/>
+              <w:left w:w="100.0" w:type="dxa"/>
+              <w:bottom w:w="100.0" w:type="dxa"/>
+              <w:right w:w="100.0" w:type="dxa"/>
+            </w:tcMar>
+            <w:vAlign w:val="top"/>
+          </w:tcPr>
+          <w:p>
+            <w:pPr>
+              <w:widowControl w:val="0"/>
+              <w:spacing w:line="240" w:lineRule="auto"/>
+              <w:rPr/>
+            </w:pPr>
+            <w:r>
+              <w:rPr>
+                <w:rtl w:val="0"/>
+              </w:rPr>
+              <w:t xml:space="preserve">PK</w:t>
+            </w:r>
+          </w:p>
+          <w:p>
+            <w:pPr>
+              <w:rPr/>
+            </w:pPr>
+            <w:r>
+              <w:rPr>
+                <w:rtl w:val="0"/>
+              </w:rPr>
+            </w:r>
+          </w:p>
+          <w:p>
+            <w:pPr>
+              <w:rPr/>
+            </w:pPr>
+            <w:r>
+              <w:rPr>
+                <w:rtl w:val="0"/>
+              </w:rPr>
             </w:r>
           </w:p>
           <w:p>
@@ -4902,6 +4640,1328 @@
               <w:rPr>
                 <w:rtl w:val="0"/>
               </w:rPr>
+              <w:t xml:space="preserve">nombre</w:t>
+            </w:r>
+          </w:p>
+        </w:tc>
+        <w:tc>
+          <w:tcPr>
+            <w:shd w:fill="auto" w:val="clear"/>
+            <w:tcMar>
+              <w:top w:w="100.0" w:type="dxa"/>
+              <w:left w:w="100.0" w:type="dxa"/>
+              <w:bottom w:w="100.0" w:type="dxa"/>
+              <w:right w:w="100.0" w:type="dxa"/>
+            </w:tcMar>
+            <w:vAlign w:val="top"/>
+          </w:tcPr>
+          <w:p>
+            <w:pPr>
+              <w:widowControl w:val="0"/>
+              <w:spacing w:line="240" w:lineRule="auto"/>
+              <w:rPr/>
+            </w:pPr>
+            <w:r>
+              <w:rPr>
+                <w:rtl w:val="0"/>
+              </w:rPr>
+              <w:t xml:space="preserve">varchar(50)</w:t>
+            </w:r>
+          </w:p>
+        </w:tc>
+        <w:tc>
+          <w:tcPr>
+            <w:shd w:fill="auto" w:val="clear"/>
+            <w:tcMar>
+              <w:top w:w="100.0" w:type="dxa"/>
+              <w:left w:w="100.0" w:type="dxa"/>
+              <w:bottom w:w="100.0" w:type="dxa"/>
+              <w:right w:w="100.0" w:type="dxa"/>
+            </w:tcMar>
+            <w:vAlign w:val="top"/>
+          </w:tcPr>
+          <w:p>
+            <w:pPr>
+              <w:widowControl w:val="0"/>
+              <w:spacing w:line="240" w:lineRule="auto"/>
+              <w:rPr/>
+            </w:pPr>
+            <w:r>
+              <w:rPr>
+                <w:rtl w:val="0"/>
+              </w:rPr>
+              <w:t xml:space="preserve">NOT NULL</w:t>
+            </w:r>
+          </w:p>
+          <w:p>
+            <w:pPr>
+              <w:widowControl w:val="0"/>
+              <w:spacing w:line="240" w:lineRule="auto"/>
+              <w:rPr/>
+            </w:pPr>
+            <w:r>
+              <w:rPr>
+                <w:rtl w:val="0"/>
+              </w:rPr>
+            </w:r>
+          </w:p>
+        </w:tc>
+      </w:tr>
+    </w:tbl>
+    <w:p>
+      <w:pPr>
+        <w:rPr/>
+      </w:pPr>
+      <w:r>
+        <w:rPr>
+          <w:rtl w:val="0"/>
+        </w:rPr>
+      </w:r>
+    </w:p>
+    <w:p>
+      <w:pPr>
+        <w:keepNext w:val="0"/>
+        <w:keepLines w:val="0"/>
+        <w:pageBreakBefore w:val="0"/>
+        <w:widowControl w:val="0"/>
+        <w:pBdr>
+          <w:top w:space="0" w:sz="0" w:val="nil"/>
+          <w:left w:space="0" w:sz="0" w:val="nil"/>
+          <w:bottom w:space="0" w:sz="0" w:val="nil"/>
+          <w:right w:space="0" w:sz="0" w:val="nil"/>
+          <w:between w:space="0" w:sz="0" w:val="nil"/>
+        </w:pBdr>
+        <w:shd w:fill="auto" w:val="clear"/>
+        <w:spacing w:after="0" w:before="0" w:line="276" w:lineRule="auto"/>
+        <w:ind w:left="720" w:right="0" w:firstLine="0"/>
+        <w:jc w:val="left"/>
+        <w:rPr/>
+      </w:pPr>
+      <w:r>
+        <w:rPr>
+          <w:rtl w:val="0"/>
+        </w:rPr>
+      </w:r>
+    </w:p>
+    <w:p>
+      <w:pPr>
+        <w:keepNext w:val="0"/>
+        <w:keepLines w:val="0"/>
+        <w:pageBreakBefore w:val="0"/>
+        <w:widowControl w:val="0"/>
+        <w:pBdr>
+          <w:top w:space="0" w:sz="0" w:val="nil"/>
+          <w:left w:space="0" w:sz="0" w:val="nil"/>
+          <w:bottom w:space="0" w:sz="0" w:val="nil"/>
+          <w:right w:space="0" w:sz="0" w:val="nil"/>
+          <w:between w:space="0" w:sz="0" w:val="nil"/>
+        </w:pBdr>
+        <w:shd w:fill="auto" w:val="clear"/>
+        <w:spacing w:after="0" w:before="0" w:line="276" w:lineRule="auto"/>
+        <w:ind w:left="720" w:right="0" w:firstLine="0"/>
+        <w:jc w:val="left"/>
+        <w:rPr/>
+      </w:pPr>
+      <w:r>
+        <w:rPr>
+          <w:rtl w:val="0"/>
+        </w:rPr>
+      </w:r>
+    </w:p>
+    <w:p>
+      <w:pPr>
+        <w:keepNext w:val="0"/>
+        <w:keepLines w:val="0"/>
+        <w:pageBreakBefore w:val="0"/>
+        <w:widowControl w:val="0"/>
+        <w:pBdr>
+          <w:top w:space="0" w:sz="0" w:val="nil"/>
+          <w:left w:space="0" w:sz="0" w:val="nil"/>
+          <w:bottom w:space="0" w:sz="0" w:val="nil"/>
+          <w:right w:space="0" w:sz="0" w:val="nil"/>
+          <w:between w:space="0" w:sz="0" w:val="nil"/>
+        </w:pBdr>
+        <w:shd w:fill="auto" w:val="clear"/>
+        <w:spacing w:after="0" w:before="0" w:line="276" w:lineRule="auto"/>
+        <w:ind w:left="0" w:right="0" w:firstLine="0"/>
+        <w:jc w:val="left"/>
+        <w:rPr/>
+      </w:pPr>
+      <w:r>
+        <w:rPr>
+          <w:rtl w:val="0"/>
+        </w:rPr>
+      </w:r>
+    </w:p>
+    <w:p>
+      <w:pPr>
+        <w:ind w:left="0" w:firstLine="0"/>
+        <w:rPr>
+          <w:b w:val="1"/>
+          <w:bCs w:val="1"/>
+        </w:rPr>
+      </w:pPr>
+      <w:r>
+        <w:rPr>
+          <w:rtl w:val="0"/>
+        </w:rPr>
+      </w:r>
+    </w:p>
+    <w:p>
+      <w:pPr>
+        <w:keepNext w:val="0"/>
+        <w:keepLines w:val="0"/>
+        <w:pageBreakBefore w:val="0"/>
+        <w:widowControl w:val="0"/>
+        <w:pBdr>
+          <w:top w:space="0" w:sz="0" w:val="nil"/>
+          <w:left w:space="0" w:sz="0" w:val="nil"/>
+          <w:bottom w:space="0" w:sz="0" w:val="nil"/>
+          <w:right w:space="0" w:sz="0" w:val="nil"/>
+          <w:between w:space="0" w:sz="0" w:val="nil"/>
+        </w:pBdr>
+        <w:shd w:fill="auto" w:val="clear"/>
+        <w:spacing w:after="0" w:before="0" w:line="276" w:lineRule="auto"/>
+        <w:ind w:left="0" w:right="0" w:firstLine="0"/>
+        <w:jc w:val="left"/>
+        <w:rPr/>
+      </w:pPr>
+      <w:r>
+        <w:rPr>
+          <w:rtl w:val="0"/>
+        </w:rPr>
+      </w:r>
+    </w:p>
+    <w:p>
+      <w:pPr>
+        <w:keepNext w:val="0"/>
+        <w:keepLines w:val="0"/>
+        <w:pageBreakBefore w:val="0"/>
+        <w:widowControl w:val="0"/>
+        <w:pBdr>
+          <w:top w:space="0" w:sz="0" w:val="nil"/>
+          <w:left w:space="0" w:sz="0" w:val="nil"/>
+          <w:bottom w:space="0" w:sz="0" w:val="nil"/>
+          <w:right w:space="0" w:sz="0" w:val="nil"/>
+          <w:between w:space="0" w:sz="0" w:val="nil"/>
+        </w:pBdr>
+        <w:shd w:fill="auto" w:val="clear"/>
+        <w:spacing w:after="0" w:before="0" w:line="276" w:lineRule="auto"/>
+        <w:ind w:left="0" w:right="0" w:firstLine="0"/>
+        <w:jc w:val="left"/>
+        <w:rPr/>
+      </w:pPr>
+      <w:r>
+        <w:rPr>
+          <w:rtl w:val="0"/>
+        </w:rPr>
+      </w:r>
+    </w:p>
+    <w:p>
+      <w:pPr>
+        <w:spacing w:after="240" w:before="240" w:lineRule="auto"/>
+        <w:ind w:left="0" w:firstLine="0"/>
+        <w:rPr/>
+      </w:pPr>
+      <w:r>
+        <w:br w:type="page"/>
+      </w:r>
+      <w:r>
+        <w:rPr>
+          <w:rtl w:val="0"/>
+        </w:rPr>
+      </w:r>
+    </w:p>
+    <w:p>
+      <w:pPr>
+        <w:spacing w:after="240" w:before="240" w:lineRule="auto"/>
+        <w:ind w:left="0" w:firstLine="0"/>
+        <w:rPr>
+          <w:b w:val="1"/>
+          <w:bCs w:val="1"/>
+        </w:rPr>
+      </w:pPr>
+      <w:r>
+        <w:rPr>
+          <w:b w:val="1"/>
+          <w:bCs w:val="1"/>
+          <w:rtl w:val="0"/>
+        </w:rPr>
+        <w:t xml:space="preserve">Módulo de Tareas Asociadas a Eventos (RF-15 a RF-17)</w:t>
+      </w:r>
+    </w:p>
+    <w:p>
+      <w:pPr>
+        <w:rPr/>
+      </w:pPr>
+      <w:r>
+        <w:rPr>
+          <w:rtl w:val="0"/>
+        </w:rPr>
+        <w:t xml:space="preserve">Modelo conceptual</w:t>
+      </w:r>
+    </w:p>
+    <w:p>
+      <w:pPr>
+        <w:rPr/>
+      </w:pPr>
+      <w:r>
+        <w:rPr>
+          <w:rtl w:val="0"/>
+        </w:rPr>
+        <w:t xml:space="preserve">Se creó la entidad TAREAS con atributo id_tarea como PK. Se relaciona con USUARIOS mediante una cardinalidad 1:N pues muchas tareas le pueden ser asignadas a un usuario pero las tareas solo pueden tener un único usuario asignado. Y se relaciona con EVENTOS con cardinalidad 1:N igual pues un evento puede incluir muchas tareas pero una tarea solo puede estar incluida en un único evento.</w:t>
+      </w:r>
+    </w:p>
+    <w:p>
+      <w:pPr>
+        <w:rPr/>
+      </w:pPr>
+      <w:r>
+        <w:rPr>
+          <w:rtl w:val="0"/>
+        </w:rPr>
+      </w:r>
+      <w:r>
+        <w:drawing>
+          <wp:anchor allowOverlap="1" behindDoc="0" distB="114300" distT="114300" distL="114300" distR="114300" hidden="0" layoutInCell="1" locked="0" relativeHeight="0" simplePos="0">
+            <wp:simplePos x="0" y="0"/>
+            <wp:positionH relativeFrom="column">
+              <wp:posOffset>-596736</wp:posOffset>
+            </wp:positionH>
+            <wp:positionV relativeFrom="paragraph">
+              <wp:posOffset>200025</wp:posOffset>
+            </wp:positionV>
+            <wp:extent cx="6921221" cy="4426362"/>
+            <wp:effectExtent b="0" l="0" r="0" t="0"/>
+            <wp:wrapSquare wrapText="bothSides" distB="114300" distT="114300" distL="114300" distR="114300"/>
+            <wp:docPr id="7" name="image6.png"/>
+            <a:graphic>
+              <a:graphicData uri="http://schemas.openxmlformats.org/drawingml/2006/picture">
+                <pic:pic>
+                  <pic:nvPicPr>
+                    <pic:cNvPr id="0" name="image6.png"/>
+                    <pic:cNvPicPr preferRelativeResize="0"/>
+                  </pic:nvPicPr>
+                  <pic:blipFill>
+                    <a:blip r:embed="rId11"/>
+                    <a:srcRect b="0" l="0" r="0" t="0"/>
+                    <a:stretch>
+                      <a:fillRect/>
+                    </a:stretch>
+                  </pic:blipFill>
+                  <pic:spPr>
+                    <a:xfrm>
+                      <a:off x="0" y="0"/>
+                      <a:ext cx="6921221" cy="4426362"/>
+                    </a:xfrm>
+                    <a:prstGeom prst="rect"/>
+                    <a:ln/>
+                  </pic:spPr>
+                </pic:pic>
+              </a:graphicData>
+            </a:graphic>
+          </wp:anchor>
+        </w:drawing>
+      </w:r>
+    </w:p>
+    <w:p>
+      <w:pPr>
+        <w:rPr/>
+      </w:pPr>
+      <w:r>
+        <w:rPr>
+          <w:rtl w:val="0"/>
+        </w:rPr>
+        <w:t xml:space="preserve">Modelo Lógico</w:t>
+      </w:r>
+    </w:p>
+    <w:p>
+      <w:pPr>
+        <w:numPr>
+          <w:ilvl w:val="0"/>
+          <w:numId w:val="2"/>
+        </w:numPr>
+        <w:ind w:left="720" w:hanging="360"/>
+        <w:rPr>
+          <w:u w:val="none"/>
+        </w:rPr>
+      </w:pPr>
+      <w:r>
+        <w:rPr>
+          <w:rtl w:val="0"/>
+        </w:rPr>
+        <w:t xml:space="preserve">Tareas (id_tarea [PK], titulo, descripcion, prioridad, estado, fecha_limite, id_usuario_responsable[FK], id_evento[FK]) </w:t>
+      </w:r>
+    </w:p>
+    <w:p>
+      <w:pPr>
+        <w:ind w:left="720" w:firstLine="0"/>
+        <w:rPr/>
+      </w:pPr>
+      <w:r>
+        <w:rPr>
+          <w:rtl w:val="0"/>
+        </w:rPr>
+      </w:r>
+    </w:p>
+    <w:p>
+      <w:pPr>
+        <w:ind w:left="720" w:firstLine="0"/>
+        <w:rPr/>
+      </w:pPr>
+      <w:r>
+        <w:rPr>
+          <w:rFonts w:ascii="Arial Unicode MS" w:cs="Arial Unicode MS" w:eastAsia="Arial Unicode MS" w:hAnsi="Arial Unicode MS"/>
+          <w:rtl w:val="0"/>
+        </w:rPr>
+        <w:t xml:space="preserve">FK: id_usuario_responsable → USUARIOS</w:t>
+      </w:r>
+    </w:p>
+    <w:p>
+      <w:pPr>
+        <w:ind w:left="720" w:firstLine="0"/>
+        <w:rPr/>
+      </w:pPr>
+      <w:r>
+        <w:rPr>
+          <w:rFonts w:ascii="Arial Unicode MS" w:cs="Arial Unicode MS" w:eastAsia="Arial Unicode MS" w:hAnsi="Arial Unicode MS"/>
+          <w:rtl w:val="0"/>
+        </w:rPr>
+        <w:t xml:space="preserve">FK: id_evento → EVENTOS</w:t>
+      </w:r>
+    </w:p>
+    <w:p>
+      <w:pPr>
+        <w:ind w:left="720" w:firstLine="0"/>
+        <w:rPr/>
+      </w:pPr>
+      <w:r>
+        <w:rPr>
+          <w:rtl w:val="0"/>
+        </w:rPr>
+      </w:r>
+    </w:p>
+    <w:p>
+      <w:pPr>
+        <w:ind w:left="720" w:firstLine="0"/>
+        <w:rPr/>
+      </w:pPr>
+      <w:r>
+        <w:rPr>
+          <w:rtl w:val="0"/>
+        </w:rPr>
+      </w:r>
+    </w:p>
+    <w:p>
+      <w:pPr>
+        <w:ind w:left="720" w:firstLine="0"/>
+        <w:rPr/>
+      </w:pPr>
+      <w:r>
+        <w:rPr>
+          <w:rtl w:val="0"/>
+        </w:rPr>
+      </w:r>
+    </w:p>
+    <w:p>
+      <w:pPr>
+        <w:ind w:left="720" w:firstLine="0"/>
+        <w:rPr/>
+      </w:pPr>
+      <w:r>
+        <w:rPr>
+          <w:rtl w:val="0"/>
+        </w:rPr>
+      </w:r>
+    </w:p>
+    <w:p>
+      <w:pPr>
+        <w:ind w:left="720" w:firstLine="0"/>
+        <w:rPr/>
+      </w:pPr>
+      <w:r>
+        <w:rPr>
+          <w:rtl w:val="0"/>
+        </w:rPr>
+      </w:r>
+    </w:p>
+    <w:p>
+      <w:pPr>
+        <w:ind w:left="720" w:firstLine="0"/>
+        <w:rPr/>
+      </w:pPr>
+      <w:r>
+        <w:rPr>
+          <w:rtl w:val="0"/>
+        </w:rPr>
+      </w:r>
+    </w:p>
+    <w:p>
+      <w:pPr>
+        <w:ind w:left="720" w:firstLine="0"/>
+        <w:rPr/>
+      </w:pPr>
+      <w:r>
+        <w:rPr>
+          <w:rtl w:val="0"/>
+        </w:rPr>
+      </w:r>
+    </w:p>
+    <w:p>
+      <w:pPr>
+        <w:ind w:left="0" w:firstLine="0"/>
+        <w:rPr/>
+      </w:pPr>
+      <w:r>
+        <w:rPr>
+          <w:rtl w:val="0"/>
+        </w:rPr>
+        <w:t xml:space="preserve">Modelo Físico</w:t>
+      </w:r>
+    </w:p>
+    <w:p>
+      <w:pPr>
+        <w:rPr/>
+      </w:pPr>
+      <w:r>
+        <w:rPr>
+          <w:rtl w:val="0"/>
+        </w:rPr>
+      </w:r>
+    </w:p>
+    <w:tbl>
+      <w:tblPr>
+        <w:tblStyle w:val="Table6"/>
+        <w:tblW w:w="9029.0" w:type="dxa"/>
+        <w:jc w:val="left"/>
+        <w:tblBorders>
+          <w:top w:color="000000" w:space="0" w:sz="8" w:val="single"/>
+          <w:left w:color="000000" w:space="0" w:sz="8" w:val="single"/>
+          <w:bottom w:color="000000" w:space="0" w:sz="8" w:val="single"/>
+          <w:right w:color="000000" w:space="0" w:sz="8" w:val="single"/>
+          <w:insideH w:color="000000" w:space="0" w:sz="8" w:val="single"/>
+          <w:insideV w:color="000000" w:space="0" w:sz="8" w:val="single"/>
+        </w:tblBorders>
+        <w:tblLayout w:type="fixed"/>
+        <w:tblLook w:val="0600"/>
+      </w:tblPr>
+      <w:tblGrid>
+        <w:gridCol w:w="3009.6666666666665"/>
+        <w:gridCol w:w="3009.6666666666665"/>
+        <w:gridCol w:w="3009.6666666666665"/>
+        <w:tblGridChange w:id="0">
+          <w:tblGrid>
+            <w:gridCol w:w="3009.6666666666665"/>
+            <w:gridCol w:w="3009.6666666666665"/>
+            <w:gridCol w:w="3009.6666666666665"/>
+          </w:tblGrid>
+        </w:tblGridChange>
+      </w:tblGrid>
+      <w:tr>
+        <w:trPr>
+          <w:cantSplit w:val="0"/>
+          <w:trHeight w:val="477.978515625" w:hRule="atLeast"/>
+          <w:tblHeader w:val="0"/>
+        </w:trPr>
+        <w:tc>
+          <w:tcPr>
+            <w:gridSpan w:val="3"/>
+          </w:tcPr>
+          <w:p>
+            <w:pPr>
+              <w:widowControl w:val="0"/>
+              <w:spacing w:line="240" w:lineRule="auto"/>
+              <w:jc w:val="center"/>
+              <w:rPr/>
+            </w:pPr>
+            <w:r>
+              <w:rPr>
+                <w:rtl w:val="0"/>
+              </w:rPr>
+              <w:t xml:space="preserve">Tareas (RF-15)</w:t>
+            </w:r>
+          </w:p>
+        </w:tc>
+      </w:tr>
+      <w:tr>
+        <w:trPr>
+          <w:cantSplit w:val="0"/>
+          <w:trHeight w:val="477.978515625" w:hRule="atLeast"/>
+          <w:tblHeader w:val="0"/>
+        </w:trPr>
+        <w:tc>
+          <w:tcPr>
+            <w:shd w:fill="auto" w:val="clear"/>
+            <w:tcMar>
+              <w:top w:w="100.0" w:type="dxa"/>
+              <w:left w:w="100.0" w:type="dxa"/>
+              <w:bottom w:w="100.0" w:type="dxa"/>
+              <w:right w:w="100.0" w:type="dxa"/>
+            </w:tcMar>
+            <w:vAlign w:val="top"/>
+          </w:tcPr>
+          <w:p>
+            <w:pPr>
+              <w:widowControl w:val="0"/>
+              <w:spacing w:line="240" w:lineRule="auto"/>
+              <w:rPr/>
+            </w:pPr>
+            <w:r>
+              <w:rPr>
+                <w:rtl w:val="0"/>
+              </w:rPr>
+              <w:t xml:space="preserve">Columna</w:t>
+            </w:r>
+          </w:p>
+        </w:tc>
+        <w:tc>
+          <w:tcPr>
+            <w:shd w:fill="auto" w:val="clear"/>
+            <w:tcMar>
+              <w:top w:w="100.0" w:type="dxa"/>
+              <w:left w:w="100.0" w:type="dxa"/>
+              <w:bottom w:w="100.0" w:type="dxa"/>
+              <w:right w:w="100.0" w:type="dxa"/>
+            </w:tcMar>
+            <w:vAlign w:val="top"/>
+          </w:tcPr>
+          <w:p>
+            <w:pPr>
+              <w:widowControl w:val="0"/>
+              <w:spacing w:line="240" w:lineRule="auto"/>
+              <w:rPr/>
+            </w:pPr>
+            <w:r>
+              <w:rPr>
+                <w:rtl w:val="0"/>
+              </w:rPr>
+              <w:t xml:space="preserve">Tipo de dato</w:t>
+            </w:r>
+          </w:p>
+        </w:tc>
+        <w:tc>
+          <w:tcPr>
+            <w:shd w:fill="auto" w:val="clear"/>
+            <w:tcMar>
+              <w:top w:w="100.0" w:type="dxa"/>
+              <w:left w:w="100.0" w:type="dxa"/>
+              <w:bottom w:w="100.0" w:type="dxa"/>
+              <w:right w:w="100.0" w:type="dxa"/>
+            </w:tcMar>
+            <w:vAlign w:val="top"/>
+          </w:tcPr>
+          <w:p>
+            <w:pPr>
+              <w:widowControl w:val="0"/>
+              <w:spacing w:line="240" w:lineRule="auto"/>
+              <w:rPr/>
+            </w:pPr>
+            <w:r>
+              <w:rPr>
+                <w:rtl w:val="0"/>
+              </w:rPr>
+              <w:t xml:space="preserve">Constraints</w:t>
+            </w:r>
+          </w:p>
+        </w:tc>
+      </w:tr>
+      <w:tr>
+        <w:trPr>
+          <w:cantSplit w:val="0"/>
+          <w:trHeight w:val="585" w:hRule="atLeast"/>
+          <w:tblHeader w:val="0"/>
+        </w:trPr>
+        <w:tc>
+          <w:tcPr>
+            <w:shd w:fill="auto" w:val="clear"/>
+            <w:tcMar>
+              <w:top w:w="100.0" w:type="dxa"/>
+              <w:left w:w="100.0" w:type="dxa"/>
+              <w:bottom w:w="100.0" w:type="dxa"/>
+              <w:right w:w="100.0" w:type="dxa"/>
+            </w:tcMar>
+            <w:vAlign w:val="top"/>
+          </w:tcPr>
+          <w:p>
+            <w:pPr>
+              <w:widowControl w:val="0"/>
+              <w:spacing w:line="240" w:lineRule="auto"/>
+              <w:rPr/>
+            </w:pPr>
+            <w:r>
+              <w:rPr>
+                <w:rtl w:val="0"/>
+              </w:rPr>
+              <w:t xml:space="preserve">id_tarea</w:t>
+            </w:r>
+          </w:p>
+        </w:tc>
+        <w:tc>
+          <w:tcPr>
+            <w:shd w:fill="auto" w:val="clear"/>
+            <w:tcMar>
+              <w:top w:w="100.0" w:type="dxa"/>
+              <w:left w:w="100.0" w:type="dxa"/>
+              <w:bottom w:w="100.0" w:type="dxa"/>
+              <w:right w:w="100.0" w:type="dxa"/>
+            </w:tcMar>
+            <w:vAlign w:val="top"/>
+          </w:tcPr>
+          <w:p>
+            <w:pPr>
+              <w:widowControl w:val="0"/>
+              <w:spacing w:line="240" w:lineRule="auto"/>
+              <w:rPr/>
+            </w:pPr>
+            <w:r>
+              <w:rPr>
+                <w:rtl w:val="0"/>
+              </w:rPr>
+              <w:t xml:space="preserve">Serial</w:t>
+            </w:r>
+          </w:p>
+        </w:tc>
+        <w:tc>
+          <w:tcPr>
+            <w:shd w:fill="auto" w:val="clear"/>
+            <w:tcMar>
+              <w:top w:w="100.0" w:type="dxa"/>
+              <w:left w:w="100.0" w:type="dxa"/>
+              <w:bottom w:w="100.0" w:type="dxa"/>
+              <w:right w:w="100.0" w:type="dxa"/>
+            </w:tcMar>
+            <w:vAlign w:val="top"/>
+          </w:tcPr>
+          <w:p>
+            <w:pPr>
+              <w:widowControl w:val="0"/>
+              <w:spacing w:line="240" w:lineRule="auto"/>
+              <w:rPr/>
+            </w:pPr>
+            <w:r>
+              <w:rPr>
+                <w:rtl w:val="0"/>
+              </w:rPr>
+              <w:t xml:space="preserve">PK</w:t>
+            </w:r>
+          </w:p>
+        </w:tc>
+      </w:tr>
+      <w:tr>
+        <w:trPr>
+          <w:cantSplit w:val="0"/>
+          <w:trHeight w:val="585" w:hRule="atLeast"/>
+          <w:tblHeader w:val="0"/>
+        </w:trPr>
+        <w:tc>
+          <w:tcPr>
+            <w:shd w:fill="auto" w:val="clear"/>
+            <w:tcMar>
+              <w:top w:w="100.0" w:type="dxa"/>
+              <w:left w:w="100.0" w:type="dxa"/>
+              <w:bottom w:w="100.0" w:type="dxa"/>
+              <w:right w:w="100.0" w:type="dxa"/>
+            </w:tcMar>
+            <w:vAlign w:val="top"/>
+          </w:tcPr>
+          <w:p>
+            <w:pPr>
+              <w:widowControl w:val="0"/>
+              <w:spacing w:line="240" w:lineRule="auto"/>
+              <w:rPr/>
+            </w:pPr>
+            <w:r>
+              <w:rPr>
+                <w:rtl w:val="0"/>
+              </w:rPr>
+              <w:t xml:space="preserve">titulo</w:t>
+            </w:r>
+          </w:p>
+        </w:tc>
+        <w:tc>
+          <w:tcPr>
+            <w:shd w:fill="auto" w:val="clear"/>
+            <w:tcMar>
+              <w:top w:w="100.0" w:type="dxa"/>
+              <w:left w:w="100.0" w:type="dxa"/>
+              <w:bottom w:w="100.0" w:type="dxa"/>
+              <w:right w:w="100.0" w:type="dxa"/>
+            </w:tcMar>
+            <w:vAlign w:val="top"/>
+          </w:tcPr>
+          <w:p>
+            <w:pPr>
+              <w:widowControl w:val="0"/>
+              <w:spacing w:line="240" w:lineRule="auto"/>
+              <w:rPr/>
+            </w:pPr>
+            <w:r>
+              <w:rPr>
+                <w:rtl w:val="0"/>
+              </w:rPr>
+              <w:t xml:space="preserve">varchar(50)</w:t>
+            </w:r>
+          </w:p>
+        </w:tc>
+        <w:tc>
+          <w:tcPr>
+            <w:shd w:fill="auto" w:val="clear"/>
+            <w:tcMar>
+              <w:top w:w="100.0" w:type="dxa"/>
+              <w:left w:w="100.0" w:type="dxa"/>
+              <w:bottom w:w="100.0" w:type="dxa"/>
+              <w:right w:w="100.0" w:type="dxa"/>
+            </w:tcMar>
+            <w:vAlign w:val="top"/>
+          </w:tcPr>
+          <w:p>
+            <w:pPr>
+              <w:widowControl w:val="0"/>
+              <w:spacing w:line="240" w:lineRule="auto"/>
+              <w:rPr/>
+            </w:pPr>
+            <w:r>
+              <w:rPr>
+                <w:rtl w:val="0"/>
+              </w:rPr>
+              <w:t xml:space="preserve">NOT NULL</w:t>
+            </w:r>
+          </w:p>
+        </w:tc>
+      </w:tr>
+      <w:tr>
+        <w:trPr>
+          <w:cantSplit w:val="0"/>
+          <w:trHeight w:val="585" w:hRule="atLeast"/>
+          <w:tblHeader w:val="0"/>
+        </w:trPr>
+        <w:tc>
+          <w:tcPr>
+            <w:shd w:fill="auto" w:val="clear"/>
+            <w:tcMar>
+              <w:top w:w="100.0" w:type="dxa"/>
+              <w:left w:w="100.0" w:type="dxa"/>
+              <w:bottom w:w="100.0" w:type="dxa"/>
+              <w:right w:w="100.0" w:type="dxa"/>
+            </w:tcMar>
+            <w:vAlign w:val="top"/>
+          </w:tcPr>
+          <w:p>
+            <w:pPr>
+              <w:widowControl w:val="0"/>
+              <w:spacing w:line="240" w:lineRule="auto"/>
+              <w:rPr/>
+            </w:pPr>
+            <w:r>
+              <w:rPr>
+                <w:rtl w:val="0"/>
+              </w:rPr>
+              <w:t xml:space="preserve">descripcion</w:t>
+            </w:r>
+          </w:p>
+        </w:tc>
+        <w:tc>
+          <w:tcPr>
+            <w:shd w:fill="auto" w:val="clear"/>
+            <w:tcMar>
+              <w:top w:w="100.0" w:type="dxa"/>
+              <w:left w:w="100.0" w:type="dxa"/>
+              <w:bottom w:w="100.0" w:type="dxa"/>
+              <w:right w:w="100.0" w:type="dxa"/>
+            </w:tcMar>
+            <w:vAlign w:val="top"/>
+          </w:tcPr>
+          <w:p>
+            <w:pPr>
+              <w:widowControl w:val="0"/>
+              <w:spacing w:line="240" w:lineRule="auto"/>
+              <w:rPr/>
+            </w:pPr>
+            <w:r>
+              <w:rPr>
+                <w:rtl w:val="0"/>
+              </w:rPr>
+              <w:t xml:space="preserve">text</w:t>
+            </w:r>
+          </w:p>
+        </w:tc>
+        <w:tc>
+          <w:tcPr>
+            <w:shd w:fill="auto" w:val="clear"/>
+            <w:tcMar>
+              <w:top w:w="100.0" w:type="dxa"/>
+              <w:left w:w="100.0" w:type="dxa"/>
+              <w:bottom w:w="100.0" w:type="dxa"/>
+              <w:right w:w="100.0" w:type="dxa"/>
+            </w:tcMar>
+            <w:vAlign w:val="top"/>
+          </w:tcPr>
+          <w:p>
+            <w:pPr>
+              <w:widowControl w:val="0"/>
+              <w:spacing w:line="240" w:lineRule="auto"/>
+              <w:rPr/>
+            </w:pPr>
+            <w:r>
+              <w:rPr>
+                <w:rtl w:val="0"/>
+              </w:rPr>
+              <w:t xml:space="preserve">NULL</w:t>
+            </w:r>
+          </w:p>
+        </w:tc>
+      </w:tr>
+      <w:tr>
+        <w:trPr>
+          <w:cantSplit w:val="0"/>
+          <w:trHeight w:val="585" w:hRule="atLeast"/>
+          <w:tblHeader w:val="0"/>
+        </w:trPr>
+        <w:tc>
+          <w:tcPr>
+            <w:shd w:fill="auto" w:val="clear"/>
+            <w:tcMar>
+              <w:top w:w="100.0" w:type="dxa"/>
+              <w:left w:w="100.0" w:type="dxa"/>
+              <w:bottom w:w="100.0" w:type="dxa"/>
+              <w:right w:w="100.0" w:type="dxa"/>
+            </w:tcMar>
+            <w:vAlign w:val="top"/>
+          </w:tcPr>
+          <w:p>
+            <w:pPr>
+              <w:widowControl w:val="0"/>
+              <w:spacing w:line="240" w:lineRule="auto"/>
+              <w:rPr/>
+            </w:pPr>
+            <w:r>
+              <w:rPr>
+                <w:rtl w:val="0"/>
+              </w:rPr>
+              <w:t xml:space="preserve">prioridad</w:t>
+            </w:r>
+          </w:p>
+        </w:tc>
+        <w:tc>
+          <w:tcPr>
+            <w:shd w:fill="auto" w:val="clear"/>
+            <w:tcMar>
+              <w:top w:w="100.0" w:type="dxa"/>
+              <w:left w:w="100.0" w:type="dxa"/>
+              <w:bottom w:w="100.0" w:type="dxa"/>
+              <w:right w:w="100.0" w:type="dxa"/>
+            </w:tcMar>
+            <w:vAlign w:val="top"/>
+          </w:tcPr>
+          <w:p>
+            <w:pPr>
+              <w:widowControl w:val="0"/>
+              <w:spacing w:line="240" w:lineRule="auto"/>
+              <w:rPr/>
+            </w:pPr>
+            <w:r>
+              <w:rPr>
+                <w:rtl w:val="0"/>
+              </w:rPr>
+              <w:t xml:space="preserve">varchar(20)</w:t>
+            </w:r>
+          </w:p>
+        </w:tc>
+        <w:tc>
+          <w:tcPr>
+            <w:shd w:fill="auto" w:val="clear"/>
+            <w:tcMar>
+              <w:top w:w="100.0" w:type="dxa"/>
+              <w:left w:w="100.0" w:type="dxa"/>
+              <w:bottom w:w="100.0" w:type="dxa"/>
+              <w:right w:w="100.0" w:type="dxa"/>
+            </w:tcMar>
+            <w:vAlign w:val="top"/>
+          </w:tcPr>
+          <w:p>
+            <w:pPr>
+              <w:widowControl w:val="0"/>
+              <w:spacing w:line="240" w:lineRule="auto"/>
+              <w:rPr/>
+            </w:pPr>
+            <w:r>
+              <w:rPr>
+                <w:rtl w:val="0"/>
+              </w:rPr>
+              <w:t xml:space="preserve">NOT NULL</w:t>
+            </w:r>
+          </w:p>
+          <w:p>
+            <w:pPr>
+              <w:widowControl w:val="0"/>
+              <w:spacing w:line="240" w:lineRule="auto"/>
+              <w:rPr/>
+            </w:pPr>
+            <w:r>
+              <w:rPr>
+                <w:rtl w:val="0"/>
+              </w:rPr>
+              <w:t xml:space="preserve">CHECK ( prioridad IN (‘Alta, Media, Baja’)</w:t>
+            </w:r>
+          </w:p>
+        </w:tc>
+      </w:tr>
+      <w:tr>
+        <w:trPr>
+          <w:cantSplit w:val="0"/>
+          <w:trHeight w:val="585" w:hRule="atLeast"/>
+          <w:tblHeader w:val="0"/>
+        </w:trPr>
+        <w:tc>
+          <w:tcPr>
+            <w:shd w:fill="auto" w:val="clear"/>
+            <w:tcMar>
+              <w:top w:w="100.0" w:type="dxa"/>
+              <w:left w:w="100.0" w:type="dxa"/>
+              <w:bottom w:w="100.0" w:type="dxa"/>
+              <w:right w:w="100.0" w:type="dxa"/>
+            </w:tcMar>
+            <w:vAlign w:val="top"/>
+          </w:tcPr>
+          <w:p>
+            <w:pPr>
+              <w:widowControl w:val="0"/>
+              <w:spacing w:line="240" w:lineRule="auto"/>
+              <w:rPr/>
+            </w:pPr>
+            <w:r>
+              <w:rPr>
+                <w:rtl w:val="0"/>
+              </w:rPr>
+              <w:t xml:space="preserve">estado</w:t>
+            </w:r>
+          </w:p>
+        </w:tc>
+        <w:tc>
+          <w:tcPr>
+            <w:shd w:fill="auto" w:val="clear"/>
+            <w:tcMar>
+              <w:top w:w="100.0" w:type="dxa"/>
+              <w:left w:w="100.0" w:type="dxa"/>
+              <w:bottom w:w="100.0" w:type="dxa"/>
+              <w:right w:w="100.0" w:type="dxa"/>
+            </w:tcMar>
+            <w:vAlign w:val="top"/>
+          </w:tcPr>
+          <w:p>
+            <w:pPr>
+              <w:widowControl w:val="0"/>
+              <w:spacing w:line="240" w:lineRule="auto"/>
+              <w:rPr/>
+            </w:pPr>
+            <w:r>
+              <w:rPr>
+                <w:rtl w:val="0"/>
+              </w:rPr>
+              <w:t xml:space="preserve">varchar(20)</w:t>
+            </w:r>
+          </w:p>
+        </w:tc>
+        <w:tc>
+          <w:tcPr>
+            <w:shd w:fill="auto" w:val="clear"/>
+            <w:tcMar>
+              <w:top w:w="100.0" w:type="dxa"/>
+              <w:left w:w="100.0" w:type="dxa"/>
+              <w:bottom w:w="100.0" w:type="dxa"/>
+              <w:right w:w="100.0" w:type="dxa"/>
+            </w:tcMar>
+            <w:vAlign w:val="top"/>
+          </w:tcPr>
+          <w:p>
+            <w:pPr>
+              <w:widowControl w:val="0"/>
+              <w:spacing w:line="240" w:lineRule="auto"/>
+              <w:rPr/>
+            </w:pPr>
+            <w:r>
+              <w:rPr>
+                <w:rtl w:val="0"/>
+              </w:rPr>
+              <w:t xml:space="preserve">NOT NULL</w:t>
+            </w:r>
+          </w:p>
+          <w:p>
+            <w:pPr>
+              <w:rPr/>
+            </w:pPr>
+            <w:r>
+              <w:rPr>
+                <w:rtl w:val="0"/>
+              </w:rPr>
+              <w:t xml:space="preserve">DEFAULT ‘Pendiente’</w:t>
+            </w:r>
+          </w:p>
+          <w:p>
+            <w:pPr>
+              <w:widowControl w:val="0"/>
+              <w:spacing w:line="240" w:lineRule="auto"/>
+              <w:rPr/>
+            </w:pPr>
+            <w:r>
+              <w:rPr>
+                <w:rtl w:val="0"/>
+              </w:rPr>
+              <w:t xml:space="preserve">CHECK (estado IN (</w:t>
+            </w:r>
+          </w:p>
+          <w:p>
+            <w:pPr>
+              <w:rPr/>
+            </w:pPr>
+            <w:r>
+              <w:rPr>
+                <w:rtl w:val="0"/>
+              </w:rPr>
+              <w:t xml:space="preserve">‘Pendiente’, ‘En progreso’, ‘Completada’,  ‘Cancelada’)</w:t>
+            </w:r>
+          </w:p>
+          <w:p>
+            <w:pPr>
+              <w:rPr/>
+            </w:pPr>
+            <w:r>
+              <w:rPr>
+                <w:rtl w:val="0"/>
+              </w:rPr>
+            </w:r>
+          </w:p>
+          <w:p>
+            <w:pPr>
+              <w:widowControl w:val="0"/>
+              <w:spacing w:line="240" w:lineRule="auto"/>
+              <w:rPr/>
+            </w:pPr>
+            <w:r>
+              <w:rPr>
+                <w:rtl w:val="0"/>
+              </w:rPr>
+            </w:r>
+          </w:p>
+        </w:tc>
+      </w:tr>
+      <w:tr>
+        <w:trPr>
+          <w:cantSplit w:val="0"/>
+          <w:trHeight w:val="585" w:hRule="atLeast"/>
+          <w:tblHeader w:val="0"/>
+        </w:trPr>
+        <w:tc>
+          <w:tcPr>
+            <w:shd w:fill="auto" w:val="clear"/>
+            <w:tcMar>
+              <w:top w:w="100.0" w:type="dxa"/>
+              <w:left w:w="100.0" w:type="dxa"/>
+              <w:bottom w:w="100.0" w:type="dxa"/>
+              <w:right w:w="100.0" w:type="dxa"/>
+            </w:tcMar>
+            <w:vAlign w:val="top"/>
+          </w:tcPr>
+          <w:p>
+            <w:pPr>
+              <w:widowControl w:val="0"/>
+              <w:spacing w:line="240" w:lineRule="auto"/>
+              <w:rPr/>
+            </w:pPr>
+            <w:r>
+              <w:rPr>
+                <w:rtl w:val="0"/>
+              </w:rPr>
+              <w:t xml:space="preserve">fecha_limite</w:t>
+            </w:r>
+          </w:p>
+        </w:tc>
+        <w:tc>
+          <w:tcPr>
+            <w:shd w:fill="auto" w:val="clear"/>
+            <w:tcMar>
+              <w:top w:w="100.0" w:type="dxa"/>
+              <w:left w:w="100.0" w:type="dxa"/>
+              <w:bottom w:w="100.0" w:type="dxa"/>
+              <w:right w:w="100.0" w:type="dxa"/>
+            </w:tcMar>
+            <w:vAlign w:val="top"/>
+          </w:tcPr>
+          <w:p>
+            <w:pPr>
+              <w:widowControl w:val="0"/>
+              <w:spacing w:line="240" w:lineRule="auto"/>
+              <w:rPr/>
+            </w:pPr>
+            <w:r>
+              <w:rPr>
+                <w:rtl w:val="0"/>
+              </w:rPr>
+              <w:t xml:space="preserve">timestamp</w:t>
+            </w:r>
+          </w:p>
+        </w:tc>
+        <w:tc>
+          <w:tcPr>
+            <w:shd w:fill="auto" w:val="clear"/>
+            <w:tcMar>
+              <w:top w:w="100.0" w:type="dxa"/>
+              <w:left w:w="100.0" w:type="dxa"/>
+              <w:bottom w:w="100.0" w:type="dxa"/>
+              <w:right w:w="100.0" w:type="dxa"/>
+            </w:tcMar>
+            <w:vAlign w:val="top"/>
+          </w:tcPr>
+          <w:p>
+            <w:pPr>
+              <w:widowControl w:val="0"/>
+              <w:spacing w:line="240" w:lineRule="auto"/>
+              <w:rPr/>
+            </w:pPr>
+            <w:r>
+              <w:rPr>
+                <w:rtl w:val="0"/>
+              </w:rPr>
+              <w:t xml:space="preserve">NOT NULL</w:t>
+            </w:r>
+          </w:p>
+        </w:tc>
+      </w:tr>
+      <w:tr>
+        <w:trPr>
+          <w:cantSplit w:val="0"/>
+          <w:trHeight w:val="585" w:hRule="atLeast"/>
+          <w:tblHeader w:val="0"/>
+        </w:trPr>
+        <w:tc>
+          <w:tcPr>
+            <w:shd w:fill="auto" w:val="clear"/>
+            <w:tcMar>
+              <w:top w:w="100.0" w:type="dxa"/>
+              <w:left w:w="100.0" w:type="dxa"/>
+              <w:bottom w:w="100.0" w:type="dxa"/>
+              <w:right w:w="100.0" w:type="dxa"/>
+            </w:tcMar>
+            <w:vAlign w:val="top"/>
+          </w:tcPr>
+          <w:p>
+            <w:pPr>
+              <w:widowControl w:val="0"/>
+              <w:spacing w:line="240" w:lineRule="auto"/>
+              <w:rPr/>
+            </w:pPr>
+            <w:r>
+              <w:rPr>
+                <w:rtl w:val="0"/>
+              </w:rPr>
+              <w:t xml:space="preserve">id_usuario_responsable</w:t>
+            </w:r>
+          </w:p>
+        </w:tc>
+        <w:tc>
+          <w:tcPr>
+            <w:shd w:fill="auto" w:val="clear"/>
+            <w:tcMar>
+              <w:top w:w="100.0" w:type="dxa"/>
+              <w:left w:w="100.0" w:type="dxa"/>
+              <w:bottom w:w="100.0" w:type="dxa"/>
+              <w:right w:w="100.0" w:type="dxa"/>
+            </w:tcMar>
+            <w:vAlign w:val="top"/>
+          </w:tcPr>
+          <w:p>
+            <w:pPr>
+              <w:widowControl w:val="0"/>
+              <w:spacing w:line="240" w:lineRule="auto"/>
+              <w:rPr/>
+            </w:pPr>
+            <w:r>
+              <w:rPr>
+                <w:rtl w:val="0"/>
+              </w:rPr>
+              <w:t xml:space="preserve">int</w:t>
+            </w:r>
+          </w:p>
+        </w:tc>
+        <w:tc>
+          <w:tcPr>
+            <w:shd w:fill="auto" w:val="clear"/>
+            <w:tcMar>
+              <w:top w:w="100.0" w:type="dxa"/>
+              <w:left w:w="100.0" w:type="dxa"/>
+              <w:bottom w:w="100.0" w:type="dxa"/>
+              <w:right w:w="100.0" w:type="dxa"/>
+            </w:tcMar>
+            <w:vAlign w:val="top"/>
+          </w:tcPr>
+          <w:p>
+            <w:pPr>
+              <w:widowControl w:val="0"/>
+              <w:spacing w:line="240" w:lineRule="auto"/>
+              <w:rPr/>
+            </w:pPr>
+            <w:r>
+              <w:rPr>
+                <w:rtl w:val="0"/>
+              </w:rPr>
+              <w:t xml:space="preserve">NOT NULL</w:t>
+            </w:r>
+          </w:p>
+          <w:p>
+            <w:pPr>
+              <w:widowControl w:val="0"/>
+              <w:spacing w:line="240" w:lineRule="auto"/>
+              <w:rPr/>
+            </w:pPr>
+            <w:r>
+              <w:rPr>
+                <w:rFonts w:ascii="Arial Unicode MS" w:cs="Arial Unicode MS" w:eastAsia="Arial Unicode MS" w:hAnsi="Arial Unicode MS"/>
+                <w:rtl w:val="0"/>
+              </w:rPr>
+              <w:t xml:space="preserve">FK→ usuarios(id_usuario)</w:t>
+            </w:r>
+          </w:p>
+          <w:p>
+            <w:pPr>
+              <w:widowControl w:val="0"/>
+              <w:spacing w:line="240" w:lineRule="auto"/>
+              <w:rPr/>
+            </w:pPr>
+            <w:r>
+              <w:rPr>
+                <w:rtl w:val="0"/>
+              </w:rPr>
+            </w:r>
+          </w:p>
+        </w:tc>
+      </w:tr>
+      <w:tr>
+        <w:trPr>
+          <w:cantSplit w:val="0"/>
+          <w:trHeight w:val="585" w:hRule="atLeast"/>
+          <w:tblHeader w:val="0"/>
+        </w:trPr>
+        <w:tc>
+          <w:tcPr>
+            <w:shd w:fill="auto" w:val="clear"/>
+            <w:tcMar>
+              <w:top w:w="100.0" w:type="dxa"/>
+              <w:left w:w="100.0" w:type="dxa"/>
+              <w:bottom w:w="100.0" w:type="dxa"/>
+              <w:right w:w="100.0" w:type="dxa"/>
+            </w:tcMar>
+            <w:vAlign w:val="top"/>
+          </w:tcPr>
+          <w:p>
+            <w:pPr>
+              <w:widowControl w:val="0"/>
+              <w:spacing w:line="240" w:lineRule="auto"/>
+              <w:rPr/>
+            </w:pPr>
+            <w:r>
+              <w:rPr>
+                <w:rtl w:val="0"/>
+              </w:rPr>
               <w:t xml:space="preserve">id_evento</w:t>
             </w:r>
           </w:p>
@@ -5040,7 +6100,7 @@
     </w:p>
     <w:tbl>
       <w:tblPr>
-        <w:tblStyle w:val="Table5"/>
+        <w:tblStyle w:val="Table7"/>
         <w:tblW w:w="9029.0" w:type="dxa"/>
         <w:jc w:val="left"/>
         <w:tblBorders>
@@ -5280,12 +6340,12 @@
           <wp:inline distB="114300" distT="114300" distL="114300" distR="114300">
             <wp:extent cx="5731200" cy="3987800"/>
             <wp:effectExtent b="0" l="0" r="0" t="0"/>
-            <wp:docPr id="1" name="image6.png"/>
+            <wp:docPr id="1" name="image4.png"/>
             <a:graphic>
               <a:graphicData uri="http://schemas.openxmlformats.org/drawingml/2006/picture">
                 <pic:pic>
                   <pic:nvPicPr>
-                    <pic:cNvPr id="0" name="image6.png"/>
+                    <pic:cNvPr id="0" name="image4.png"/>
                     <pic:cNvPicPr preferRelativeResize="0"/>
                   </pic:nvPicPr>
                   <pic:blipFill>
@@ -5369,12 +6429,12 @@
           <wp:inline distB="114300" distT="114300" distL="114300" distR="114300">
             <wp:extent cx="5731200" cy="4508500"/>
             <wp:effectExtent b="0" l="0" r="0" t="0"/>
-            <wp:docPr id="4" name="image3.png"/>
+            <wp:docPr id="4" name="image2.png"/>
             <a:graphic>
               <a:graphicData uri="http://schemas.openxmlformats.org/drawingml/2006/picture">
                 <pic:pic>
                   <pic:nvPicPr>
-                    <pic:cNvPr id="0" name="image3.png"/>
+                    <pic:cNvPr id="0" name="image2.png"/>
                     <pic:cNvPicPr preferRelativeResize="0"/>
                   </pic:nvPicPr>
                   <pic:blipFill>
@@ -6320,6 +7380,20 @@
     </w:tblPr>
   </w:style>
   <w:style w:type="table" w:styleId="Table5">
+    <w:basedOn w:val="TableNormal"/>
+    <w:tblPr>
+      <w:tblStyleRowBandSize w:val="1"/>
+      <w:tblStyleColBandSize w:val="1"/>
+    </w:tblPr>
+  </w:style>
+  <w:style w:type="table" w:styleId="Table6">
+    <w:basedOn w:val="TableNormal"/>
+    <w:tblPr>
+      <w:tblStyleRowBandSize w:val="1"/>
+      <w:tblStyleColBandSize w:val="1"/>
+    </w:tblPr>
+  </w:style>
+  <w:style w:type="table" w:styleId="Table7">
     <w:basedOn w:val="TableNormal"/>
     <w:tblPr>
       <w:tblStyleRowBandSize w:val="1"/>

--- a/Docs/Proyecto 1 Documentación (2).docx
+++ b/Docs/Proyecto 1 Documentación (2).docx
@@ -25,12 +25,12 @@
             <wp:extent cx="3633788" cy="1909028"/>
             <wp:effectExtent b="0" l="0" r="0" t="0"/>
             <wp:wrapSquare wrapText="bothSides" distB="114300" distT="114300" distL="114300" distR="114300"/>
-            <wp:docPr id="3" name="image1.png"/>
+            <wp:docPr id="3" name="image2.png"/>
             <a:graphic>
               <a:graphicData uri="http://schemas.openxmlformats.org/drawingml/2006/picture">
                 <pic:pic>
                   <pic:nvPicPr>
-                    <pic:cNvPr id="0" name="image1.png"/>
+                    <pic:cNvPr id="0" name="image2.png"/>
                     <pic:cNvPicPr preferRelativeResize="0"/>
                   </pic:nvPicPr>
                   <pic:blipFill>
@@ -777,12 +777,12 @@
             <wp:extent cx="6586538" cy="4577949"/>
             <wp:effectExtent b="0" l="0" r="0" t="0"/>
             <wp:wrapSquare wrapText="bothSides" distB="114300" distT="114300" distL="114300" distR="114300"/>
-            <wp:docPr id="6" name="image3.png"/>
+            <wp:docPr id="6" name="image4.png"/>
             <a:graphic>
               <a:graphicData uri="http://schemas.openxmlformats.org/drawingml/2006/picture">
                 <pic:pic>
                   <pic:nvPicPr>
-                    <pic:cNvPr id="0" name="image3.png"/>
+                    <pic:cNvPr id="0" name="image4.png"/>
                     <pic:cNvPicPr preferRelativeResize="0"/>
                   </pic:nvPicPr>
                   <pic:blipFill>
@@ -3235,12 +3235,12 @@
           <wp:inline distB="114300" distT="114300" distL="114300" distR="114300">
             <wp:extent cx="5731200" cy="5283200"/>
             <wp:effectExtent b="0" l="0" r="0" t="0"/>
-            <wp:docPr id="8" name="image7.png"/>
+            <wp:docPr id="8" name="image6.png"/>
             <a:graphic>
               <a:graphicData uri="http://schemas.openxmlformats.org/drawingml/2006/picture">
                 <pic:pic>
                   <pic:nvPicPr>
-                    <pic:cNvPr id="0" name="image7.png"/>
+                    <pic:cNvPr id="0" name="image6.png"/>
                     <pic:cNvPicPr preferRelativeResize="0"/>
                   </pic:nvPicPr>
                   <pic:blipFill>
@@ -3301,12 +3301,12 @@
           <wp:inline distB="114300" distT="114300" distL="114300" distR="114300">
             <wp:extent cx="5731200" cy="5562600"/>
             <wp:effectExtent b="0" l="0" r="0" t="0"/>
-            <wp:docPr id="2" name="image5.png"/>
+            <wp:docPr id="2" name="image3.png"/>
             <a:graphic>
               <a:graphicData uri="http://schemas.openxmlformats.org/drawingml/2006/picture">
                 <pic:pic>
                   <pic:nvPicPr>
-                    <pic:cNvPr id="0" name="image5.png"/>
+                    <pic:cNvPr id="0" name="image3.png"/>
                     <pic:cNvPicPr preferRelativeResize="0"/>
                   </pic:nvPicPr>
                   <pic:blipFill>
@@ -4720,6 +4720,292 @@
     </w:p>
     <w:p>
       <w:pPr>
+        <w:rPr/>
+      </w:pPr>
+      <w:r>
+        <w:rPr>
+          <w:rtl w:val="0"/>
+        </w:rPr>
+      </w:r>
+    </w:p>
+    <w:p>
+      <w:pPr>
+        <w:rPr/>
+      </w:pPr>
+      <w:r>
+        <w:rPr>
+          <w:rtl w:val="0"/>
+        </w:rPr>
+      </w:r>
+    </w:p>
+    <w:p>
+      <w:pPr>
+        <w:rPr/>
+      </w:pPr>
+      <w:r>
+        <w:rPr>
+          <w:rtl w:val="0"/>
+        </w:rPr>
+      </w:r>
+    </w:p>
+    <w:p>
+      <w:pPr>
+        <w:rPr/>
+      </w:pPr>
+      <w:r>
+        <w:rPr>
+          <w:rtl w:val="0"/>
+        </w:rPr>
+      </w:r>
+    </w:p>
+    <w:p>
+      <w:pPr>
+        <w:rPr/>
+      </w:pPr>
+      <w:r>
+        <w:rPr>
+          <w:rtl w:val="0"/>
+        </w:rPr>
+      </w:r>
+    </w:p>
+    <w:p>
+      <w:pPr>
+        <w:rPr/>
+      </w:pPr>
+      <w:r>
+        <w:rPr>
+          <w:rtl w:val="0"/>
+        </w:rPr>
+      </w:r>
+    </w:p>
+    <w:p>
+      <w:pPr>
+        <w:rPr/>
+      </w:pPr>
+      <w:r>
+        <w:rPr>
+          <w:rtl w:val="0"/>
+        </w:rPr>
+      </w:r>
+    </w:p>
+    <w:p>
+      <w:pPr>
+        <w:rPr/>
+      </w:pPr>
+      <w:r>
+        <w:rPr>
+          <w:rtl w:val="0"/>
+        </w:rPr>
+        <w:t xml:space="preserve">Vistas y abstracciones para la lógica de negocio</w:t>
+      </w:r>
+    </w:p>
+    <w:tbl>
+      <w:tblPr>
+        <w:tblStyle w:val="Table6"/>
+        <w:tblW w:w="9029.0" w:type="dxa"/>
+        <w:jc w:val="left"/>
+        <w:tblBorders>
+          <w:top w:color="000000" w:space="0" w:sz="8" w:val="single"/>
+          <w:left w:color="000000" w:space="0" w:sz="8" w:val="single"/>
+          <w:bottom w:color="000000" w:space="0" w:sz="8" w:val="single"/>
+          <w:right w:color="000000" w:space="0" w:sz="8" w:val="single"/>
+          <w:insideH w:color="000000" w:space="0" w:sz="8" w:val="single"/>
+          <w:insideV w:color="000000" w:space="0" w:sz="8" w:val="single"/>
+        </w:tblBorders>
+        <w:tblLayout w:type="fixed"/>
+        <w:tblLook w:val="0600"/>
+      </w:tblPr>
+      <w:tblGrid>
+        <w:gridCol w:w="4514.5"/>
+        <w:gridCol w:w="4514.5"/>
+        <w:tblGridChange w:id="0">
+          <w:tblGrid>
+            <w:gridCol w:w="4514.5"/>
+            <w:gridCol w:w="4514.5"/>
+          </w:tblGrid>
+        </w:tblGridChange>
+      </w:tblGrid>
+      <w:tr>
+        <w:trPr>
+          <w:cantSplit w:val="0"/>
+          <w:trHeight w:val="447.978515625" w:hRule="atLeast"/>
+          <w:tblHeader w:val="0"/>
+        </w:trPr>
+        <w:tc>
+          <w:tcPr>
+            <w:shd w:fill="auto" w:val="clear"/>
+            <w:tcMar>
+              <w:top w:w="100.0" w:type="dxa"/>
+              <w:left w:w="100.0" w:type="dxa"/>
+              <w:bottom w:w="100.0" w:type="dxa"/>
+              <w:right w:w="100.0" w:type="dxa"/>
+            </w:tcMar>
+            <w:vAlign w:val="top"/>
+          </w:tcPr>
+          <w:p>
+            <w:pPr>
+              <w:widowControl w:val="0"/>
+              <w:spacing w:line="240" w:lineRule="auto"/>
+              <w:rPr/>
+            </w:pPr>
+            <w:r>
+              <w:rPr>
+                <w:rtl w:val="0"/>
+              </w:rPr>
+              <w:t xml:space="preserve">Componente</w:t>
+            </w:r>
+          </w:p>
+        </w:tc>
+        <w:tc>
+          <w:tcPr>
+            <w:shd w:fill="auto" w:val="clear"/>
+            <w:tcMar>
+              <w:top w:w="100.0" w:type="dxa"/>
+              <w:left w:w="100.0" w:type="dxa"/>
+              <w:bottom w:w="100.0" w:type="dxa"/>
+              <w:right w:w="100.0" w:type="dxa"/>
+            </w:tcMar>
+            <w:vAlign w:val="top"/>
+          </w:tcPr>
+          <w:p>
+            <w:pPr>
+              <w:widowControl w:val="0"/>
+              <w:spacing w:line="240" w:lineRule="auto"/>
+              <w:rPr/>
+            </w:pPr>
+            <w:r>
+              <w:rPr>
+                <w:rtl w:val="0"/>
+              </w:rPr>
+              <w:t xml:space="preserve">Detalles de la especificación</w:t>
+            </w:r>
+          </w:p>
+        </w:tc>
+      </w:tr>
+      <w:tr>
+        <w:trPr>
+          <w:cantSplit w:val="0"/>
+          <w:trHeight w:val="1916.6722379898201" w:hRule="atLeast"/>
+          <w:tblHeader w:val="0"/>
+        </w:trPr>
+        <w:tc>
+          <w:tcPr>
+            <w:shd w:fill="auto" w:val="clear"/>
+            <w:tcMar>
+              <w:top w:w="100.0" w:type="dxa"/>
+              <w:left w:w="100.0" w:type="dxa"/>
+              <w:bottom w:w="100.0" w:type="dxa"/>
+              <w:right w:w="100.0" w:type="dxa"/>
+            </w:tcMar>
+            <w:vAlign w:val="top"/>
+          </w:tcPr>
+          <w:p>
+            <w:pPr>
+              <w:widowControl w:val="0"/>
+              <w:spacing w:line="240" w:lineRule="auto"/>
+              <w:rPr/>
+            </w:pPr>
+            <w:r>
+              <w:rPr>
+                <w:rtl w:val="0"/>
+              </w:rPr>
+              <w:t xml:space="preserve">Detección de traslapes entre eventos y disponibilidad (RF-12)</w:t>
+            </w:r>
+          </w:p>
+        </w:tc>
+        <w:tc>
+          <w:tcPr>
+            <w:shd w:fill="auto" w:val="clear"/>
+            <w:tcMar>
+              <w:top w:w="100.0" w:type="dxa"/>
+              <w:left w:w="100.0" w:type="dxa"/>
+              <w:bottom w:w="100.0" w:type="dxa"/>
+              <w:right w:w="100.0" w:type="dxa"/>
+            </w:tcMar>
+            <w:vAlign w:val="top"/>
+          </w:tcPr>
+          <w:p>
+            <w:pPr>
+              <w:widowControl w:val="0"/>
+              <w:spacing w:line="240" w:lineRule="auto"/>
+              <w:rPr/>
+            </w:pPr>
+            <w:r>
+              <w:rPr>
+                <w:rtl w:val="0"/>
+              </w:rPr>
+              <w:t xml:space="preserve">Mediante JOINs, SELECTs, WHEREs, NOT IN, se estableció un query donde busca a los usuarios que están disponibles en una franja de tiempo consultada por el cliente y que se cumpla que: NO sean propietarios con un evento que choque con esa franja ni que sean invitados(que su estado en la tabla participaciones sea ‘aceptado’) con esa misma franja de tiempo.</w:t>
+            </w:r>
+          </w:p>
+          <w:p>
+            <w:pPr>
+              <w:widowControl w:val="0"/>
+              <w:spacing w:line="240" w:lineRule="auto"/>
+              <w:rPr/>
+            </w:pPr>
+            <w:r>
+              <w:rPr>
+                <w:rtl w:val="0"/>
+              </w:rPr>
+            </w:r>
+          </w:p>
+          <w:p>
+            <w:pPr>
+              <w:widowControl w:val="0"/>
+              <w:spacing w:line="240" w:lineRule="auto"/>
+              <w:rPr/>
+            </w:pPr>
+            <w:r>
+              <w:rPr>
+                <w:rtl w:val="0"/>
+              </w:rPr>
+              <w:t xml:space="preserve">*Nota: este código NO es una consulta precompilada, es una consulta parametrizada.</w:t>
+            </w:r>
+          </w:p>
+          <w:p>
+            <w:pPr>
+              <w:widowControl w:val="0"/>
+              <w:spacing w:line="240" w:lineRule="auto"/>
+              <w:rPr/>
+            </w:pPr>
+            <w:r>
+              <w:rPr>
+                <w:rtl w:val="0"/>
+              </w:rPr>
+              <w:t xml:space="preserve">Por eso se implementó completamente en la interfaz GUI en Python. Como cada consulta es diferente (Luis puede preguntar quien esta libre el martes a las 8:00 AM y Ángel puede preguntar quien esta libre a las 9:00 AM), se necesita que Python mande la consulta con los valores que el cliente escogió preguntar en ese momento. </w:t>
+            </w:r>
+          </w:p>
+        </w:tc>
+      </w:tr>
+    </w:tbl>
+    <w:p>
+      <w:pPr>
+        <w:keepNext w:val="0"/>
+        <w:keepLines w:val="0"/>
+        <w:pageBreakBefore w:val="0"/>
+        <w:widowControl w:val="0"/>
+        <w:pBdr>
+          <w:top w:space="0" w:sz="0" w:val="nil"/>
+          <w:left w:space="0" w:sz="0" w:val="nil"/>
+          <w:bottom w:space="0" w:sz="0" w:val="nil"/>
+          <w:right w:space="0" w:sz="0" w:val="nil"/>
+          <w:between w:space="0" w:sz="0" w:val="nil"/>
+        </w:pBdr>
+        <w:shd w:fill="auto" w:val="clear"/>
+        <w:spacing w:after="0" w:before="0" w:line="276" w:lineRule="auto"/>
+        <w:ind w:left="0" w:right="0" w:firstLine="0"/>
+        <w:jc w:val="left"/>
+        <w:rPr/>
+      </w:pPr>
+      <w:r>
+        <w:rPr>
+          <w:rtl w:val="0"/>
+        </w:rPr>
+        <w:t xml:space="preserve"> </w:t>
+      </w:r>
+    </w:p>
+    <w:p>
+      <w:pPr>
         <w:keepNext w:val="0"/>
         <w:keepLines w:val="0"/>
         <w:pageBreakBefore w:val="0"/>
@@ -4758,9 +5044,23 @@
         </w:pBdr>
         <w:shd w:fill="auto" w:val="clear"/>
         <w:spacing w:after="0" w:before="0" w:line="276" w:lineRule="auto"/>
-        <w:ind w:left="720" w:right="0" w:firstLine="0"/>
+        <w:ind w:left="0" w:right="0" w:firstLine="0"/>
         <w:jc w:val="left"/>
         <w:rPr/>
+      </w:pPr>
+      <w:r>
+        <w:rPr>
+          <w:rtl w:val="0"/>
+        </w:rPr>
+      </w:r>
+    </w:p>
+    <w:p>
+      <w:pPr>
+        <w:ind w:left="0" w:firstLine="0"/>
+        <w:rPr>
+          <w:b w:val="1"/>
+          <w:bCs w:val="1"/>
+        </w:rPr>
       </w:pPr>
       <w:r>
         <w:rPr>
@@ -4795,20 +5095,6 @@
     </w:p>
     <w:p>
       <w:pPr>
-        <w:ind w:left="0" w:firstLine="0"/>
-        <w:rPr>
-          <w:b w:val="1"/>
-          <w:bCs w:val="1"/>
-        </w:rPr>
-      </w:pPr>
-      <w:r>
-        <w:rPr>
-          <w:rtl w:val="0"/>
-        </w:rPr>
-      </w:r>
-    </w:p>
-    <w:p>
-      <w:pPr>
         <w:keepNext w:val="0"/>
         <w:keepLines w:val="0"/>
         <w:pageBreakBefore w:val="0"/>
@@ -4834,31 +5120,6 @@
     </w:p>
     <w:p>
       <w:pPr>
-        <w:keepNext w:val="0"/>
-        <w:keepLines w:val="0"/>
-        <w:pageBreakBefore w:val="0"/>
-        <w:widowControl w:val="0"/>
-        <w:pBdr>
-          <w:top w:space="0" w:sz="0" w:val="nil"/>
-          <w:left w:space="0" w:sz="0" w:val="nil"/>
-          <w:bottom w:space="0" w:sz="0" w:val="nil"/>
-          <w:right w:space="0" w:sz="0" w:val="nil"/>
-          <w:between w:space="0" w:sz="0" w:val="nil"/>
-        </w:pBdr>
-        <w:shd w:fill="auto" w:val="clear"/>
-        <w:spacing w:after="0" w:before="0" w:line="276" w:lineRule="auto"/>
-        <w:ind w:left="0" w:right="0" w:firstLine="0"/>
-        <w:jc w:val="left"/>
-        <w:rPr/>
-      </w:pPr>
-      <w:r>
-        <w:rPr>
-          <w:rtl w:val="0"/>
-        </w:rPr>
-      </w:r>
-    </w:p>
-    <w:p>
-      <w:pPr>
         <w:spacing w:after="240" w:before="240" w:lineRule="auto"/>
         <w:ind w:left="0" w:firstLine="0"/>
         <w:rPr/>
@@ -4934,12 +5195,12 @@
             <wp:extent cx="6921221" cy="4426362"/>
             <wp:effectExtent b="0" l="0" r="0" t="0"/>
             <wp:wrapSquare wrapText="bothSides" distB="114300" distT="114300" distL="114300" distR="114300"/>
-            <wp:docPr id="7" name="image6.png"/>
+            <wp:docPr id="7" name="image5.png"/>
             <a:graphic>
               <a:graphicData uri="http://schemas.openxmlformats.org/drawingml/2006/picture">
                 <pic:pic>
                   <pic:nvPicPr>
-                    <pic:cNvPr id="0" name="image6.png"/>
+                    <pic:cNvPr id="0" name="image5.png"/>
                     <pic:cNvPicPr preferRelativeResize="0"/>
                   </pic:nvPicPr>
                   <pic:blipFill>
@@ -5131,7 +5392,7 @@
     </w:p>
     <w:tbl>
       <w:tblPr>
-        <w:tblStyle w:val="Table6"/>
+        <w:tblStyle w:val="Table7"/>
         <w:tblW w:w="9029.0" w:type="dxa"/>
         <w:jc w:val="left"/>
         <w:tblBorders>
@@ -6100,7 +6361,7 @@
     </w:p>
     <w:tbl>
       <w:tblPr>
-        <w:tblStyle w:val="Table7"/>
+        <w:tblStyle w:val="Table8"/>
         <w:tblW w:w="9029.0" w:type="dxa"/>
         <w:jc w:val="left"/>
         <w:tblBorders>
@@ -6340,12 +6601,12 @@
           <wp:inline distB="114300" distT="114300" distL="114300" distR="114300">
             <wp:extent cx="5731200" cy="3987800"/>
             <wp:effectExtent b="0" l="0" r="0" t="0"/>
-            <wp:docPr id="1" name="image4.png"/>
+            <wp:docPr id="1" name="image7.png"/>
             <a:graphic>
               <a:graphicData uri="http://schemas.openxmlformats.org/drawingml/2006/picture">
                 <pic:pic>
                   <pic:nvPicPr>
-                    <pic:cNvPr id="0" name="image4.png"/>
+                    <pic:cNvPr id="0" name="image7.png"/>
                     <pic:cNvPicPr preferRelativeResize="0"/>
                   </pic:nvPicPr>
                   <pic:blipFill>
@@ -6429,12 +6690,12 @@
           <wp:inline distB="114300" distT="114300" distL="114300" distR="114300">
             <wp:extent cx="5731200" cy="4508500"/>
             <wp:effectExtent b="0" l="0" r="0" t="0"/>
-            <wp:docPr id="4" name="image2.png"/>
+            <wp:docPr id="4" name="image1.png"/>
             <a:graphic>
               <a:graphicData uri="http://schemas.openxmlformats.org/drawingml/2006/picture">
                 <pic:pic>
                   <pic:nvPicPr>
-                    <pic:cNvPr id="0" name="image2.png"/>
+                    <pic:cNvPr id="0" name="image1.png"/>
                     <pic:cNvPicPr preferRelativeResize="0"/>
                   </pic:nvPicPr>
                   <pic:blipFill>
@@ -7394,6 +7655,13 @@
     </w:tblPr>
   </w:style>
   <w:style w:type="table" w:styleId="Table7">
+    <w:basedOn w:val="TableNormal"/>
+    <w:tblPr>
+      <w:tblStyleRowBandSize w:val="1"/>
+      <w:tblStyleColBandSize w:val="1"/>
+    </w:tblPr>
+  </w:style>
+  <w:style w:type="table" w:styleId="Table8">
     <w:basedOn w:val="TableNormal"/>
     <w:tblPr>
       <w:tblStyleRowBandSize w:val="1"/>
